--- a/docs/manuals-docx/12-tester-manual-overview.docx
+++ b/docs/manuals-docx/12-tester-manual-overview.docx
@@ -179,12 +179,12 @@
         <w:rPr>
           <w:rFonts w:ascii="Sarabun" w:hAnsi="Sarabun" w:cs="Sarabun" w:eastAsia="Sarabun"/>
           <w:color w:val="192768"/>
-          <w:sz w:val="44"/>
-          <w:szCs w:val="44"/>
+          <w:sz w:val="36"/>
+          <w:szCs w:val="36"/>
           <w:b w:val="1"/>
           <w:bCs w:val="1"/>
-          <w:sz w:val="44"/>
-          <w:szCs w:val="44"/>
+          <w:sz w:val="36"/>
+          <w:szCs w:val="36"/>
           <w:b w:val="1"/>
           <w:bCs w:val="1"/>
         </w:rPr>
@@ -200,8 +200,8 @@
         <w:rPr>
           <w:rFonts w:ascii="DejaVu Sans" w:hAnsi="DejaVu Sans" w:cs="DejaVu Sans" w:eastAsia="DejaVu Sans"/>
           <w:color w:val="E5775A"/>
-          <w:sz w:val="28"/>
-          <w:szCs w:val="28"/>
+          <w:sz w:val="22"/>
+          <w:szCs w:val="22"/>
         </w:rPr>
         <w:t>▸</w:t>
       </w:r>
@@ -209,8 +209,8 @@
         <w:rPr>
           <w:rFonts w:ascii="Sarabun" w:hAnsi="Sarabun" w:cs="Sarabun" w:eastAsia="Sarabun"/>
           <w:color w:val="E5775A"/>
-          <w:sz w:val="28"/>
-          <w:szCs w:val="28"/>
+          <w:sz w:val="22"/>
+          <w:szCs w:val="22"/>
         </w:rPr>
         <w:t xml:space="preserve">  </w:t>
       </w:r>
@@ -218,8 +218,8 @@
         <w:rPr>
           <w:rFonts w:ascii="Sarabun" w:hAnsi="Sarabun" w:cs="Sarabun" w:eastAsia="Sarabun"/>
           <w:color w:val="1A1E33"/>
-          <w:sz w:val="28"/>
-          <w:szCs w:val="28"/>
+          <w:sz w:val="22"/>
+          <w:szCs w:val="22"/>
         </w:rPr>
         <w:t>1. ระบบนี้คืออะไร</w:t>
       </w:r>
@@ -233,8 +233,8 @@
         <w:rPr>
           <w:rFonts w:ascii="DejaVu Sans" w:hAnsi="DejaVu Sans" w:cs="DejaVu Sans" w:eastAsia="DejaVu Sans"/>
           <w:color w:val="E5775A"/>
-          <w:sz w:val="28"/>
-          <w:szCs w:val="28"/>
+          <w:sz w:val="22"/>
+          <w:szCs w:val="22"/>
         </w:rPr>
         <w:t>▸</w:t>
       </w:r>
@@ -242,8 +242,8 @@
         <w:rPr>
           <w:rFonts w:ascii="Sarabun" w:hAnsi="Sarabun" w:cs="Sarabun" w:eastAsia="Sarabun"/>
           <w:color w:val="E5775A"/>
-          <w:sz w:val="28"/>
-          <w:szCs w:val="28"/>
+          <w:sz w:val="22"/>
+          <w:szCs w:val="22"/>
         </w:rPr>
         <w:t xml:space="preserve">  </w:t>
       </w:r>
@@ -251,8 +251,8 @@
         <w:rPr>
           <w:rFonts w:ascii="Sarabun" w:hAnsi="Sarabun" w:cs="Sarabun" w:eastAsia="Sarabun"/>
           <w:color w:val="1A1E33"/>
-          <w:sz w:val="28"/>
-          <w:szCs w:val="28"/>
+          <w:sz w:val="22"/>
+          <w:szCs w:val="22"/>
         </w:rPr>
         <w:t>2. ก่อนเริ่มทดสอบ ต้องเตรียมอะไร</w:t>
       </w:r>
@@ -266,8 +266,8 @@
         <w:rPr>
           <w:rFonts w:ascii="DejaVu Sans" w:hAnsi="DejaVu Sans" w:cs="DejaVu Sans" w:eastAsia="DejaVu Sans"/>
           <w:color w:val="E5775A"/>
-          <w:sz w:val="28"/>
-          <w:szCs w:val="28"/>
+          <w:sz w:val="22"/>
+          <w:szCs w:val="22"/>
         </w:rPr>
         <w:t>▸</w:t>
       </w:r>
@@ -275,8 +275,8 @@
         <w:rPr>
           <w:rFonts w:ascii="Sarabun" w:hAnsi="Sarabun" w:cs="Sarabun" w:eastAsia="Sarabun"/>
           <w:color w:val="E5775A"/>
-          <w:sz w:val="28"/>
-          <w:szCs w:val="28"/>
+          <w:sz w:val="22"/>
+          <w:szCs w:val="22"/>
         </w:rPr>
         <w:t xml:space="preserve">  </w:t>
       </w:r>
@@ -284,8 +284,8 @@
         <w:rPr>
           <w:rFonts w:ascii="Sarabun" w:hAnsi="Sarabun" w:cs="Sarabun" w:eastAsia="Sarabun"/>
           <w:color w:val="1A1E33"/>
-          <w:sz w:val="28"/>
-          <w:szCs w:val="28"/>
+          <w:sz w:val="22"/>
+          <w:szCs w:val="22"/>
         </w:rPr>
         <w:t>3. วิธีเข้าสู่ระบบ</w:t>
       </w:r>
@@ -299,8 +299,8 @@
         <w:rPr>
           <w:rFonts w:ascii="DejaVu Sans" w:hAnsi="DejaVu Sans" w:cs="DejaVu Sans" w:eastAsia="DejaVu Sans"/>
           <w:color w:val="E5775A"/>
-          <w:sz w:val="28"/>
-          <w:szCs w:val="28"/>
+          <w:sz w:val="22"/>
+          <w:szCs w:val="22"/>
         </w:rPr>
         <w:t>▸</w:t>
       </w:r>
@@ -308,8 +308,8 @@
         <w:rPr>
           <w:rFonts w:ascii="Sarabun" w:hAnsi="Sarabun" w:cs="Sarabun" w:eastAsia="Sarabun"/>
           <w:color w:val="E5775A"/>
-          <w:sz w:val="28"/>
-          <w:szCs w:val="28"/>
+          <w:sz w:val="22"/>
+          <w:szCs w:val="22"/>
         </w:rPr>
         <w:t xml:space="preserve">  </w:t>
       </w:r>
@@ -317,8 +317,8 @@
         <w:rPr>
           <w:rFonts w:ascii="Sarabun" w:hAnsi="Sarabun" w:cs="Sarabun" w:eastAsia="Sarabun"/>
           <w:color w:val="1A1E33"/>
-          <w:sz w:val="28"/>
-          <w:szCs w:val="28"/>
+          <w:sz w:val="22"/>
+          <w:szCs w:val="22"/>
         </w:rPr>
         <w:t>4. เรื่องอีเมลและรหัส OTP บนเครื่องทดสอบ</w:t>
       </w:r>
@@ -332,8 +332,8 @@
         <w:rPr>
           <w:rFonts w:ascii="DejaVu Sans" w:hAnsi="DejaVu Sans" w:cs="DejaVu Sans" w:eastAsia="DejaVu Sans"/>
           <w:color w:val="E5775A"/>
-          <w:sz w:val="28"/>
-          <w:szCs w:val="28"/>
+          <w:sz w:val="22"/>
+          <w:szCs w:val="22"/>
         </w:rPr>
         <w:t>▸</w:t>
       </w:r>
@@ -341,8 +341,8 @@
         <w:rPr>
           <w:rFonts w:ascii="Sarabun" w:hAnsi="Sarabun" w:cs="Sarabun" w:eastAsia="Sarabun"/>
           <w:color w:val="E5775A"/>
-          <w:sz w:val="28"/>
-          <w:szCs w:val="28"/>
+          <w:sz w:val="22"/>
+          <w:szCs w:val="22"/>
         </w:rPr>
         <w:t xml:space="preserve">  </w:t>
       </w:r>
@@ -350,8 +350,8 @@
         <w:rPr>
           <w:rFonts w:ascii="Sarabun" w:hAnsi="Sarabun" w:cs="Sarabun" w:eastAsia="Sarabun"/>
           <w:color w:val="1A1E33"/>
-          <w:sz w:val="28"/>
-          <w:szCs w:val="28"/>
+          <w:sz w:val="22"/>
+          <w:szCs w:val="22"/>
         </w:rPr>
         <w:t>5. การแจ้งเตือนในระบบ</w:t>
       </w:r>
@@ -365,8 +365,8 @@
         <w:rPr>
           <w:rFonts w:ascii="DejaVu Sans" w:hAnsi="DejaVu Sans" w:cs="DejaVu Sans" w:eastAsia="DejaVu Sans"/>
           <w:color w:val="E5775A"/>
-          <w:sz w:val="28"/>
-          <w:szCs w:val="28"/>
+          <w:sz w:val="22"/>
+          <w:szCs w:val="22"/>
         </w:rPr>
         <w:t>▸</w:t>
       </w:r>
@@ -374,8 +374,8 @@
         <w:rPr>
           <w:rFonts w:ascii="Sarabun" w:hAnsi="Sarabun" w:cs="Sarabun" w:eastAsia="Sarabun"/>
           <w:color w:val="E5775A"/>
-          <w:sz w:val="28"/>
-          <w:szCs w:val="28"/>
+          <w:sz w:val="22"/>
+          <w:szCs w:val="22"/>
         </w:rPr>
         <w:t xml:space="preserve">  </w:t>
       </w:r>
@@ -383,8 +383,8 @@
         <w:rPr>
           <w:rFonts w:ascii="Sarabun" w:hAnsi="Sarabun" w:cs="Sarabun" w:eastAsia="Sarabun"/>
           <w:color w:val="1A1E33"/>
-          <w:sz w:val="28"/>
-          <w:szCs w:val="28"/>
+          <w:sz w:val="22"/>
+          <w:szCs w:val="22"/>
         </w:rPr>
         <w:t>6. สิ่งที่ควรรู้ก่อนกรอกแบบฟอร์มทุกชนิด</w:t>
       </w:r>
@@ -398,8 +398,8 @@
         <w:rPr>
           <w:rFonts w:ascii="DejaVu Sans" w:hAnsi="DejaVu Sans" w:cs="DejaVu Sans" w:eastAsia="DejaVu Sans"/>
           <w:color w:val="E5775A"/>
-          <w:sz w:val="28"/>
-          <w:szCs w:val="28"/>
+          <w:sz w:val="22"/>
+          <w:szCs w:val="22"/>
         </w:rPr>
         <w:t>▸</w:t>
       </w:r>
@@ -407,8 +407,8 @@
         <w:rPr>
           <w:rFonts w:ascii="Sarabun" w:hAnsi="Sarabun" w:cs="Sarabun" w:eastAsia="Sarabun"/>
           <w:color w:val="E5775A"/>
-          <w:sz w:val="28"/>
-          <w:szCs w:val="28"/>
+          <w:sz w:val="22"/>
+          <w:szCs w:val="22"/>
         </w:rPr>
         <w:t xml:space="preserve">  </w:t>
       </w:r>
@@ -416,8 +416,8 @@
         <w:rPr>
           <w:rFonts w:ascii="Sarabun" w:hAnsi="Sarabun" w:cs="Sarabun" w:eastAsia="Sarabun"/>
           <w:color w:val="1A1E33"/>
-          <w:sz w:val="28"/>
-          <w:szCs w:val="28"/>
+          <w:sz w:val="22"/>
+          <w:szCs w:val="22"/>
         </w:rPr>
         <w:t>7. ปัญหาที่พบบ่อย</w:t>
       </w:r>
@@ -431,8 +431,8 @@
         <w:rPr>
           <w:rFonts w:ascii="DejaVu Sans" w:hAnsi="DejaVu Sans" w:cs="DejaVu Sans" w:eastAsia="DejaVu Sans"/>
           <w:color w:val="E5775A"/>
-          <w:sz w:val="28"/>
-          <w:szCs w:val="28"/>
+          <w:sz w:val="22"/>
+          <w:szCs w:val="22"/>
         </w:rPr>
         <w:t>▸</w:t>
       </w:r>
@@ -440,8 +440,8 @@
         <w:rPr>
           <w:rFonts w:ascii="Sarabun" w:hAnsi="Sarabun" w:cs="Sarabun" w:eastAsia="Sarabun"/>
           <w:color w:val="E5775A"/>
-          <w:sz w:val="28"/>
-          <w:szCs w:val="28"/>
+          <w:sz w:val="22"/>
+          <w:szCs w:val="22"/>
         </w:rPr>
         <w:t xml:space="preserve">  </w:t>
       </w:r>
@@ -449,8 +449,8 @@
         <w:rPr>
           <w:rFonts w:ascii="Sarabun" w:hAnsi="Sarabun" w:cs="Sarabun" w:eastAsia="Sarabun"/>
           <w:color w:val="1A1E33"/>
-          <w:sz w:val="28"/>
-          <w:szCs w:val="28"/>
+          <w:sz w:val="22"/>
+          <w:szCs w:val="22"/>
         </w:rPr>
         <w:t>8. สิ่งที่เฟสนี้ยังไม่ได้ทำ (ไม่ใช่ข้อผิดพลาด)</w:t>
       </w:r>
@@ -463,14 +463,14 @@
     <w:p>
       <w:pPr>
         <w:spacing w:before="0" w:after="160" w:lineRule="auto" w:line="348"/>
-        <w:jc w:val="left"/>
+        <w:jc w:val="both"/>
       </w:pPr>
       <w:r>
         <w:rPr>
           <w:rFonts w:ascii="Sarabun" w:hAnsi="Sarabun" w:cs="Sarabun" w:eastAsia="Sarabun"/>
           <w:color w:val="1A1E33"/>
-          <w:sz w:val="28"/>
-          <w:szCs w:val="28"/>
+          <w:sz w:val="22"/>
+          <w:szCs w:val="22"/>
         </w:rPr>
         <w:t xml:space="preserve">คู่มือชุดนี้ทำไว้ให้ </w:t>
       </w:r>
@@ -478,8 +478,8 @@
         <w:rPr>
           <w:rFonts w:ascii="Sarabun" w:hAnsi="Sarabun" w:cs="Sarabun" w:eastAsia="Sarabun"/>
           <w:color w:val="1A1E33"/>
-          <w:sz w:val="28"/>
-          <w:szCs w:val="28"/>
+          <w:sz w:val="22"/>
+          <w:szCs w:val="22"/>
           <w:b w:val="1"/>
           <w:bCs w:val="1"/>
         </w:rPr>
@@ -489,8 +489,8 @@
         <w:rPr>
           <w:rFonts w:ascii="Sarabun" w:hAnsi="Sarabun" w:cs="Sarabun" w:eastAsia="Sarabun"/>
           <w:color w:val="1A1E33"/>
-          <w:sz w:val="28"/>
-          <w:szCs w:val="28"/>
+          <w:sz w:val="22"/>
+          <w:szCs w:val="22"/>
         </w:rPr>
         <w:t xml:space="preserve"> ที่ยังไม่เคยเห็น Government Datahub Platform มาก่อน ไม่ต้องมีพื้นฐานทางเทคนิค อ่านแล้วทำตามทีละข้อได้เลย ภาพหน้าจอทุกภาพถ่ายมาจากระบบจริง ไม่ได้วาดขึ้นใหม่ ดังนั้นสิ่งที่คุณเห็นบนจอควรตรงกับในคู่มือ</w:t>
       </w:r>
@@ -498,14 +498,14 @@
     <w:p>
       <w:pPr>
         <w:spacing w:before="0" w:after="160" w:lineRule="auto" w:line="348"/>
-        <w:jc w:val="left"/>
+        <w:jc w:val="both"/>
       </w:pPr>
       <w:r>
         <w:rPr>
           <w:rFonts w:ascii="Sarabun" w:hAnsi="Sarabun" w:cs="Sarabun" w:eastAsia="Sarabun"/>
           <w:color w:val="1A1E33"/>
-          <w:sz w:val="28"/>
-          <w:szCs w:val="28"/>
+          <w:sz w:val="22"/>
+          <w:szCs w:val="22"/>
         </w:rPr>
         <w:t>คู่มือมีทั้งหมดสี่เล่ม</w:t>
       </w:r>
@@ -550,8 +550,8 @@
               <w:rPr>
                 <w:rFonts w:ascii="Sarabun" w:hAnsi="Sarabun" w:cs="Sarabun" w:eastAsia="Sarabun"/>
                 <w:color w:val="FFFFFF"/>
-                <w:sz w:val="25"/>
-                <w:szCs w:val="25"/>
+                <w:sz w:val="20"/>
+                <w:szCs w:val="20"/>
                 <w:b w:val="1"/>
                 <w:bCs w:val="1"/>
               </w:rPr>
@@ -560,12 +560,12 @@
               <w:rPr>
                 <w:rFonts w:ascii="Sarabun" w:hAnsi="Sarabun" w:cs="Sarabun" w:eastAsia="Sarabun"/>
                 <w:color w:val="FFFFFF"/>
-                <w:sz w:val="25"/>
-                <w:szCs w:val="25"/>
+                <w:sz w:val="20"/>
+                <w:szCs w:val="20"/>
                 <w:b w:val="1"/>
                 <w:bCs w:val="1"/>
-                <w:sz w:val="25"/>
-                <w:szCs w:val="25"/>
+                <w:sz w:val="20"/>
+                <w:szCs w:val="20"/>
                 <w:b w:val="1"/>
                 <w:bCs w:val="1"/>
               </w:rPr>
@@ -587,8 +587,8 @@
               <w:rPr>
                 <w:rFonts w:ascii="Sarabun" w:hAnsi="Sarabun" w:cs="Sarabun" w:eastAsia="Sarabun"/>
                 <w:color w:val="FFFFFF"/>
-                <w:sz w:val="25"/>
-                <w:szCs w:val="25"/>
+                <w:sz w:val="20"/>
+                <w:szCs w:val="20"/>
                 <w:b w:val="1"/>
                 <w:bCs w:val="1"/>
               </w:rPr>
@@ -597,12 +597,12 @@
               <w:rPr>
                 <w:rFonts w:ascii="Sarabun" w:hAnsi="Sarabun" w:cs="Sarabun" w:eastAsia="Sarabun"/>
                 <w:color w:val="FFFFFF"/>
-                <w:sz w:val="25"/>
-                <w:szCs w:val="25"/>
+                <w:sz w:val="20"/>
+                <w:szCs w:val="20"/>
                 <w:b w:val="1"/>
                 <w:bCs w:val="1"/>
-                <w:sz w:val="25"/>
-                <w:szCs w:val="25"/>
+                <w:sz w:val="20"/>
+                <w:szCs w:val="20"/>
                 <w:b w:val="1"/>
                 <w:bCs w:val="1"/>
               </w:rPr>
@@ -624,8 +624,8 @@
               <w:rPr>
                 <w:rFonts w:ascii="Sarabun" w:hAnsi="Sarabun" w:cs="Sarabun" w:eastAsia="Sarabun"/>
                 <w:color w:val="FFFFFF"/>
-                <w:sz w:val="25"/>
-                <w:szCs w:val="25"/>
+                <w:sz w:val="20"/>
+                <w:szCs w:val="20"/>
                 <w:b w:val="1"/>
                 <w:bCs w:val="1"/>
               </w:rPr>
@@ -634,12 +634,12 @@
               <w:rPr>
                 <w:rFonts w:ascii="Sarabun" w:hAnsi="Sarabun" w:cs="Sarabun" w:eastAsia="Sarabun"/>
                 <w:color w:val="FFFFFF"/>
-                <w:sz w:val="25"/>
-                <w:szCs w:val="25"/>
+                <w:sz w:val="20"/>
+                <w:szCs w:val="20"/>
                 <w:b w:val="1"/>
                 <w:bCs w:val="1"/>
-                <w:sz w:val="25"/>
-                <w:szCs w:val="25"/>
+                <w:sz w:val="20"/>
+                <w:szCs w:val="20"/>
                 <w:b w:val="1"/>
                 <w:bCs w:val="1"/>
               </w:rPr>
@@ -664,8 +664,8 @@
               <w:rPr>
                 <w:rFonts w:ascii="Sarabun" w:hAnsi="Sarabun" w:cs="Sarabun" w:eastAsia="Sarabun"/>
                 <w:color w:val="1A1E33"/>
-                <w:sz w:val="25"/>
-                <w:szCs w:val="25"/>
+                <w:sz w:val="20"/>
+                <w:szCs w:val="20"/>
                 <w:b w:val="1"/>
                 <w:bCs w:val="1"/>
               </w:rPr>
@@ -688,8 +688,8 @@
               <w:rPr>
                 <w:rFonts w:ascii="Sarabun" w:hAnsi="Sarabun" w:cs="Sarabun" w:eastAsia="Sarabun"/>
                 <w:color w:val="1A1E33"/>
-                <w:sz w:val="25"/>
-                <w:szCs w:val="25"/>
+                <w:sz w:val="20"/>
+                <w:szCs w:val="20"/>
               </w:rPr>
               <w:t>ภาพรวมระบบ · บัญชีทดสอบ · วิธีเข้าสู่ระบบ · การแจ้งเตือน · ปัญหาที่พบบ่อย</w:t>
             </w:r>
@@ -710,8 +710,8 @@
               <w:rPr>
                 <w:rFonts w:ascii="Sarabun" w:hAnsi="Sarabun" w:cs="Sarabun" w:eastAsia="Sarabun"/>
                 <w:color w:val="1A1E33"/>
-                <w:sz w:val="25"/>
-                <w:szCs w:val="25"/>
+                <w:sz w:val="20"/>
+                <w:szCs w:val="20"/>
               </w:rPr>
               <w:t>ทุกคน</w:t>
             </w:r>
@@ -734,8 +734,8 @@
               <w:rPr>
                 <w:rFonts w:ascii="Sarabun" w:hAnsi="Sarabun" w:cs="Sarabun" w:eastAsia="Sarabun"/>
                 <w:color w:val="192768"/>
-                <w:sz w:val="25"/>
-                <w:szCs w:val="25"/>
+                <w:sz w:val="20"/>
+                <w:szCs w:val="20"/>
               </w:rPr>
               <w:t>เล่ม A</w:t>
             </w:r>
@@ -756,8 +756,8 @@
               <w:rPr>
                 <w:rFonts w:ascii="Sarabun" w:hAnsi="Sarabun" w:cs="Sarabun" w:eastAsia="Sarabun"/>
                 <w:color w:val="1A1E33"/>
-                <w:sz w:val="25"/>
-                <w:szCs w:val="25"/>
+                <w:sz w:val="20"/>
+                <w:szCs w:val="20"/>
               </w:rPr>
               <w:t>ผู้ดูแลระบบสร้างหน่วยงานและส่งคำเชิญ</w:t>
             </w:r>
@@ -778,8 +778,8 @@
               <w:rPr>
                 <w:rFonts w:ascii="Sarabun" w:hAnsi="Sarabun" w:cs="Sarabun" w:eastAsia="Sarabun"/>
                 <w:color w:val="1A1E33"/>
-                <w:sz w:val="25"/>
-                <w:szCs w:val="25"/>
+                <w:sz w:val="20"/>
+                <w:szCs w:val="20"/>
               </w:rPr>
               <w:t>ผู้ดูแลระบบ (มีคำสั่งให้พิมพ์)</w:t>
             </w:r>
@@ -802,8 +802,8 @@
               <w:rPr>
                 <w:rFonts w:ascii="Sarabun" w:hAnsi="Sarabun" w:cs="Sarabun" w:eastAsia="Sarabun"/>
                 <w:color w:val="192768"/>
-                <w:sz w:val="25"/>
-                <w:szCs w:val="25"/>
+                <w:sz w:val="20"/>
+                <w:szCs w:val="20"/>
               </w:rPr>
               <w:t>เล่ม B</w:t>
             </w:r>
@@ -824,8 +824,8 @@
               <w:rPr>
                 <w:rFonts w:ascii="Sarabun" w:hAnsi="Sarabun" w:cs="Sarabun" w:eastAsia="Sarabun"/>
                 <w:color w:val="1A1E33"/>
-                <w:sz w:val="25"/>
-                <w:szCs w:val="25"/>
+                <w:sz w:val="20"/>
+                <w:szCs w:val="20"/>
               </w:rPr>
               <w:t>หน่วยงานลงทะเบียนตัวเองจนได้รับอนุมัติ</w:t>
             </w:r>
@@ -846,8 +846,8 @@
               <w:rPr>
                 <w:rFonts w:ascii="Sarabun" w:hAnsi="Sarabun" w:cs="Sarabun" w:eastAsia="Sarabun"/>
                 <w:color w:val="1A1E33"/>
-                <w:sz w:val="25"/>
-                <w:szCs w:val="25"/>
+                <w:sz w:val="20"/>
+                <w:szCs w:val="20"/>
               </w:rPr>
               <w:t>ผู้ทดสอบทั่วไป</w:t>
             </w:r>
@@ -870,8 +870,8 @@
               <w:rPr>
                 <w:rFonts w:ascii="Sarabun" w:hAnsi="Sarabun" w:cs="Sarabun" w:eastAsia="Sarabun"/>
                 <w:color w:val="192768"/>
-                <w:sz w:val="25"/>
-                <w:szCs w:val="25"/>
+                <w:sz w:val="20"/>
+                <w:szCs w:val="20"/>
               </w:rPr>
               <w:t>เล่ม C</w:t>
             </w:r>
@@ -892,8 +892,8 @@
               <w:rPr>
                 <w:rFonts w:ascii="Sarabun" w:hAnsi="Sarabun" w:cs="Sarabun" w:eastAsia="Sarabun"/>
                 <w:color w:val="1A1E33"/>
-                <w:sz w:val="25"/>
-                <w:szCs w:val="25"/>
+                <w:sz w:val="20"/>
+                <w:szCs w:val="20"/>
               </w:rPr>
               <w:t>หน่วยงานลงทะเบียนชุดข้อมูลจนได้รับอนุมัติ</w:t>
             </w:r>
@@ -914,8 +914,8 @@
               <w:rPr>
                 <w:rFonts w:ascii="Sarabun" w:hAnsi="Sarabun" w:cs="Sarabun" w:eastAsia="Sarabun"/>
                 <w:color w:val="1A1E33"/>
-                <w:sz w:val="25"/>
-                <w:szCs w:val="25"/>
+                <w:sz w:val="20"/>
+                <w:szCs w:val="20"/>
               </w:rPr>
               <w:t>ผู้ทดสอบทั่วไป</w:t>
             </w:r>
@@ -932,7 +932,7 @@
       <w:pPr>
         <w:spacing w:before="120" w:after="200" w:lineRule="auto" w:line="348"/>
         <w:ind w:left="227" w:right="113"/>
-        <w:jc w:val="left"/>
+        <w:jc w:val="both"/>
         <w:pBdr>
           <w:left w:val="single" w:sz="24" w:space="10" w:color="E5775A"/>
         </w:pBdr>
@@ -942,8 +942,8 @@
         <w:rPr>
           <w:rFonts w:ascii="Sarabun" w:hAnsi="Sarabun" w:cs="Sarabun" w:eastAsia="Sarabun"/>
           <w:color w:val="1A1E33"/>
-          <w:sz w:val="28"/>
-          <w:szCs w:val="28"/>
+          <w:sz w:val="22"/>
+          <w:szCs w:val="22"/>
           <w:b w:val="1"/>
           <w:bCs w:val="1"/>
         </w:rPr>
@@ -953,19 +953,11 @@
         <w:rPr>
           <w:rFonts w:ascii="Sarabun" w:hAnsi="Sarabun" w:cs="Sarabun" w:eastAsia="Sarabun"/>
           <w:color w:val="1A1E33"/>
-          <w:sz w:val="28"/>
-          <w:szCs w:val="28"/>
+          <w:sz w:val="22"/>
+          <w:szCs w:val="22"/>
         </w:rPr>
         <w:t xml:space="preserve"> — อ่านเล่มนี้ให้จบก่อน แล้วข้ามไปเล่ม B ได้เลย เพราะเล่ม B กับ C ต่อกันเป็นเรื่องเดียว ส่วนเล่ม A คือสิ่งที่ผู้ดูแลระบบทำให้คุณตั้งแต่ก่อนคุณจะมีบัญชี ถ้าคุณไม่ใช่ผู้ดูแลระบบ อ่านแค่ข้อ 5–7 ของเล่ม A ก็พอ</w:t>
       </w:r>
-    </w:p>
-    <w:p>
-      <w:pPr>
-        <w:spacing w:before="80" w:after="200" w:lineRule="auto" w:line="240"/>
-        <w:pBdr>
-          <w:bottom w:val="single" w:sz="6" w:space="4" w:color="D8DCE6"/>
-        </w:pBdr>
-      </w:pPr>
     </w:p>
     <w:p>
       <w:pPr>
@@ -975,17 +967,18 @@
         <w:pBdr>
           <w:bottom w:val="single" w:sz="6" w:space="4" w:color="D8DCE6"/>
         </w:pBdr>
+        <w:pageBreakBefore w:val="1"/>
       </w:pPr>
       <w:r>
         <w:rPr>
           <w:rFonts w:ascii="Sarabun" w:hAnsi="Sarabun" w:cs="Sarabun" w:eastAsia="Sarabun"/>
           <w:color w:val="192768"/>
-          <w:sz w:val="44"/>
-          <w:szCs w:val="44"/>
+          <w:sz w:val="36"/>
+          <w:szCs w:val="36"/>
           <w:b w:val="1"/>
           <w:bCs w:val="1"/>
-          <w:sz w:val="44"/>
-          <w:szCs w:val="44"/>
+          <w:sz w:val="36"/>
+          <w:szCs w:val="36"/>
           <w:b w:val="1"/>
           <w:bCs w:val="1"/>
         </w:rPr>
@@ -995,14 +988,14 @@
     <w:p>
       <w:pPr>
         <w:spacing w:before="0" w:after="160" w:lineRule="auto" w:line="348"/>
-        <w:jc w:val="left"/>
+        <w:jc w:val="both"/>
       </w:pPr>
       <w:r>
         <w:rPr>
           <w:rFonts w:ascii="Sarabun" w:hAnsi="Sarabun" w:cs="Sarabun" w:eastAsia="Sarabun"/>
           <w:color w:val="1A1E33"/>
-          <w:sz w:val="28"/>
-          <w:szCs w:val="28"/>
+          <w:sz w:val="22"/>
+          <w:szCs w:val="22"/>
         </w:rPr>
         <w:t xml:space="preserve">Government Datahub Platform เป็นระบบกลางที่ให้ </w:t>
       </w:r>
@@ -1010,8 +1003,8 @@
         <w:rPr>
           <w:rFonts w:ascii="Sarabun" w:hAnsi="Sarabun" w:cs="Sarabun" w:eastAsia="Sarabun"/>
           <w:color w:val="1A1E33"/>
-          <w:sz w:val="28"/>
-          <w:szCs w:val="28"/>
+          <w:sz w:val="22"/>
+          <w:szCs w:val="22"/>
           <w:b w:val="1"/>
           <w:bCs w:val="1"/>
         </w:rPr>
@@ -1021,8 +1014,8 @@
         <w:rPr>
           <w:rFonts w:ascii="Sarabun" w:hAnsi="Sarabun" w:cs="Sarabun" w:eastAsia="Sarabun"/>
           <w:color w:val="1A1E33"/>
-          <w:sz w:val="28"/>
-          <w:szCs w:val="28"/>
+          <w:sz w:val="22"/>
+          <w:szCs w:val="22"/>
         </w:rPr>
         <w:t xml:space="preserve"> เข้ามาลงทะเบียนหน่วยงานของตัวเอง แล้วนำ </w:t>
       </w:r>
@@ -1030,8 +1023,8 @@
         <w:rPr>
           <w:rFonts w:ascii="Sarabun" w:hAnsi="Sarabun" w:cs="Sarabun" w:eastAsia="Sarabun"/>
           <w:color w:val="1A1E33"/>
-          <w:sz w:val="28"/>
-          <w:szCs w:val="28"/>
+          <w:sz w:val="22"/>
+          <w:szCs w:val="22"/>
           <w:b w:val="1"/>
           <w:bCs w:val="1"/>
         </w:rPr>
@@ -1041,8 +1034,8 @@
         <w:rPr>
           <w:rFonts w:ascii="Sarabun" w:hAnsi="Sarabun" w:cs="Sarabun" w:eastAsia="Sarabun"/>
           <w:color w:val="1A1E33"/>
-          <w:sz w:val="28"/>
-          <w:szCs w:val="28"/>
+          <w:sz w:val="22"/>
+          <w:szCs w:val="22"/>
         </w:rPr>
         <w:t xml:space="preserve"> ที่หน่วยงานดูแลอยู่มาลงทะเบียนไว้ที่ส่วนกลาง ทุกอย่างที่ส่งเข้ามาต้องผ่าน การตรวจสอบและอนุมัติเป็นขั้น ๆ ไม่มีอะไรที่กดส่งแล้วเข้าระบบทันที</w:t>
       </w:r>
@@ -1103,8 +1096,8 @@
         <w:rPr>
           <w:rFonts w:ascii="Sarabun" w:hAnsi="Sarabun" w:cs="Sarabun" w:eastAsia="Sarabun"/>
           <w:color w:val="5C637A"/>
-          <w:sz w:val="23"/>
-          <w:szCs w:val="23"/>
+          <w:sz w:val="19"/>
+          <w:szCs w:val="19"/>
           <w:i w:val="1"/>
           <w:iCs w:val="1"/>
         </w:rPr>
@@ -1114,14 +1107,14 @@
     <w:p>
       <w:pPr>
         <w:spacing w:before="0" w:after="160" w:lineRule="auto" w:line="348"/>
-        <w:jc w:val="left"/>
+        <w:jc w:val="both"/>
       </w:pPr>
       <w:r>
         <w:rPr>
           <w:rFonts w:ascii="Sarabun" w:hAnsi="Sarabun" w:cs="Sarabun" w:eastAsia="Sarabun"/>
           <w:color w:val="1A1E33"/>
-          <w:sz w:val="28"/>
-          <w:szCs w:val="28"/>
+          <w:sz w:val="22"/>
+          <w:szCs w:val="22"/>
           <w:i w:val="1"/>
           <w:iCs w:val="1"/>
         </w:rPr>
@@ -1131,8 +1124,8 @@
         <w:rPr>
           <w:rFonts w:ascii="Sarabun" w:hAnsi="Sarabun" w:cs="Sarabun" w:eastAsia="Sarabun"/>
           <w:color w:val="1A1E33"/>
-          <w:sz w:val="28"/>
-          <w:szCs w:val="28"/>
+          <w:sz w:val="22"/>
+          <w:szCs w:val="22"/>
           <w:i w:val="1"/>
           <w:iCs w:val="1"/>
         </w:rPr>
@@ -1142,8 +1135,8 @@
         <w:rPr>
           <w:rFonts w:ascii="Sarabun" w:hAnsi="Sarabun" w:cs="Sarabun" w:eastAsia="Sarabun"/>
           <w:color w:val="1A1E33"/>
-          <w:sz w:val="28"/>
-          <w:szCs w:val="28"/>
+          <w:sz w:val="22"/>
+          <w:szCs w:val="22"/>
           <w:i w:val="1"/>
           <w:iCs w:val="1"/>
         </w:rPr>
@@ -1160,12 +1153,12 @@
         <w:rPr>
           <w:rFonts w:ascii="Sarabun" w:hAnsi="Sarabun" w:cs="Sarabun" w:eastAsia="Sarabun"/>
           <w:color w:val="192768"/>
-          <w:sz w:val="34"/>
-          <w:szCs w:val="34"/>
+          <w:sz w:val="28"/>
+          <w:szCs w:val="28"/>
           <w:b w:val="1"/>
           <w:bCs w:val="1"/>
-          <w:sz w:val="34"/>
-          <w:szCs w:val="34"/>
+          <w:sz w:val="28"/>
+          <w:szCs w:val="28"/>
           <w:b w:val="1"/>
           <w:bCs w:val="1"/>
         </w:rPr>
@@ -1183,8 +1176,8 @@
         <w:rPr>
           <w:rFonts w:ascii="DejaVu Sans Mono" w:hAnsi="DejaVu Sans Mono" w:cs="DejaVu Sans Mono" w:eastAsia="DejaVu Sans Mono"/>
           <w:color w:val="1A1E33"/>
-          <w:sz w:val="19"/>
-          <w:szCs w:val="19"/>
+          <w:sz w:val="17"/>
+          <w:szCs w:val="17"/>
         </w:rPr>
         <w:t>ตอน A   ผู้ดูแลระบบสร้าง "หน่วยงาน" ไว้ให้ล่วงหน้า แล้วส่งคำเชิญมาที่อีเมลของคุณ</w:t>
       </w:r>
@@ -1200,8 +1193,8 @@
         <w:rPr>
           <w:rFonts w:ascii="DejaVu Sans Mono" w:hAnsi="DejaVu Sans Mono" w:cs="DejaVu Sans Mono" w:eastAsia="DejaVu Sans Mono"/>
           <w:color w:val="1A1E33"/>
-          <w:sz w:val="19"/>
-          <w:szCs w:val="19"/>
+          <w:sz w:val="17"/>
+          <w:szCs w:val="17"/>
         </w:rPr>
         <w:t xml:space="preserve">             ↓</w:t>
       </w:r>
@@ -1217,8 +1210,8 @@
         <w:rPr>
           <w:rFonts w:ascii="DejaVu Sans Mono" w:hAnsi="DejaVu Sans Mono" w:cs="DejaVu Sans Mono" w:eastAsia="DejaVu Sans Mono"/>
           <w:color w:val="1A1E33"/>
-          <w:sz w:val="19"/>
-          <w:szCs w:val="19"/>
+          <w:sz w:val="17"/>
+          <w:szCs w:val="17"/>
         </w:rPr>
         <w:t>ตอน B   คุณเปิดใช้งานบัญชี → กรอกแบบฟอร์มลงทะเบียนหน่วยงาน → ผ่านการตรวจ 3 ด่าน</w:t>
       </w:r>
@@ -1234,8 +1227,8 @@
         <w:rPr>
           <w:rFonts w:ascii="DejaVu Sans Mono" w:hAnsi="DejaVu Sans Mono" w:cs="DejaVu Sans Mono" w:eastAsia="DejaVu Sans Mono"/>
           <w:color w:val="1A1E33"/>
-          <w:sz w:val="19"/>
-          <w:szCs w:val="19"/>
+          <w:sz w:val="17"/>
+          <w:szCs w:val="17"/>
         </w:rPr>
         <w:t xml:space="preserve">             ↓   หน่วยงานเปิดใช้งานแล้ว</w:t>
       </w:r>
@@ -1251,8 +1244,8 @@
         <w:rPr>
           <w:rFonts w:ascii="DejaVu Sans Mono" w:hAnsi="DejaVu Sans Mono" w:cs="DejaVu Sans Mono" w:eastAsia="DejaVu Sans Mono"/>
           <w:color w:val="1A1E33"/>
-          <w:sz w:val="19"/>
-          <w:szCs w:val="19"/>
+          <w:sz w:val="17"/>
+          <w:szCs w:val="17"/>
         </w:rPr>
         <w:t>ตอน C   คุณลงทะเบียนชุดข้อมูล → ผ่านการตรวจ 4–5 ด่าน → ได้เอกสารฉบับอนุมัติ</w:t>
       </w:r>
@@ -1267,12 +1260,12 @@
         <w:rPr>
           <w:rFonts w:ascii="Sarabun" w:hAnsi="Sarabun" w:cs="Sarabun" w:eastAsia="Sarabun"/>
           <w:color w:val="192768"/>
-          <w:sz w:val="34"/>
-          <w:szCs w:val="34"/>
+          <w:sz w:val="28"/>
+          <w:szCs w:val="28"/>
           <w:b w:val="1"/>
           <w:bCs w:val="1"/>
-          <w:sz w:val="34"/>
-          <w:szCs w:val="34"/>
+          <w:sz w:val="28"/>
+          <w:szCs w:val="28"/>
           <w:b w:val="1"/>
           <w:bCs w:val="1"/>
         </w:rPr>
@@ -1319,8 +1312,8 @@
               <w:rPr>
                 <w:rFonts w:ascii="Sarabun" w:hAnsi="Sarabun" w:cs="Sarabun" w:eastAsia="Sarabun"/>
                 <w:color w:val="FFFFFF"/>
-                <w:sz w:val="25"/>
-                <w:szCs w:val="25"/>
+                <w:sz w:val="20"/>
+                <w:szCs w:val="20"/>
                 <w:b w:val="1"/>
                 <w:bCs w:val="1"/>
               </w:rPr>
@@ -1329,12 +1322,12 @@
               <w:rPr>
                 <w:rFonts w:ascii="Sarabun" w:hAnsi="Sarabun" w:cs="Sarabun" w:eastAsia="Sarabun"/>
                 <w:color w:val="FFFFFF"/>
-                <w:sz w:val="25"/>
-                <w:szCs w:val="25"/>
+                <w:sz w:val="20"/>
+                <w:szCs w:val="20"/>
                 <w:b w:val="1"/>
                 <w:bCs w:val="1"/>
-                <w:sz w:val="25"/>
-                <w:szCs w:val="25"/>
+                <w:sz w:val="20"/>
+                <w:szCs w:val="20"/>
                 <w:b w:val="1"/>
                 <w:bCs w:val="1"/>
               </w:rPr>
@@ -1356,8 +1349,8 @@
               <w:rPr>
                 <w:rFonts w:ascii="Sarabun" w:hAnsi="Sarabun" w:cs="Sarabun" w:eastAsia="Sarabun"/>
                 <w:color w:val="FFFFFF"/>
-                <w:sz w:val="25"/>
-                <w:szCs w:val="25"/>
+                <w:sz w:val="20"/>
+                <w:szCs w:val="20"/>
                 <w:b w:val="1"/>
                 <w:bCs w:val="1"/>
               </w:rPr>
@@ -1366,12 +1359,12 @@
               <w:rPr>
                 <w:rFonts w:ascii="Sarabun" w:hAnsi="Sarabun" w:cs="Sarabun" w:eastAsia="Sarabun"/>
                 <w:color w:val="FFFFFF"/>
-                <w:sz w:val="25"/>
-                <w:szCs w:val="25"/>
+                <w:sz w:val="20"/>
+                <w:szCs w:val="20"/>
                 <w:b w:val="1"/>
                 <w:bCs w:val="1"/>
-                <w:sz w:val="25"/>
-                <w:szCs w:val="25"/>
+                <w:sz w:val="20"/>
+                <w:szCs w:val="20"/>
                 <w:b w:val="1"/>
                 <w:bCs w:val="1"/>
               </w:rPr>
@@ -1393,8 +1386,8 @@
               <w:rPr>
                 <w:rFonts w:ascii="Sarabun" w:hAnsi="Sarabun" w:cs="Sarabun" w:eastAsia="Sarabun"/>
                 <w:color w:val="FFFFFF"/>
-                <w:sz w:val="25"/>
-                <w:szCs w:val="25"/>
+                <w:sz w:val="20"/>
+                <w:szCs w:val="20"/>
                 <w:b w:val="1"/>
                 <w:bCs w:val="1"/>
               </w:rPr>
@@ -1403,12 +1396,12 @@
               <w:rPr>
                 <w:rFonts w:ascii="Sarabun" w:hAnsi="Sarabun" w:cs="Sarabun" w:eastAsia="Sarabun"/>
                 <w:color w:val="FFFFFF"/>
-                <w:sz w:val="25"/>
-                <w:szCs w:val="25"/>
+                <w:sz w:val="20"/>
+                <w:szCs w:val="20"/>
                 <w:b w:val="1"/>
                 <w:bCs w:val="1"/>
-                <w:sz w:val="25"/>
-                <w:szCs w:val="25"/>
+                <w:sz w:val="20"/>
+                <w:szCs w:val="20"/>
                 <w:b w:val="1"/>
                 <w:bCs w:val="1"/>
               </w:rPr>
@@ -1433,8 +1426,8 @@
               <w:rPr>
                 <w:rFonts w:ascii="Sarabun" w:hAnsi="Sarabun" w:cs="Sarabun" w:eastAsia="Sarabun"/>
                 <w:color w:val="1A1E33"/>
-                <w:sz w:val="25"/>
-                <w:szCs w:val="25"/>
+                <w:sz w:val="20"/>
+                <w:szCs w:val="20"/>
                 <w:b w:val="1"/>
                 <w:bCs w:val="1"/>
               </w:rPr>
@@ -1457,8 +1450,8 @@
               <w:rPr>
                 <w:rFonts w:ascii="Sarabun" w:hAnsi="Sarabun" w:cs="Sarabun" w:eastAsia="Sarabun"/>
                 <w:color w:val="1A1E33"/>
-                <w:sz w:val="25"/>
-                <w:szCs w:val="25"/>
+                <w:sz w:val="20"/>
+                <w:szCs w:val="20"/>
               </w:rPr>
               <w:t>กรอกแบบฟอร์มลงทะเบียนหน่วยงาน และกรอกคำขอลงทะเบียนชุดข้อมูล</w:t>
             </w:r>
@@ -1479,8 +1472,8 @@
               <w:rPr>
                 <w:rFonts w:ascii="Sarabun" w:hAnsi="Sarabun" w:cs="Sarabun" w:eastAsia="Sarabun"/>
                 <w:color w:val="1A1E33"/>
-                <w:sz w:val="25"/>
-                <w:szCs w:val="25"/>
+                <w:sz w:val="20"/>
+                <w:szCs w:val="20"/>
               </w:rPr>
               <w:t>หน่วยงานของคุณ</w:t>
             </w:r>
@@ -1503,8 +1496,8 @@
               <w:rPr>
                 <w:rFonts w:ascii="Sarabun" w:hAnsi="Sarabun" w:cs="Sarabun" w:eastAsia="Sarabun"/>
                 <w:color w:val="1A1E33"/>
-                <w:sz w:val="25"/>
-                <w:szCs w:val="25"/>
+                <w:sz w:val="20"/>
+                <w:szCs w:val="20"/>
                 <w:b w:val="1"/>
                 <w:bCs w:val="1"/>
               </w:rPr>
@@ -1527,8 +1520,8 @@
               <w:rPr>
                 <w:rFonts w:ascii="Sarabun" w:hAnsi="Sarabun" w:cs="Sarabun" w:eastAsia="Sarabun"/>
                 <w:color w:val="1A1E33"/>
-                <w:sz w:val="25"/>
-                <w:szCs w:val="25"/>
+                <w:sz w:val="20"/>
+                <w:szCs w:val="20"/>
               </w:rPr>
               <w:t>ตรวจเอกสารแล้วกด "เห็นชอบและลงนาม" ในนามหน่วยงาน</w:t>
             </w:r>
@@ -1549,8 +1542,8 @@
               <w:rPr>
                 <w:rFonts w:ascii="Sarabun" w:hAnsi="Sarabun" w:cs="Sarabun" w:eastAsia="Sarabun"/>
                 <w:color w:val="1A1E33"/>
-                <w:sz w:val="25"/>
-                <w:szCs w:val="25"/>
+                <w:sz w:val="20"/>
+                <w:szCs w:val="20"/>
               </w:rPr>
               <w:t>หน่วยงานของคุณ</w:t>
             </w:r>
@@ -1573,8 +1566,8 @@
               <w:rPr>
                 <w:rFonts w:ascii="Sarabun" w:hAnsi="Sarabun" w:cs="Sarabun" w:eastAsia="Sarabun"/>
                 <w:color w:val="1A1E33"/>
-                <w:sz w:val="25"/>
-                <w:szCs w:val="25"/>
+                <w:sz w:val="20"/>
+                <w:szCs w:val="20"/>
                 <w:b w:val="1"/>
                 <w:bCs w:val="1"/>
               </w:rPr>
@@ -1597,8 +1590,8 @@
               <w:rPr>
                 <w:rFonts w:ascii="Sarabun" w:hAnsi="Sarabun" w:cs="Sarabun" w:eastAsia="Sarabun"/>
                 <w:color w:val="1A1E33"/>
-                <w:sz w:val="25"/>
-                <w:szCs w:val="25"/>
+                <w:sz w:val="20"/>
+                <w:szCs w:val="20"/>
               </w:rPr>
               <w:t>ตรวจความถูกต้อง แล้วส่งกลับให้แก้หรือส่งต่อไปด่านถัดไป</w:t>
             </w:r>
@@ -1619,8 +1612,8 @@
               <w:rPr>
                 <w:rFonts w:ascii="Sarabun" w:hAnsi="Sarabun" w:cs="Sarabun" w:eastAsia="Sarabun"/>
                 <w:color w:val="1A1E33"/>
-                <w:sz w:val="25"/>
-                <w:szCs w:val="25"/>
+                <w:sz w:val="20"/>
+                <w:szCs w:val="20"/>
               </w:rPr>
               <w:t>BDI</w:t>
             </w:r>
@@ -1643,8 +1636,8 @@
               <w:rPr>
                 <w:rFonts w:ascii="Sarabun" w:hAnsi="Sarabun" w:cs="Sarabun" w:eastAsia="Sarabun"/>
                 <w:color w:val="1A1E33"/>
-                <w:sz w:val="25"/>
-                <w:szCs w:val="25"/>
+                <w:sz w:val="20"/>
+                <w:szCs w:val="20"/>
                 <w:b w:val="1"/>
                 <w:bCs w:val="1"/>
               </w:rPr>
@@ -1667,8 +1660,8 @@
               <w:rPr>
                 <w:rFonts w:ascii="Sarabun" w:hAnsi="Sarabun" w:cs="Sarabun" w:eastAsia="Sarabun"/>
                 <w:color w:val="1A1E33"/>
-                <w:sz w:val="25"/>
-                <w:szCs w:val="25"/>
+                <w:sz w:val="20"/>
+                <w:szCs w:val="20"/>
               </w:rPr>
               <w:t>ตรวจเนื้อหาของชุดข้อมูล เฉพาะรายการที่ถูกมอบหมายให้</w:t>
             </w:r>
@@ -1689,8 +1682,8 @@
               <w:rPr>
                 <w:rFonts w:ascii="Sarabun" w:hAnsi="Sarabun" w:cs="Sarabun" w:eastAsia="Sarabun"/>
                 <w:color w:val="1A1E33"/>
-                <w:sz w:val="25"/>
-                <w:szCs w:val="25"/>
+                <w:sz w:val="20"/>
+                <w:szCs w:val="20"/>
               </w:rPr>
               <w:t>BDI</w:t>
             </w:r>
@@ -1713,8 +1706,8 @@
               <w:rPr>
                 <w:rFonts w:ascii="Sarabun" w:hAnsi="Sarabun" w:cs="Sarabun" w:eastAsia="Sarabun"/>
                 <w:color w:val="1A1E33"/>
-                <w:sz w:val="25"/>
-                <w:szCs w:val="25"/>
+                <w:sz w:val="20"/>
+                <w:szCs w:val="20"/>
                 <w:b w:val="1"/>
                 <w:bCs w:val="1"/>
               </w:rPr>
@@ -1737,8 +1730,8 @@
               <w:rPr>
                 <w:rFonts w:ascii="Sarabun" w:hAnsi="Sarabun" w:cs="Sarabun" w:eastAsia="Sarabun"/>
                 <w:color w:val="1A1E33"/>
-                <w:sz w:val="25"/>
-                <w:szCs w:val="25"/>
+                <w:sz w:val="20"/>
+                <w:szCs w:val="20"/>
               </w:rPr>
               <w:t>ลงนามอนุมัติเป็นด่านสุดท้าย</w:t>
             </w:r>
@@ -1759,8 +1752,8 @@
               <w:rPr>
                 <w:rFonts w:ascii="Sarabun" w:hAnsi="Sarabun" w:cs="Sarabun" w:eastAsia="Sarabun"/>
                 <w:color w:val="1A1E33"/>
-                <w:sz w:val="25"/>
-                <w:szCs w:val="25"/>
+                <w:sz w:val="20"/>
+                <w:szCs w:val="20"/>
               </w:rPr>
               <w:t>BDI</w:t>
             </w:r>
@@ -1777,7 +1770,7 @@
       <w:pPr>
         <w:spacing w:before="120" w:after="200" w:lineRule="auto" w:line="348"/>
         <w:ind w:left="227" w:right="113"/>
-        <w:jc w:val="left"/>
+        <w:jc w:val="both"/>
         <w:pBdr>
           <w:left w:val="single" w:sz="24" w:space="10" w:color="E5775A"/>
         </w:pBdr>
@@ -1787,8 +1780,8 @@
         <w:rPr>
           <w:rFonts w:ascii="Sarabun" w:hAnsi="Sarabun" w:cs="Sarabun" w:eastAsia="Sarabun"/>
           <w:color w:val="1A1E33"/>
-          <w:sz w:val="28"/>
-          <w:szCs w:val="28"/>
+          <w:sz w:val="22"/>
+          <w:szCs w:val="22"/>
           <w:b w:val="1"/>
           <w:bCs w:val="1"/>
         </w:rPr>
@@ -1798,19 +1791,11 @@
         <w:rPr>
           <w:rFonts w:ascii="Sarabun" w:hAnsi="Sarabun" w:cs="Sarabun" w:eastAsia="Sarabun"/>
           <w:color w:val="1A1E33"/>
-          <w:sz w:val="28"/>
-          <w:szCs w:val="28"/>
+          <w:sz w:val="22"/>
+          <w:szCs w:val="22"/>
         </w:rPr>
         <w:t xml:space="preserve"> ถ้าต้องการเปลี่ยนตัว ให้ผู้ดูแลระบบยกเลิกสิทธิ์ของคนเดิมก่อน</w:t>
       </w:r>
-    </w:p>
-    <w:p>
-      <w:pPr>
-        <w:spacing w:before="80" w:after="200" w:lineRule="auto" w:line="240"/>
-        <w:pBdr>
-          <w:bottom w:val="single" w:sz="6" w:space="4" w:color="D8DCE6"/>
-        </w:pBdr>
-      </w:pPr>
     </w:p>
     <w:p>
       <w:pPr>
@@ -1820,17 +1805,18 @@
         <w:pBdr>
           <w:bottom w:val="single" w:sz="6" w:space="4" w:color="D8DCE6"/>
         </w:pBdr>
+        <w:pageBreakBefore w:val="1"/>
       </w:pPr>
       <w:r>
         <w:rPr>
           <w:rFonts w:ascii="Sarabun" w:hAnsi="Sarabun" w:cs="Sarabun" w:eastAsia="Sarabun"/>
           <w:color w:val="192768"/>
-          <w:sz w:val="44"/>
-          <w:szCs w:val="44"/>
+          <w:sz w:val="36"/>
+          <w:szCs w:val="36"/>
           <w:b w:val="1"/>
           <w:bCs w:val="1"/>
-          <w:sz w:val="44"/>
-          <w:szCs w:val="44"/>
+          <w:sz w:val="36"/>
+          <w:szCs w:val="36"/>
           <w:b w:val="1"/>
           <w:bCs w:val="1"/>
         </w:rPr>
@@ -1840,14 +1826,14 @@
     <w:p>
       <w:pPr>
         <w:spacing w:before="0" w:after="160" w:lineRule="auto" w:line="348"/>
-        <w:jc w:val="left"/>
+        <w:jc w:val="both"/>
       </w:pPr>
       <w:r>
         <w:rPr>
           <w:rFonts w:ascii="Sarabun" w:hAnsi="Sarabun" w:cs="Sarabun" w:eastAsia="Sarabun"/>
           <w:color w:val="1A1E33"/>
-          <w:sz w:val="28"/>
-          <w:szCs w:val="28"/>
+          <w:sz w:val="22"/>
+          <w:szCs w:val="22"/>
         </w:rPr>
         <w:t xml:space="preserve">ขอสามอย่างนี้จาก </w:t>
       </w:r>
@@ -1855,8 +1841,8 @@
         <w:rPr>
           <w:rFonts w:ascii="Sarabun" w:hAnsi="Sarabun" w:cs="Sarabun" w:eastAsia="Sarabun"/>
           <w:color w:val="1A1E33"/>
-          <w:sz w:val="28"/>
-          <w:szCs w:val="28"/>
+          <w:sz w:val="22"/>
+          <w:szCs w:val="22"/>
           <w:b w:val="1"/>
           <w:bCs w:val="1"/>
         </w:rPr>
@@ -1866,8 +1852,8 @@
         <w:rPr>
           <w:rFonts w:ascii="Sarabun" w:hAnsi="Sarabun" w:cs="Sarabun" w:eastAsia="Sarabun"/>
           <w:color w:val="1A1E33"/>
-          <w:sz w:val="28"/>
-          <w:szCs w:val="28"/>
+          <w:sz w:val="22"/>
+          <w:szCs w:val="22"/>
         </w:rPr>
         <w:t xml:space="preserve"> ก่อน</w:t>
       </w:r>
@@ -1882,8 +1868,8 @@
         <w:rPr>
           <w:rFonts w:ascii="Sarabun" w:hAnsi="Sarabun" w:cs="Sarabun" w:eastAsia="Sarabun"/>
           <w:color w:val="E5775A"/>
-          <w:sz w:val="28"/>
-          <w:szCs w:val="28"/>
+          <w:sz w:val="22"/>
+          <w:szCs w:val="22"/>
           <w:b w:val="1"/>
           <w:bCs w:val="1"/>
         </w:rPr>
@@ -1893,8 +1879,8 @@
         <w:rPr>
           <w:rFonts w:ascii="Sarabun" w:hAnsi="Sarabun" w:cs="Sarabun" w:eastAsia="Sarabun"/>
           <w:color w:val="1A1E33"/>
-          <w:sz w:val="28"/>
-          <w:szCs w:val="28"/>
+          <w:sz w:val="22"/>
+          <w:szCs w:val="22"/>
           <w:b w:val="1"/>
           <w:bCs w:val="1"/>
         </w:rPr>
@@ -1904,8 +1890,8 @@
         <w:rPr>
           <w:rFonts w:ascii="Sarabun" w:hAnsi="Sarabun" w:cs="Sarabun" w:eastAsia="Sarabun"/>
           <w:color w:val="1A1E33"/>
-          <w:sz w:val="28"/>
-          <w:szCs w:val="28"/>
+          <w:sz w:val="22"/>
+          <w:szCs w:val="22"/>
         </w:rPr>
         <w:t xml:space="preserve"> เช่น </w:t>
       </w:r>
@@ -1913,8 +1899,8 @@
         <w:rPr>
           <w:rFonts w:ascii="DejaVu Sans Mono" w:hAnsi="DejaVu Sans Mono" w:cs="DejaVu Sans Mono" w:eastAsia="DejaVu Sans Mono"/>
           <w:color w:val="192768"/>
-          <w:sz w:val="25"/>
-          <w:szCs w:val="25"/>
+          <w:sz w:val="19"/>
+          <w:szCs w:val="19"/>
           <w:shd w:val="clear" w:fill="F5F6FA"/>
         </w:rPr>
         <w:t>http://localhost:3400</w:t>
@@ -1923,8 +1909,8 @@
         <w:rPr>
           <w:rFonts w:ascii="Sarabun" w:hAnsi="Sarabun" w:cs="Sarabun" w:eastAsia="Sarabun"/>
           <w:color w:val="1A1E33"/>
-          <w:sz w:val="28"/>
-          <w:szCs w:val="28"/>
+          <w:sz w:val="22"/>
+          <w:szCs w:val="22"/>
         </w:rPr>
         <w:t xml:space="preserve"> หรือ </w:t>
       </w:r>
@@ -1932,8 +1918,8 @@
         <w:rPr>
           <w:rFonts w:ascii="DejaVu Sans Mono" w:hAnsi="DejaVu Sans Mono" w:cs="DejaVu Sans Mono" w:eastAsia="DejaVu Sans Mono"/>
           <w:color w:val="192768"/>
-          <w:sz w:val="25"/>
-          <w:szCs w:val="25"/>
+          <w:sz w:val="19"/>
+          <w:szCs w:val="19"/>
           <w:shd w:val="clear" w:fill="F5F6FA"/>
         </w:rPr>
         <w:t>https://bdi.thammasorn.org</w:t>
@@ -1942,8 +1928,8 @@
         <w:rPr>
           <w:rFonts w:ascii="Sarabun" w:hAnsi="Sarabun" w:cs="Sarabun" w:eastAsia="Sarabun"/>
           <w:color w:val="1A1E33"/>
-          <w:sz w:val="28"/>
-          <w:szCs w:val="28"/>
+          <w:sz w:val="22"/>
+          <w:szCs w:val="22"/>
         </w:rPr>
         <w:t xml:space="preserve"> (ภาพในคู่มือนี้ถ่ายจากเครื่องที่อยู่ที่ </w:t>
       </w:r>
@@ -1951,8 +1937,8 @@
         <w:rPr>
           <w:rFonts w:ascii="DejaVu Sans Mono" w:hAnsi="DejaVu Sans Mono" w:cs="DejaVu Sans Mono" w:eastAsia="DejaVu Sans Mono"/>
           <w:color w:val="192768"/>
-          <w:sz w:val="25"/>
-          <w:szCs w:val="25"/>
+          <w:sz w:val="19"/>
+          <w:szCs w:val="19"/>
           <w:shd w:val="clear" w:fill="F5F6FA"/>
         </w:rPr>
         <w:t>http://localhost:3400</w:t>
@@ -1961,8 +1947,8 @@
         <w:rPr>
           <w:rFonts w:ascii="Sarabun" w:hAnsi="Sarabun" w:cs="Sarabun" w:eastAsia="Sarabun"/>
           <w:color w:val="1A1E33"/>
-          <w:sz w:val="28"/>
-          <w:szCs w:val="28"/>
+          <w:sz w:val="22"/>
+          <w:szCs w:val="22"/>
         </w:rPr>
         <w:t>)</w:t>
       </w:r>
@@ -1977,8 +1963,8 @@
         <w:rPr>
           <w:rFonts w:ascii="Sarabun" w:hAnsi="Sarabun" w:cs="Sarabun" w:eastAsia="Sarabun"/>
           <w:color w:val="E5775A"/>
-          <w:sz w:val="28"/>
-          <w:szCs w:val="28"/>
+          <w:sz w:val="22"/>
+          <w:szCs w:val="22"/>
           <w:b w:val="1"/>
           <w:bCs w:val="1"/>
         </w:rPr>
@@ -1988,8 +1974,8 @@
         <w:rPr>
           <w:rFonts w:ascii="Sarabun" w:hAnsi="Sarabun" w:cs="Sarabun" w:eastAsia="Sarabun"/>
           <w:color w:val="1A1E33"/>
-          <w:sz w:val="28"/>
-          <w:szCs w:val="28"/>
+          <w:sz w:val="22"/>
+          <w:szCs w:val="22"/>
           <w:b w:val="1"/>
           <w:bCs w:val="1"/>
         </w:rPr>
@@ -1999,8 +1985,8 @@
         <w:rPr>
           <w:rFonts w:ascii="Sarabun" w:hAnsi="Sarabun" w:cs="Sarabun" w:eastAsia="Sarabun"/>
           <w:color w:val="1A1E33"/>
-          <w:sz w:val="28"/>
-          <w:szCs w:val="28"/>
+          <w:sz w:val="22"/>
+          <w:szCs w:val="22"/>
         </w:rPr>
         <w:t xml:space="preserve"> ส่วนรหัสผ่านคุณจะตั้งเองตอนเปิดใช้งานบัญชี</w:t>
       </w:r>
@@ -2015,8 +2001,8 @@
         <w:rPr>
           <w:rFonts w:ascii="Sarabun" w:hAnsi="Sarabun" w:cs="Sarabun" w:eastAsia="Sarabun"/>
           <w:color w:val="E5775A"/>
-          <w:sz w:val="28"/>
-          <w:szCs w:val="28"/>
+          <w:sz w:val="22"/>
+          <w:szCs w:val="22"/>
           <w:b w:val="1"/>
           <w:bCs w:val="1"/>
         </w:rPr>
@@ -2026,8 +2012,8 @@
         <w:rPr>
           <w:rFonts w:ascii="Sarabun" w:hAnsi="Sarabun" w:cs="Sarabun" w:eastAsia="Sarabun"/>
           <w:color w:val="1A1E33"/>
-          <w:sz w:val="28"/>
-          <w:szCs w:val="28"/>
+          <w:sz w:val="22"/>
+          <w:szCs w:val="22"/>
           <w:b w:val="1"/>
           <w:bCs w:val="1"/>
         </w:rPr>
@@ -2037,8 +2023,8 @@
         <w:rPr>
           <w:rFonts w:ascii="Sarabun" w:hAnsi="Sarabun" w:cs="Sarabun" w:eastAsia="Sarabun"/>
           <w:color w:val="1A1E33"/>
-          <w:sz w:val="28"/>
-          <w:szCs w:val="28"/>
+          <w:sz w:val="22"/>
+          <w:szCs w:val="22"/>
         </w:rPr>
         <w:t xml:space="preserve"> เพราะเครื่องทดสอบส่วนใหญ่ไม่ได้ส่งอีเมลจริง — อ่านข้อ 4 ประกอบ</w:t>
       </w:r>
@@ -2053,12 +2039,12 @@
         <w:rPr>
           <w:rFonts w:ascii="Sarabun" w:hAnsi="Sarabun" w:cs="Sarabun" w:eastAsia="Sarabun"/>
           <w:color w:val="192768"/>
-          <w:sz w:val="34"/>
-          <w:szCs w:val="34"/>
+          <w:sz w:val="28"/>
+          <w:szCs w:val="28"/>
           <w:b w:val="1"/>
           <w:bCs w:val="1"/>
-          <w:sz w:val="34"/>
-          <w:szCs w:val="34"/>
+          <w:sz w:val="28"/>
+          <w:szCs w:val="28"/>
           <w:b w:val="1"/>
           <w:bCs w:val="1"/>
         </w:rPr>
@@ -2068,14 +2054,14 @@
     <w:p>
       <w:pPr>
         <w:spacing w:before="0" w:after="160" w:lineRule="auto" w:line="348"/>
-        <w:jc w:val="left"/>
+        <w:jc w:val="both"/>
       </w:pPr>
       <w:r>
         <w:rPr>
           <w:rFonts w:ascii="Sarabun" w:hAnsi="Sarabun" w:cs="Sarabun" w:eastAsia="Sarabun"/>
           <w:color w:val="1A1E33"/>
-          <w:sz w:val="28"/>
-          <w:szCs w:val="28"/>
+          <w:sz w:val="22"/>
+          <w:szCs w:val="22"/>
         </w:rPr>
         <w:t xml:space="preserve">ถ้าผู้ดูแลระบบใส่ข้อมูลตัวอย่าง (seed) ไว้ให้ จะมีบัญชีชุดนี้พร้อมใช้ทันที </w:t>
       </w:r>
@@ -2083,8 +2069,8 @@
         <w:rPr>
           <w:rFonts w:ascii="Sarabun" w:hAnsi="Sarabun" w:cs="Sarabun" w:eastAsia="Sarabun"/>
           <w:color w:val="1A1E33"/>
-          <w:sz w:val="28"/>
-          <w:szCs w:val="28"/>
+          <w:sz w:val="22"/>
+          <w:szCs w:val="22"/>
           <w:b w:val="1"/>
           <w:bCs w:val="1"/>
         </w:rPr>
@@ -2094,8 +2080,8 @@
         <w:rPr>
           <w:rFonts w:ascii="DejaVu Sans Mono" w:hAnsi="DejaVu Sans Mono" w:cs="DejaVu Sans Mono" w:eastAsia="DejaVu Sans Mono"/>
           <w:color w:val="192768"/>
-          <w:sz w:val="25"/>
-          <w:szCs w:val="25"/>
+          <w:sz w:val="19"/>
+          <w:szCs w:val="19"/>
           <w:b w:val="1"/>
           <w:bCs w:val="1"/>
           <w:shd w:val="clear" w:fill="F5F6FA"/>
@@ -2142,8 +2128,8 @@
               <w:rPr>
                 <w:rFonts w:ascii="Sarabun" w:hAnsi="Sarabun" w:cs="Sarabun" w:eastAsia="Sarabun"/>
                 <w:color w:val="FFFFFF"/>
-                <w:sz w:val="25"/>
-                <w:szCs w:val="25"/>
+                <w:sz w:val="20"/>
+                <w:szCs w:val="20"/>
                 <w:b w:val="1"/>
                 <w:bCs w:val="1"/>
               </w:rPr>
@@ -2152,12 +2138,12 @@
               <w:rPr>
                 <w:rFonts w:ascii="Sarabun" w:hAnsi="Sarabun" w:cs="Sarabun" w:eastAsia="Sarabun"/>
                 <w:color w:val="FFFFFF"/>
-                <w:sz w:val="25"/>
-                <w:szCs w:val="25"/>
+                <w:sz w:val="20"/>
+                <w:szCs w:val="20"/>
                 <w:b w:val="1"/>
                 <w:bCs w:val="1"/>
-                <w:sz w:val="25"/>
-                <w:szCs w:val="25"/>
+                <w:sz w:val="20"/>
+                <w:szCs w:val="20"/>
                 <w:b w:val="1"/>
                 <w:bCs w:val="1"/>
               </w:rPr>
@@ -2179,8 +2165,8 @@
               <w:rPr>
                 <w:rFonts w:ascii="Sarabun" w:hAnsi="Sarabun" w:cs="Sarabun" w:eastAsia="Sarabun"/>
                 <w:color w:val="FFFFFF"/>
-                <w:sz w:val="25"/>
-                <w:szCs w:val="25"/>
+                <w:sz w:val="20"/>
+                <w:szCs w:val="20"/>
                 <w:b w:val="1"/>
                 <w:bCs w:val="1"/>
               </w:rPr>
@@ -2189,12 +2175,12 @@
               <w:rPr>
                 <w:rFonts w:ascii="Sarabun" w:hAnsi="Sarabun" w:cs="Sarabun" w:eastAsia="Sarabun"/>
                 <w:color w:val="FFFFFF"/>
-                <w:sz w:val="25"/>
-                <w:szCs w:val="25"/>
+                <w:sz w:val="20"/>
+                <w:szCs w:val="20"/>
                 <w:b w:val="1"/>
                 <w:bCs w:val="1"/>
-                <w:sz w:val="25"/>
-                <w:szCs w:val="25"/>
+                <w:sz w:val="20"/>
+                <w:szCs w:val="20"/>
                 <w:b w:val="1"/>
                 <w:bCs w:val="1"/>
               </w:rPr>
@@ -2219,8 +2205,8 @@
               <w:rPr>
                 <w:rFonts w:ascii="DejaVu Sans Mono" w:hAnsi="DejaVu Sans Mono" w:cs="DejaVu Sans Mono" w:eastAsia="DejaVu Sans Mono"/>
                 <w:color w:val="192768"/>
-                <w:sz w:val="22"/>
-                <w:szCs w:val="22"/>
+                <w:sz w:val="17"/>
+                <w:szCs w:val="17"/>
                 <w:shd w:val="clear" w:fill="F5F6FA"/>
               </w:rPr>
               <w:t>officer@bdi.or.th</w:t>
@@ -2242,8 +2228,8 @@
               <w:rPr>
                 <w:rFonts w:ascii="Sarabun" w:hAnsi="Sarabun" w:cs="Sarabun" w:eastAsia="Sarabun"/>
                 <w:color w:val="1A1E33"/>
-                <w:sz w:val="25"/>
-                <w:szCs w:val="25"/>
+                <w:sz w:val="20"/>
+                <w:szCs w:val="20"/>
               </w:rPr>
               <w:t>เจ้าหน้าที่ BDI — เห็นและตรวจได้ทุกคำขอในระบบ</w:t>
             </w:r>
@@ -2266,8 +2252,8 @@
               <w:rPr>
                 <w:rFonts w:ascii="DejaVu Sans Mono" w:hAnsi="DejaVu Sans Mono" w:cs="DejaVu Sans Mono" w:eastAsia="DejaVu Sans Mono"/>
                 <w:color w:val="192768"/>
-                <w:sz w:val="22"/>
-                <w:szCs w:val="22"/>
+                <w:sz w:val="17"/>
+                <w:szCs w:val="17"/>
                 <w:shd w:val="clear" w:fill="F5F6FA"/>
               </w:rPr>
               <w:t>approver@bdi.or.th</w:t>
@@ -2289,8 +2275,8 @@
               <w:rPr>
                 <w:rFonts w:ascii="Sarabun" w:hAnsi="Sarabun" w:cs="Sarabun" w:eastAsia="Sarabun"/>
                 <w:color w:val="1A1E33"/>
-                <w:sz w:val="25"/>
-                <w:szCs w:val="25"/>
+                <w:sz w:val="20"/>
+                <w:szCs w:val="20"/>
               </w:rPr>
               <w:t>ผู้อนุมัติ BDI — ลงนามด่านสุดท้าย</w:t>
             </w:r>
@@ -2313,8 +2299,8 @@
               <w:rPr>
                 <w:rFonts w:ascii="DejaVu Sans Mono" w:hAnsi="DejaVu Sans Mono" w:cs="DejaVu Sans Mono" w:eastAsia="DejaVu Sans Mono"/>
                 <w:color w:val="192768"/>
-                <w:sz w:val="22"/>
-                <w:szCs w:val="22"/>
+                <w:sz w:val="17"/>
+                <w:szCs w:val="17"/>
                 <w:shd w:val="clear" w:fill="F5F6FA"/>
               </w:rPr>
               <w:t>specialist@bdi.or.th</w:t>
@@ -2336,8 +2322,8 @@
               <w:rPr>
                 <w:rFonts w:ascii="Sarabun" w:hAnsi="Sarabun" w:cs="Sarabun" w:eastAsia="Sarabun"/>
                 <w:color w:val="1A1E33"/>
-                <w:sz w:val="25"/>
-                <w:szCs w:val="25"/>
+                <w:sz w:val="20"/>
+                <w:szCs w:val="20"/>
               </w:rPr>
               <w:t>ผู้เชี่ยวชาญข้อมูล BDI</w:t>
             </w:r>
@@ -2360,8 +2346,8 @@
               <w:rPr>
                 <w:rFonts w:ascii="DejaVu Sans Mono" w:hAnsi="DejaVu Sans Mono" w:cs="DejaVu Sans Mono" w:eastAsia="DejaVu Sans Mono"/>
                 <w:color w:val="192768"/>
-                <w:sz w:val="22"/>
-                <w:szCs w:val="22"/>
+                <w:sz w:val="17"/>
+                <w:szCs w:val="17"/>
                 <w:shd w:val="clear" w:fill="F5F6FA"/>
               </w:rPr>
               <w:t>user@nso.go.th</w:t>
@@ -2383,8 +2369,8 @@
               <w:rPr>
                 <w:rFonts w:ascii="Sarabun" w:hAnsi="Sarabun" w:cs="Sarabun" w:eastAsia="Sarabun"/>
                 <w:color w:val="1A1E33"/>
-                <w:sz w:val="25"/>
-                <w:szCs w:val="25"/>
+                <w:sz w:val="20"/>
+                <w:szCs w:val="20"/>
               </w:rPr>
               <w:t>ผู้ดำเนินการของสำนักงานสถิติแห่งชาติ (หน่วยงานนี้เปิดใช้งานแล้ว)</w:t>
             </w:r>
@@ -2407,8 +2393,8 @@
               <w:rPr>
                 <w:rFonts w:ascii="DejaVu Sans Mono" w:hAnsi="DejaVu Sans Mono" w:cs="DejaVu Sans Mono" w:eastAsia="DejaVu Sans Mono"/>
                 <w:color w:val="192768"/>
-                <w:sz w:val="22"/>
-                <w:szCs w:val="22"/>
+                <w:sz w:val="17"/>
+                <w:szCs w:val="17"/>
                 <w:shd w:val="clear" w:fill="F5F6FA"/>
               </w:rPr>
               <w:t>director@nso.go.th</w:t>
@@ -2430,8 +2416,8 @@
               <w:rPr>
                 <w:rFonts w:ascii="Sarabun" w:hAnsi="Sarabun" w:cs="Sarabun" w:eastAsia="Sarabun"/>
                 <w:color w:val="1A1E33"/>
-                <w:sz w:val="25"/>
-                <w:szCs w:val="25"/>
+                <w:sz w:val="20"/>
+                <w:szCs w:val="20"/>
               </w:rPr>
               <w:t>ผู้มีอำนาจกระทำการแทนของสำนักงานสถิติแห่งชาติ</w:t>
             </w:r>
@@ -2454,8 +2440,8 @@
               <w:rPr>
                 <w:rFonts w:ascii="DejaVu Sans Mono" w:hAnsi="DejaVu Sans Mono" w:cs="DejaVu Sans Mono" w:eastAsia="DejaVu Sans Mono"/>
                 <w:color w:val="192768"/>
-                <w:sz w:val="22"/>
-                <w:szCs w:val="22"/>
+                <w:sz w:val="17"/>
+                <w:szCs w:val="17"/>
                 <w:shd w:val="clear" w:fill="F5F6FA"/>
               </w:rPr>
               <w:t>newbie@moi.go.th</w:t>
@@ -2477,8 +2463,8 @@
               <w:rPr>
                 <w:rFonts w:ascii="Sarabun" w:hAnsi="Sarabun" w:cs="Sarabun" w:eastAsia="Sarabun"/>
                 <w:color w:val="1A1E33"/>
-                <w:sz w:val="25"/>
-                <w:szCs w:val="25"/>
+                <w:sz w:val="20"/>
+                <w:szCs w:val="20"/>
               </w:rPr>
               <w:t>คนที่เพิ่งรับคำเชิญ ยังไม่ได้เริ่มกรอกแบบฟอร์มหน่วยงาน</w:t>
             </w:r>
@@ -2495,7 +2481,7 @@
       <w:pPr>
         <w:spacing w:before="120" w:after="200" w:lineRule="auto" w:line="348"/>
         <w:ind w:left="227" w:right="113"/>
-        <w:jc w:val="left"/>
+        <w:jc w:val="both"/>
         <w:pBdr>
           <w:left w:val="single" w:sz="24" w:space="10" w:color="E5775A"/>
         </w:pBdr>
@@ -2505,8 +2491,8 @@
         <w:rPr>
           <w:rFonts w:ascii="Sarabun" w:hAnsi="Sarabun" w:cs="Sarabun" w:eastAsia="Sarabun"/>
           <w:color w:val="1A1E33"/>
-          <w:sz w:val="28"/>
-          <w:szCs w:val="28"/>
+          <w:sz w:val="22"/>
+          <w:szCs w:val="22"/>
           <w:b w:val="1"/>
           <w:bCs w:val="1"/>
         </w:rPr>
@@ -2516,8 +2502,8 @@
         <w:rPr>
           <w:rFonts w:ascii="Sarabun" w:hAnsi="Sarabun" w:cs="Sarabun" w:eastAsia="Sarabun"/>
           <w:color w:val="1A1E33"/>
-          <w:sz w:val="28"/>
-          <w:szCs w:val="28"/>
+          <w:sz w:val="22"/>
+          <w:szCs w:val="22"/>
         </w:rPr>
         <w:t xml:space="preserve"> — ระหว่างทดสอบคุณต้องสลับบัญชีบ่อยมาก (ผู้กรอก </w:t>
       </w:r>
@@ -2525,8 +2511,8 @@
         <w:rPr>
           <w:rFonts w:ascii="DejaVu Sans" w:hAnsi="DejaVu Sans" w:cs="DejaVu Sans" w:eastAsia="DejaVu Sans"/>
           <w:color w:val="1A1E33"/>
-          <w:sz w:val="28"/>
-          <w:szCs w:val="28"/>
+          <w:sz w:val="22"/>
+          <w:szCs w:val="22"/>
         </w:rPr>
         <w:t>→</w:t>
       </w:r>
@@ -2534,8 +2520,8 @@
         <w:rPr>
           <w:rFonts w:ascii="Sarabun" w:hAnsi="Sarabun" w:cs="Sarabun" w:eastAsia="Sarabun"/>
           <w:color w:val="1A1E33"/>
-          <w:sz w:val="28"/>
-          <w:szCs w:val="28"/>
+          <w:sz w:val="22"/>
+          <w:szCs w:val="22"/>
         </w:rPr>
         <w:t xml:space="preserve"> เจ้าหน้าที่ </w:t>
       </w:r>
@@ -2543,8 +2529,8 @@
         <w:rPr>
           <w:rFonts w:ascii="DejaVu Sans" w:hAnsi="DejaVu Sans" w:cs="DejaVu Sans" w:eastAsia="DejaVu Sans"/>
           <w:color w:val="1A1E33"/>
-          <w:sz w:val="28"/>
-          <w:szCs w:val="28"/>
+          <w:sz w:val="22"/>
+          <w:szCs w:val="22"/>
         </w:rPr>
         <w:t>→</w:t>
       </w:r>
@@ -2552,8 +2538,8 @@
         <w:rPr>
           <w:rFonts w:ascii="Sarabun" w:hAnsi="Sarabun" w:cs="Sarabun" w:eastAsia="Sarabun"/>
           <w:color w:val="1A1E33"/>
-          <w:sz w:val="28"/>
-          <w:szCs w:val="28"/>
+          <w:sz w:val="22"/>
+          <w:szCs w:val="22"/>
         </w:rPr>
         <w:t xml:space="preserve"> ผู้ลงนาม </w:t>
       </w:r>
@@ -2561,8 +2547,8 @@
         <w:rPr>
           <w:rFonts w:ascii="DejaVu Sans" w:hAnsi="DejaVu Sans" w:cs="DejaVu Sans" w:eastAsia="DejaVu Sans"/>
           <w:color w:val="1A1E33"/>
-          <w:sz w:val="28"/>
-          <w:szCs w:val="28"/>
+          <w:sz w:val="22"/>
+          <w:szCs w:val="22"/>
         </w:rPr>
         <w:t>→</w:t>
       </w:r>
@@ -2570,8 +2556,8 @@
         <w:rPr>
           <w:rFonts w:ascii="Sarabun" w:hAnsi="Sarabun" w:cs="Sarabun" w:eastAsia="Sarabun"/>
           <w:color w:val="1A1E33"/>
-          <w:sz w:val="28"/>
-          <w:szCs w:val="28"/>
+          <w:sz w:val="22"/>
+          <w:szCs w:val="22"/>
         </w:rPr>
         <w:t xml:space="preserve"> ผู้อนุมัติ) แนะนำให้เปิด </w:t>
       </w:r>
@@ -2579,8 +2565,8 @@
         <w:rPr>
           <w:rFonts w:ascii="Sarabun" w:hAnsi="Sarabun" w:cs="Sarabun" w:eastAsia="Sarabun"/>
           <w:color w:val="1A1E33"/>
-          <w:sz w:val="28"/>
-          <w:szCs w:val="28"/>
+          <w:sz w:val="22"/>
+          <w:szCs w:val="22"/>
           <w:b w:val="1"/>
           <w:bCs w:val="1"/>
         </w:rPr>
@@ -2590,19 +2576,11 @@
         <w:rPr>
           <w:rFonts w:ascii="Sarabun" w:hAnsi="Sarabun" w:cs="Sarabun" w:eastAsia="Sarabun"/>
           <w:color w:val="1A1E33"/>
-          <w:sz w:val="28"/>
-          <w:szCs w:val="28"/>
+          <w:sz w:val="22"/>
+          <w:szCs w:val="22"/>
         </w:rPr>
         <w:t xml:space="preserve"> จะได้ไม่ต้องออกจากระบบแล้วเข้าใหม่ทุกครั้ง</w:t>
       </w:r>
-    </w:p>
-    <w:p>
-      <w:pPr>
-        <w:spacing w:before="80" w:after="200" w:lineRule="auto" w:line="240"/>
-        <w:pBdr>
-          <w:bottom w:val="single" w:sz="6" w:space="4" w:color="D8DCE6"/>
-        </w:pBdr>
-      </w:pPr>
     </w:p>
     <w:p>
       <w:pPr>
@@ -2612,17 +2590,18 @@
         <w:pBdr>
           <w:bottom w:val="single" w:sz="6" w:space="4" w:color="D8DCE6"/>
         </w:pBdr>
+        <w:pageBreakBefore w:val="1"/>
       </w:pPr>
       <w:r>
         <w:rPr>
           <w:rFonts w:ascii="Sarabun" w:hAnsi="Sarabun" w:cs="Sarabun" w:eastAsia="Sarabun"/>
           <w:color w:val="192768"/>
-          <w:sz w:val="44"/>
-          <w:szCs w:val="44"/>
+          <w:sz w:val="36"/>
+          <w:szCs w:val="36"/>
           <w:b w:val="1"/>
           <w:bCs w:val="1"/>
-          <w:sz w:val="44"/>
-          <w:szCs w:val="44"/>
+          <w:sz w:val="36"/>
+          <w:szCs w:val="36"/>
           <w:b w:val="1"/>
           <w:bCs w:val="1"/>
         </w:rPr>
@@ -2632,14 +2611,14 @@
     <w:p>
       <w:pPr>
         <w:spacing w:before="0" w:after="160" w:lineRule="auto" w:line="348"/>
-        <w:jc w:val="left"/>
+        <w:jc w:val="both"/>
       </w:pPr>
       <w:r>
         <w:rPr>
           <w:rFonts w:ascii="Sarabun" w:hAnsi="Sarabun" w:cs="Sarabun" w:eastAsia="Sarabun"/>
           <w:color w:val="1A1E33"/>
-          <w:sz w:val="28"/>
-          <w:szCs w:val="28"/>
+          <w:sz w:val="22"/>
+          <w:szCs w:val="22"/>
         </w:rPr>
         <w:t xml:space="preserve">ระบบนี้ </w:t>
       </w:r>
@@ -2647,8 +2626,8 @@
         <w:rPr>
           <w:rFonts w:ascii="Sarabun" w:hAnsi="Sarabun" w:cs="Sarabun" w:eastAsia="Sarabun"/>
           <w:color w:val="1A1E33"/>
-          <w:sz w:val="28"/>
-          <w:szCs w:val="28"/>
+          <w:sz w:val="22"/>
+          <w:szCs w:val="22"/>
           <w:b w:val="1"/>
           <w:bCs w:val="1"/>
         </w:rPr>
@@ -2658,8 +2637,8 @@
         <w:rPr>
           <w:rFonts w:ascii="Sarabun" w:hAnsi="Sarabun" w:cs="Sarabun" w:eastAsia="Sarabun"/>
           <w:color w:val="1A1E33"/>
-          <w:sz w:val="28"/>
-          <w:szCs w:val="28"/>
+          <w:sz w:val="22"/>
+          <w:szCs w:val="22"/>
         </w:rPr>
         <w:t xml:space="preserve"> ทุกบัญชีเกิดจากคำเชิญของผู้ดูแลระบบเท่านั้น เมื่อมีบัญชีแล้ว เข้าสู่ระบบได้สองทาง</w:t>
       </w:r>
@@ -2674,12 +2653,12 @@
         <w:rPr>
           <w:rFonts w:ascii="Sarabun" w:hAnsi="Sarabun" w:cs="Sarabun" w:eastAsia="Sarabun"/>
           <w:color w:val="192768"/>
-          <w:sz w:val="34"/>
-          <w:szCs w:val="34"/>
+          <w:sz w:val="28"/>
+          <w:szCs w:val="28"/>
           <w:b w:val="1"/>
           <w:bCs w:val="1"/>
-          <w:sz w:val="34"/>
-          <w:szCs w:val="34"/>
+          <w:sz w:val="28"/>
+          <w:szCs w:val="28"/>
           <w:b w:val="1"/>
           <w:bCs w:val="1"/>
         </w:rPr>
@@ -2742,8 +2721,8 @@
         <w:rPr>
           <w:rFonts w:ascii="Sarabun" w:hAnsi="Sarabun" w:cs="Sarabun" w:eastAsia="Sarabun"/>
           <w:color w:val="5C637A"/>
-          <w:sz w:val="23"/>
-          <w:szCs w:val="23"/>
+          <w:sz w:val="19"/>
+          <w:szCs w:val="19"/>
           <w:i w:val="1"/>
           <w:iCs w:val="1"/>
         </w:rPr>
@@ -2760,8 +2739,8 @@
         <w:rPr>
           <w:rFonts w:ascii="Sarabun" w:hAnsi="Sarabun" w:cs="Sarabun" w:eastAsia="Sarabun"/>
           <w:color w:val="E5775A"/>
-          <w:sz w:val="28"/>
-          <w:szCs w:val="28"/>
+          <w:sz w:val="22"/>
+          <w:szCs w:val="22"/>
           <w:b w:val="1"/>
           <w:bCs w:val="1"/>
         </w:rPr>
@@ -2771,8 +2750,8 @@
         <w:rPr>
           <w:rFonts w:ascii="Sarabun" w:hAnsi="Sarabun" w:cs="Sarabun" w:eastAsia="Sarabun"/>
           <w:color w:val="1A1E33"/>
-          <w:sz w:val="28"/>
-          <w:szCs w:val="28"/>
+          <w:sz w:val="22"/>
+          <w:szCs w:val="22"/>
         </w:rPr>
         <w:t xml:space="preserve">กรอก </w:t>
       </w:r>
@@ -2780,8 +2759,8 @@
         <w:rPr>
           <w:rFonts w:ascii="Sarabun" w:hAnsi="Sarabun" w:cs="Sarabun" w:eastAsia="Sarabun"/>
           <w:color w:val="1A1E33"/>
-          <w:sz w:val="28"/>
-          <w:szCs w:val="28"/>
+          <w:sz w:val="22"/>
+          <w:szCs w:val="22"/>
           <w:b w:val="1"/>
           <w:bCs w:val="1"/>
         </w:rPr>
@@ -2791,8 +2770,8 @@
         <w:rPr>
           <w:rFonts w:ascii="Sarabun" w:hAnsi="Sarabun" w:cs="Sarabun" w:eastAsia="Sarabun"/>
           <w:color w:val="1A1E33"/>
-          <w:sz w:val="28"/>
-          <w:szCs w:val="28"/>
+          <w:sz w:val="22"/>
+          <w:szCs w:val="22"/>
         </w:rPr>
         <w:t xml:space="preserve"> กับ </w:t>
       </w:r>
@@ -2800,8 +2779,8 @@
         <w:rPr>
           <w:rFonts w:ascii="Sarabun" w:hAnsi="Sarabun" w:cs="Sarabun" w:eastAsia="Sarabun"/>
           <w:color w:val="1A1E33"/>
-          <w:sz w:val="28"/>
-          <w:szCs w:val="28"/>
+          <w:sz w:val="22"/>
+          <w:szCs w:val="22"/>
           <w:b w:val="1"/>
           <w:bCs w:val="1"/>
         </w:rPr>
@@ -2811,8 +2790,8 @@
         <w:rPr>
           <w:rFonts w:ascii="Sarabun" w:hAnsi="Sarabun" w:cs="Sarabun" w:eastAsia="Sarabun"/>
           <w:color w:val="1A1E33"/>
-          <w:sz w:val="28"/>
-          <w:szCs w:val="28"/>
+          <w:sz w:val="22"/>
+          <w:szCs w:val="22"/>
         </w:rPr>
         <w:t xml:space="preserve"> แล้วกด </w:t>
       </w:r>
@@ -2820,8 +2799,8 @@
         <w:rPr>
           <w:rFonts w:ascii="Sarabun" w:hAnsi="Sarabun" w:cs="Sarabun" w:eastAsia="Sarabun"/>
           <w:color w:val="1A1E33"/>
-          <w:sz w:val="28"/>
-          <w:szCs w:val="28"/>
+          <w:sz w:val="22"/>
+          <w:szCs w:val="22"/>
           <w:b w:val="1"/>
           <w:bCs w:val="1"/>
         </w:rPr>
@@ -2838,8 +2817,8 @@
         <w:rPr>
           <w:rFonts w:ascii="Sarabun" w:hAnsi="Sarabun" w:cs="Sarabun" w:eastAsia="Sarabun"/>
           <w:color w:val="E5775A"/>
-          <w:sz w:val="28"/>
-          <w:szCs w:val="28"/>
+          <w:sz w:val="22"/>
+          <w:szCs w:val="22"/>
           <w:b w:val="1"/>
           <w:bCs w:val="1"/>
         </w:rPr>
@@ -2849,8 +2828,8 @@
         <w:rPr>
           <w:rFonts w:ascii="Sarabun" w:hAnsi="Sarabun" w:cs="Sarabun" w:eastAsia="Sarabun"/>
           <w:color w:val="1A1E33"/>
-          <w:sz w:val="28"/>
-          <w:szCs w:val="28"/>
+          <w:sz w:val="22"/>
+          <w:szCs w:val="22"/>
         </w:rPr>
         <w:t xml:space="preserve">ระบบจะยังไม่ให้เข้า แต่จะส่ง </w:t>
       </w:r>
@@ -2858,8 +2837,8 @@
         <w:rPr>
           <w:rFonts w:ascii="Sarabun" w:hAnsi="Sarabun" w:cs="Sarabun" w:eastAsia="Sarabun"/>
           <w:color w:val="1A1E33"/>
-          <w:sz w:val="28"/>
-          <w:szCs w:val="28"/>
+          <w:sz w:val="22"/>
+          <w:szCs w:val="22"/>
           <w:b w:val="1"/>
           <w:bCs w:val="1"/>
         </w:rPr>
@@ -2869,8 +2848,8 @@
         <w:rPr>
           <w:rFonts w:ascii="Sarabun" w:hAnsi="Sarabun" w:cs="Sarabun" w:eastAsia="Sarabun"/>
           <w:color w:val="1A1E33"/>
-          <w:sz w:val="28"/>
-          <w:szCs w:val="28"/>
+          <w:sz w:val="22"/>
+          <w:szCs w:val="22"/>
         </w:rPr>
         <w:t xml:space="preserve"> ไปที่อีเมลนั้นก่อน</w:t>
       </w:r>
@@ -2931,8 +2910,8 @@
         <w:rPr>
           <w:rFonts w:ascii="Sarabun" w:hAnsi="Sarabun" w:cs="Sarabun" w:eastAsia="Sarabun"/>
           <w:color w:val="5C637A"/>
-          <w:sz w:val="23"/>
-          <w:szCs w:val="23"/>
+          <w:sz w:val="19"/>
+          <w:szCs w:val="19"/>
           <w:i w:val="1"/>
           <w:iCs w:val="1"/>
         </w:rPr>
@@ -2949,8 +2928,8 @@
         <w:rPr>
           <w:rFonts w:ascii="Sarabun" w:hAnsi="Sarabun" w:cs="Sarabun" w:eastAsia="Sarabun"/>
           <w:color w:val="E5775A"/>
-          <w:sz w:val="28"/>
-          <w:szCs w:val="28"/>
+          <w:sz w:val="22"/>
+          <w:szCs w:val="22"/>
           <w:b w:val="1"/>
           <w:bCs w:val="1"/>
         </w:rPr>
@@ -2960,8 +2939,8 @@
         <w:rPr>
           <w:rFonts w:ascii="Sarabun" w:hAnsi="Sarabun" w:cs="Sarabun" w:eastAsia="Sarabun"/>
           <w:color w:val="1A1E33"/>
-          <w:sz w:val="28"/>
-          <w:szCs w:val="28"/>
+          <w:sz w:val="22"/>
+          <w:szCs w:val="22"/>
         </w:rPr>
         <w:t xml:space="preserve">กรอกรหัส 6 หลักลงในช่อง (จะคัดลอกมาวางทั้งชุดทีเดียวก็ได้) ครบ 6 หลักเมื่อไร ระบบพาเข้าให้เอง </w:t>
       </w:r>
@@ -2969,8 +2948,8 @@
         <w:rPr>
           <w:rFonts w:ascii="Sarabun" w:hAnsi="Sarabun" w:cs="Sarabun" w:eastAsia="Sarabun"/>
           <w:color w:val="1A1E33"/>
-          <w:sz w:val="28"/>
-          <w:szCs w:val="28"/>
+          <w:sz w:val="22"/>
+          <w:szCs w:val="22"/>
           <w:b w:val="1"/>
           <w:bCs w:val="1"/>
         </w:rPr>
@@ -2980,14 +2959,14 @@
     <w:p>
       <w:pPr>
         <w:spacing w:before="0" w:after="160" w:lineRule="auto" w:line="348"/>
-        <w:jc w:val="left"/>
+        <w:jc w:val="both"/>
       </w:pPr>
       <w:r>
         <w:rPr>
           <w:rFonts w:ascii="Sarabun" w:hAnsi="Sarabun" w:cs="Sarabun" w:eastAsia="Sarabun"/>
           <w:color w:val="1A1E33"/>
-          <w:sz w:val="28"/>
-          <w:szCs w:val="28"/>
+          <w:sz w:val="22"/>
+          <w:szCs w:val="22"/>
         </w:rPr>
         <w:t>สิ่งที่ต้องรู้เกี่ยวกับรหัส OTP</w:t>
       </w:r>
@@ -3002,8 +2981,8 @@
         <w:rPr>
           <w:rFonts w:ascii="Sarabun" w:hAnsi="Sarabun" w:cs="Sarabun" w:eastAsia="Sarabun"/>
           <w:color w:val="E5775A"/>
-          <w:sz w:val="28"/>
-          <w:szCs w:val="28"/>
+          <w:sz w:val="22"/>
+          <w:szCs w:val="22"/>
           <w:b w:val="1"/>
           <w:bCs w:val="1"/>
         </w:rPr>
@@ -3013,8 +2992,8 @@
         <w:rPr>
           <w:rFonts w:ascii="Sarabun" w:hAnsi="Sarabun" w:cs="Sarabun" w:eastAsia="Sarabun"/>
           <w:color w:val="1A1E33"/>
-          <w:sz w:val="28"/>
-          <w:szCs w:val="28"/>
+          <w:sz w:val="22"/>
+          <w:szCs w:val="22"/>
         </w:rPr>
         <w:t xml:space="preserve">รหัสหนึ่งชุดใช้ได้ </w:t>
       </w:r>
@@ -3022,8 +3001,8 @@
         <w:rPr>
           <w:rFonts w:ascii="Sarabun" w:hAnsi="Sarabun" w:cs="Sarabun" w:eastAsia="Sarabun"/>
           <w:color w:val="1A1E33"/>
-          <w:sz w:val="28"/>
-          <w:szCs w:val="28"/>
+          <w:sz w:val="22"/>
+          <w:szCs w:val="22"/>
           <w:b w:val="1"/>
           <w:bCs w:val="1"/>
         </w:rPr>
@@ -3040,8 +3019,8 @@
         <w:rPr>
           <w:rFonts w:ascii="Sarabun" w:hAnsi="Sarabun" w:cs="Sarabun" w:eastAsia="Sarabun"/>
           <w:color w:val="E5775A"/>
-          <w:sz w:val="28"/>
-          <w:szCs w:val="28"/>
+          <w:sz w:val="22"/>
+          <w:szCs w:val="22"/>
           <w:b w:val="1"/>
           <w:bCs w:val="1"/>
         </w:rPr>
@@ -3051,8 +3030,8 @@
         <w:rPr>
           <w:rFonts w:ascii="Sarabun" w:hAnsi="Sarabun" w:cs="Sarabun" w:eastAsia="Sarabun"/>
           <w:color w:val="1A1E33"/>
-          <w:sz w:val="28"/>
-          <w:szCs w:val="28"/>
+          <w:sz w:val="22"/>
+          <w:szCs w:val="22"/>
         </w:rPr>
         <w:t xml:space="preserve">กรอกผิดได้ </w:t>
       </w:r>
@@ -3060,8 +3039,8 @@
         <w:rPr>
           <w:rFonts w:ascii="Sarabun" w:hAnsi="Sarabun" w:cs="Sarabun" w:eastAsia="Sarabun"/>
           <w:color w:val="1A1E33"/>
-          <w:sz w:val="28"/>
-          <w:szCs w:val="28"/>
+          <w:sz w:val="22"/>
+          <w:szCs w:val="22"/>
           <w:b w:val="1"/>
           <w:bCs w:val="1"/>
         </w:rPr>
@@ -3071,8 +3050,8 @@
         <w:rPr>
           <w:rFonts w:ascii="Sarabun" w:hAnsi="Sarabun" w:cs="Sarabun" w:eastAsia="Sarabun"/>
           <w:color w:val="1A1E33"/>
-          <w:sz w:val="28"/>
-          <w:szCs w:val="28"/>
+          <w:sz w:val="22"/>
+          <w:szCs w:val="22"/>
         </w:rPr>
         <w:t xml:space="preserve"> ถ้าเกินกว่านั้นต้องกดขอรหัสใหม่</w:t>
       </w:r>
@@ -3087,8 +3066,8 @@
         <w:rPr>
           <w:rFonts w:ascii="Sarabun" w:hAnsi="Sarabun" w:cs="Sarabun" w:eastAsia="Sarabun"/>
           <w:color w:val="E5775A"/>
-          <w:sz w:val="28"/>
-          <w:szCs w:val="28"/>
+          <w:sz w:val="22"/>
+          <w:szCs w:val="22"/>
           <w:b w:val="1"/>
           <w:bCs w:val="1"/>
         </w:rPr>
@@ -3098,8 +3077,8 @@
         <w:rPr>
           <w:rFonts w:ascii="Sarabun" w:hAnsi="Sarabun" w:cs="Sarabun" w:eastAsia="Sarabun"/>
           <w:color w:val="1A1E33"/>
-          <w:sz w:val="28"/>
-          <w:szCs w:val="28"/>
+          <w:sz w:val="22"/>
+          <w:szCs w:val="22"/>
         </w:rPr>
         <w:t xml:space="preserve">ปุ่มขอรหัสใหม่ต้องรอ </w:t>
       </w:r>
@@ -3107,8 +3086,8 @@
         <w:rPr>
           <w:rFonts w:ascii="Sarabun" w:hAnsi="Sarabun" w:cs="Sarabun" w:eastAsia="Sarabun"/>
           <w:color w:val="1A1E33"/>
-          <w:sz w:val="28"/>
-          <w:szCs w:val="28"/>
+          <w:sz w:val="22"/>
+          <w:szCs w:val="22"/>
           <w:b w:val="1"/>
           <w:bCs w:val="1"/>
         </w:rPr>
@@ -3118,8 +3097,8 @@
         <w:rPr>
           <w:rFonts w:ascii="Sarabun" w:hAnsi="Sarabun" w:cs="Sarabun" w:eastAsia="Sarabun"/>
           <w:color w:val="1A1E33"/>
-          <w:sz w:val="28"/>
-          <w:szCs w:val="28"/>
+          <w:sz w:val="22"/>
+          <w:szCs w:val="22"/>
         </w:rPr>
         <w:t xml:space="preserve"> ระหว่างนั้นหน้าจอจะนับถอยหลังให้ดู</w:t>
       </w:r>
@@ -3134,12 +3113,12 @@
         <w:rPr>
           <w:rFonts w:ascii="Sarabun" w:hAnsi="Sarabun" w:cs="Sarabun" w:eastAsia="Sarabun"/>
           <w:color w:val="192768"/>
-          <w:sz w:val="34"/>
-          <w:szCs w:val="34"/>
+          <w:sz w:val="28"/>
+          <w:szCs w:val="28"/>
           <w:b w:val="1"/>
           <w:bCs w:val="1"/>
-          <w:sz w:val="34"/>
-          <w:szCs w:val="34"/>
+          <w:sz w:val="28"/>
+          <w:szCs w:val="28"/>
           <w:b w:val="1"/>
           <w:bCs w:val="1"/>
         </w:rPr>
@@ -3149,14 +3128,14 @@
     <w:p>
       <w:pPr>
         <w:spacing w:before="0" w:after="160" w:lineRule="auto" w:line="348"/>
-        <w:jc w:val="left"/>
+        <w:jc w:val="both"/>
       </w:pPr>
       <w:r>
         <w:rPr>
           <w:rFonts w:ascii="Sarabun" w:hAnsi="Sarabun" w:cs="Sarabun" w:eastAsia="Sarabun"/>
           <w:color w:val="1A1E33"/>
-          <w:sz w:val="28"/>
-          <w:szCs w:val="28"/>
+          <w:sz w:val="22"/>
+          <w:szCs w:val="22"/>
         </w:rPr>
         <w:t xml:space="preserve">กด </w:t>
       </w:r>
@@ -3164,8 +3143,8 @@
         <w:rPr>
           <w:rFonts w:ascii="Sarabun" w:hAnsi="Sarabun" w:cs="Sarabun" w:eastAsia="Sarabun"/>
           <w:color w:val="1A1E33"/>
-          <w:sz w:val="28"/>
-          <w:szCs w:val="28"/>
+          <w:sz w:val="22"/>
+          <w:szCs w:val="22"/>
           <w:b w:val="1"/>
           <w:bCs w:val="1"/>
         </w:rPr>
@@ -3175,8 +3154,8 @@
         <w:rPr>
           <w:rFonts w:ascii="Sarabun" w:hAnsi="Sarabun" w:cs="Sarabun" w:eastAsia="Sarabun"/>
           <w:color w:val="1A1E33"/>
-          <w:sz w:val="28"/>
-          <w:szCs w:val="28"/>
+          <w:sz w:val="22"/>
+          <w:szCs w:val="22"/>
         </w:rPr>
         <w:t xml:space="preserve"> แล้วยืนยันตัวตนด้วยบัตรใบเดิมที่ใช้ตอนเปิดใช้งานบัญชี ระบบจะจับคู่บัญชีให้เอง ไม่ต้องกรอกอีเมล ไม่ต้องกรอกรหัสผ่าน และ </w:t>
       </w:r>
@@ -3184,8 +3163,8 @@
         <w:rPr>
           <w:rFonts w:ascii="Sarabun" w:hAnsi="Sarabun" w:cs="Sarabun" w:eastAsia="Sarabun"/>
           <w:color w:val="1A1E33"/>
-          <w:sz w:val="28"/>
-          <w:szCs w:val="28"/>
+          <w:sz w:val="22"/>
+          <w:szCs w:val="22"/>
           <w:b w:val="1"/>
           <w:bCs w:val="1"/>
         </w:rPr>
@@ -3196,7 +3175,7 @@
       <w:pPr>
         <w:spacing w:before="120" w:after="200" w:lineRule="auto" w:line="348"/>
         <w:ind w:left="227" w:right="113"/>
-        <w:jc w:val="left"/>
+        <w:jc w:val="both"/>
         <w:pBdr>
           <w:left w:val="single" w:sz="24" w:space="10" w:color="E5775A"/>
         </w:pBdr>
@@ -3206,8 +3185,8 @@
         <w:rPr>
           <w:rFonts w:ascii="Sarabun" w:hAnsi="Sarabun" w:cs="Sarabun" w:eastAsia="Sarabun"/>
           <w:color w:val="1A1E33"/>
-          <w:sz w:val="28"/>
-          <w:szCs w:val="28"/>
+          <w:sz w:val="22"/>
+          <w:szCs w:val="22"/>
         </w:rPr>
         <w:t>ทางนี้ใช้ได้เฉพาะบัญชีที่เคยเปิดใช้งานด้วย ThaiD ไปแล้ว ถ้าเครื่องทดสอบยังไม่ได้ตั้งค่าเชื่อมต่อกับ ThaiD กดแล้วจะขึ้นข้อความบอกว่ายังไม่ได้ตั้งค่า</w:t>
       </w:r>
@@ -3222,36 +3201,10 @@
         <w:rPr>
           <w:rFonts w:ascii="Sarabun" w:hAnsi="Sarabun" w:cs="Sarabun" w:eastAsia="Sarabun"/>
           <w:color w:val="192768"/>
-          <w:sz w:val="34"/>
-          <w:szCs w:val="34"/>
+          <w:sz w:val="28"/>
+          <w:szCs w:val="28"/>
           <w:b w:val="1"/>
           <w:bCs w:val="1"/>
-          <w:sz w:val="34"/>
-          <w:szCs w:val="34"/>
-          <w:b w:val="1"/>
-          <w:bCs w:val="1"/>
-        </w:rPr>
-        <w:t>ออกจากระบบ</w:t>
-      </w:r>
-    </w:p>
-    <w:p>
-      <w:pPr>
-        <w:spacing w:before="0" w:after="160" w:lineRule="auto" w:line="348"/>
-        <w:jc w:val="left"/>
-      </w:pPr>
-      <w:r>
-        <w:rPr>
-          <w:rFonts w:ascii="Sarabun" w:hAnsi="Sarabun" w:cs="Sarabun" w:eastAsia="Sarabun"/>
-          <w:color w:val="1A1E33"/>
-          <w:sz w:val="28"/>
-          <w:szCs w:val="28"/>
-        </w:rPr>
-        <w:t xml:space="preserve">กดชื่อของคุณที่มุมขวาบน แล้วเลือก </w:t>
-      </w:r>
-      <w:r>
-        <w:rPr>
-          <w:rFonts w:ascii="Sarabun" w:hAnsi="Sarabun" w:cs="Sarabun" w:eastAsia="Sarabun"/>
-          <w:color w:val="1A1E33"/>
           <w:sz w:val="28"/>
           <w:szCs w:val="28"/>
           <w:b w:val="1"/>
@@ -3262,11 +3215,29 @@
     </w:p>
     <w:p>
       <w:pPr>
-        <w:spacing w:before="80" w:after="200" w:lineRule="auto" w:line="240"/>
-        <w:pBdr>
-          <w:bottom w:val="single" w:sz="6" w:space="4" w:color="D8DCE6"/>
-        </w:pBdr>
+        <w:spacing w:before="0" w:after="160" w:lineRule="auto" w:line="348"/>
+        <w:jc w:val="both"/>
       </w:pPr>
+      <w:r>
+        <w:rPr>
+          <w:rFonts w:ascii="Sarabun" w:hAnsi="Sarabun" w:cs="Sarabun" w:eastAsia="Sarabun"/>
+          <w:color w:val="1A1E33"/>
+          <w:sz w:val="22"/>
+          <w:szCs w:val="22"/>
+        </w:rPr>
+        <w:t xml:space="preserve">กดชื่อของคุณที่มุมขวาบน แล้วเลือก </w:t>
+      </w:r>
+      <w:r>
+        <w:rPr>
+          <w:rFonts w:ascii="Sarabun" w:hAnsi="Sarabun" w:cs="Sarabun" w:eastAsia="Sarabun"/>
+          <w:color w:val="1A1E33"/>
+          <w:sz w:val="22"/>
+          <w:szCs w:val="22"/>
+          <w:b w:val="1"/>
+          <w:bCs w:val="1"/>
+        </w:rPr>
+        <w:t>ออกจากระบบ</w:t>
+      </w:r>
     </w:p>
     <w:p>
       <w:pPr>
@@ -3276,17 +3247,18 @@
         <w:pBdr>
           <w:bottom w:val="single" w:sz="6" w:space="4" w:color="D8DCE6"/>
         </w:pBdr>
+        <w:pageBreakBefore w:val="1"/>
       </w:pPr>
       <w:r>
         <w:rPr>
           <w:rFonts w:ascii="Sarabun" w:hAnsi="Sarabun" w:cs="Sarabun" w:eastAsia="Sarabun"/>
           <w:color w:val="192768"/>
-          <w:sz w:val="44"/>
-          <w:szCs w:val="44"/>
+          <w:sz w:val="36"/>
+          <w:szCs w:val="36"/>
           <w:b w:val="1"/>
           <w:bCs w:val="1"/>
-          <w:sz w:val="44"/>
-          <w:szCs w:val="44"/>
+          <w:sz w:val="36"/>
+          <w:szCs w:val="36"/>
           <w:b w:val="1"/>
           <w:bCs w:val="1"/>
         </w:rPr>
@@ -3296,14 +3268,14 @@
     <w:p>
       <w:pPr>
         <w:spacing w:before="0" w:after="160" w:lineRule="auto" w:line="348"/>
-        <w:jc w:val="left"/>
+        <w:jc w:val="both"/>
       </w:pPr>
       <w:r>
         <w:rPr>
           <w:rFonts w:ascii="Sarabun" w:hAnsi="Sarabun" w:cs="Sarabun" w:eastAsia="Sarabun"/>
           <w:color w:val="1A1E33"/>
-          <w:sz w:val="28"/>
-          <w:szCs w:val="28"/>
+          <w:sz w:val="22"/>
+          <w:szCs w:val="22"/>
         </w:rPr>
         <w:t xml:space="preserve">ระบบมีอีเมลที่ส่งออกทั้งหมด 15 แบบ (คำเชิญ · รหัส OTP · แจ้งผลการตรวจสอบ ฯลฯ) แต่ </w:t>
       </w:r>
@@ -3311,8 +3283,8 @@
         <w:rPr>
           <w:rFonts w:ascii="Sarabun" w:hAnsi="Sarabun" w:cs="Sarabun" w:eastAsia="Sarabun"/>
           <w:color w:val="1A1E33"/>
-          <w:sz w:val="28"/>
-          <w:szCs w:val="28"/>
+          <w:sz w:val="22"/>
+          <w:szCs w:val="22"/>
           <w:b w:val="1"/>
           <w:bCs w:val="1"/>
         </w:rPr>
@@ -3322,8 +3294,8 @@
         <w:rPr>
           <w:rFonts w:ascii="Sarabun" w:hAnsi="Sarabun" w:cs="Sarabun" w:eastAsia="Sarabun"/>
           <w:color w:val="1A1E33"/>
-          <w:sz w:val="28"/>
-          <w:szCs w:val="28"/>
+          <w:sz w:val="22"/>
+          <w:szCs w:val="22"/>
         </w:rPr>
         <w:t xml:space="preserve"> เพื่อไม่ให้ไปรบกวนกล่องจดหมายของใคร ถ้าคุณกดขอ OTP แล้วไม่มีอะไรเข้ามาในอีเมล มักไม่ใช่ระบบเสีย แต่เป็นเพราะเหตุนี้</w:t>
       </w:r>
@@ -3367,8 +3339,8 @@
               <w:rPr>
                 <w:rFonts w:ascii="Sarabun" w:hAnsi="Sarabun" w:cs="Sarabun" w:eastAsia="Sarabun"/>
                 <w:color w:val="FFFFFF"/>
-                <w:sz w:val="25"/>
-                <w:szCs w:val="25"/>
+                <w:sz w:val="20"/>
+                <w:szCs w:val="20"/>
                 <w:b w:val="1"/>
                 <w:bCs w:val="1"/>
               </w:rPr>
@@ -3377,12 +3349,12 @@
               <w:rPr>
                 <w:rFonts w:ascii="Sarabun" w:hAnsi="Sarabun" w:cs="Sarabun" w:eastAsia="Sarabun"/>
                 <w:color w:val="FFFFFF"/>
-                <w:sz w:val="25"/>
-                <w:szCs w:val="25"/>
+                <w:sz w:val="20"/>
+                <w:szCs w:val="20"/>
                 <w:b w:val="1"/>
                 <w:bCs w:val="1"/>
-                <w:sz w:val="25"/>
-                <w:szCs w:val="25"/>
+                <w:sz w:val="20"/>
+                <w:szCs w:val="20"/>
                 <w:b w:val="1"/>
                 <w:bCs w:val="1"/>
               </w:rPr>
@@ -3404,8 +3376,8 @@
               <w:rPr>
                 <w:rFonts w:ascii="Sarabun" w:hAnsi="Sarabun" w:cs="Sarabun" w:eastAsia="Sarabun"/>
                 <w:color w:val="FFFFFF"/>
-                <w:sz w:val="25"/>
-                <w:szCs w:val="25"/>
+                <w:sz w:val="20"/>
+                <w:szCs w:val="20"/>
                 <w:b w:val="1"/>
                 <w:bCs w:val="1"/>
               </w:rPr>
@@ -3414,12 +3386,12 @@
               <w:rPr>
                 <w:rFonts w:ascii="Sarabun" w:hAnsi="Sarabun" w:cs="Sarabun" w:eastAsia="Sarabun"/>
                 <w:color w:val="FFFFFF"/>
-                <w:sz w:val="25"/>
-                <w:szCs w:val="25"/>
+                <w:sz w:val="20"/>
+                <w:szCs w:val="20"/>
                 <w:b w:val="1"/>
                 <w:bCs w:val="1"/>
-                <w:sz w:val="25"/>
-                <w:szCs w:val="25"/>
+                <w:sz w:val="20"/>
+                <w:szCs w:val="20"/>
                 <w:b w:val="1"/>
                 <w:bCs w:val="1"/>
               </w:rPr>
@@ -3444,8 +3416,8 @@
               <w:rPr>
                 <w:rFonts w:ascii="Sarabun" w:hAnsi="Sarabun" w:cs="Sarabun" w:eastAsia="Sarabun"/>
                 <w:color w:val="1A1E33"/>
-                <w:sz w:val="25"/>
-                <w:szCs w:val="25"/>
+                <w:sz w:val="20"/>
+                <w:szCs w:val="20"/>
                 <w:b w:val="1"/>
                 <w:bCs w:val="1"/>
               </w:rPr>
@@ -3468,8 +3440,8 @@
               <w:rPr>
                 <w:rFonts w:ascii="Sarabun" w:hAnsi="Sarabun" w:cs="Sarabun" w:eastAsia="Sarabun"/>
                 <w:color w:val="1A1E33"/>
-                <w:sz w:val="25"/>
-                <w:szCs w:val="25"/>
+                <w:sz w:val="20"/>
+                <w:szCs w:val="20"/>
               </w:rPr>
               <w:t>เปิดกล่องจดหมายตามปกติ (เผื่อดูโฟลเดอร์ Spam กับ Promotions ด้วย)</w:t>
             </w:r>
@@ -3492,8 +3464,8 @@
               <w:rPr>
                 <w:rFonts w:ascii="Sarabun" w:hAnsi="Sarabun" w:cs="Sarabun" w:eastAsia="Sarabun"/>
                 <w:color w:val="1A1E33"/>
-                <w:sz w:val="25"/>
-                <w:szCs w:val="25"/>
+                <w:sz w:val="20"/>
+                <w:szCs w:val="20"/>
                 <w:b w:val="1"/>
                 <w:bCs w:val="1"/>
               </w:rPr>
@@ -3503,8 +3475,8 @@
               <w:rPr>
                 <w:rFonts w:ascii="Sarabun" w:hAnsi="Sarabun" w:cs="Sarabun" w:eastAsia="Sarabun"/>
                 <w:color w:val="1A1E33"/>
-                <w:sz w:val="25"/>
-                <w:szCs w:val="25"/>
+                <w:sz w:val="20"/>
+                <w:szCs w:val="20"/>
               </w:rPr>
               <w:t xml:space="preserve"> (ค่าปกติของเครื่องทดสอบ)</w:t>
             </w:r>
@@ -3525,8 +3497,8 @@
               <w:rPr>
                 <w:rFonts w:ascii="Sarabun" w:hAnsi="Sarabun" w:cs="Sarabun" w:eastAsia="Sarabun"/>
                 <w:color w:val="1A1E33"/>
-                <w:sz w:val="25"/>
-                <w:szCs w:val="25"/>
+                <w:sz w:val="20"/>
+                <w:szCs w:val="20"/>
                 <w:b w:val="1"/>
                 <w:bCs w:val="1"/>
               </w:rPr>
@@ -3536,8 +3508,8 @@
               <w:rPr>
                 <w:rFonts w:ascii="Sarabun" w:hAnsi="Sarabun" w:cs="Sarabun" w:eastAsia="Sarabun"/>
                 <w:color w:val="1A1E33"/>
-                <w:sz w:val="25"/>
-                <w:szCs w:val="25"/>
+                <w:sz w:val="20"/>
+                <w:szCs w:val="20"/>
               </w:rPr>
               <w:t xml:space="preserve"> เพราะระบบพิมพ์รหัสไว้ในบันทึกการทำงานของเครื่องแทน</w:t>
             </w:r>
@@ -3553,14 +3525,14 @@
     <w:p>
       <w:pPr>
         <w:spacing w:before="0" w:after="160" w:lineRule="auto" w:line="348"/>
-        <w:jc w:val="left"/>
+        <w:jc w:val="both"/>
       </w:pPr>
       <w:r>
         <w:rPr>
           <w:rFonts w:ascii="Sarabun" w:hAnsi="Sarabun" w:cs="Sarabun" w:eastAsia="Sarabun"/>
           <w:color w:val="1A1E33"/>
-          <w:sz w:val="28"/>
-          <w:szCs w:val="28"/>
+          <w:sz w:val="22"/>
+          <w:szCs w:val="22"/>
         </w:rPr>
         <w:t xml:space="preserve">คำสั่งสำหรับผู้ดูแลระบบ (พิมพ์บนเครื่องที่ติดตั้งระบบ ในโฟลเดอร์ที่มีไฟล์ </w:t>
       </w:r>
@@ -3568,8 +3540,8 @@
         <w:rPr>
           <w:rFonts w:ascii="DejaVu Sans Mono" w:hAnsi="DejaVu Sans Mono" w:cs="DejaVu Sans Mono" w:eastAsia="DejaVu Sans Mono"/>
           <w:color w:val="192768"/>
-          <w:sz w:val="25"/>
-          <w:szCs w:val="25"/>
+          <w:sz w:val="19"/>
+          <w:szCs w:val="19"/>
           <w:shd w:val="clear" w:fill="F5F6FA"/>
         </w:rPr>
         <w:t>docker-compose.yml</w:t>
@@ -3578,8 +3550,8 @@
         <w:rPr>
           <w:rFonts w:ascii="Sarabun" w:hAnsi="Sarabun" w:cs="Sarabun" w:eastAsia="Sarabun"/>
           <w:color w:val="1A1E33"/>
-          <w:sz w:val="28"/>
-          <w:szCs w:val="28"/>
+          <w:sz w:val="22"/>
+          <w:szCs w:val="22"/>
         </w:rPr>
         <w:t>)</w:t>
       </w:r>
@@ -3595,8 +3567,8 @@
         <w:rPr>
           <w:rFonts w:ascii="DejaVu Sans Mono" w:hAnsi="DejaVu Sans Mono" w:cs="DejaVu Sans Mono" w:eastAsia="DejaVu Sans Mono"/>
           <w:color w:val="1A1E33"/>
-          <w:sz w:val="19"/>
-          <w:szCs w:val="19"/>
+          <w:sz w:val="17"/>
+          <w:szCs w:val="17"/>
         </w:rPr>
         <w:t>docker compose logs backend --tail 20 | grep 'รหัส OTP'          # รหัส OTP ล่าสุด</w:t>
       </w:r>
@@ -3612,8 +3584,8 @@
         <w:rPr>
           <w:rFonts w:ascii="DejaVu Sans Mono" w:hAnsi="DejaVu Sans Mono" w:cs="DejaVu Sans Mono" w:eastAsia="DejaVu Sans Mono"/>
           <w:color w:val="1A1E33"/>
-          <w:sz w:val="19"/>
-          <w:szCs w:val="19"/>
+          <w:sz w:val="17"/>
+          <w:szCs w:val="17"/>
         </w:rPr>
         <w:t>docker compose logs backend --tail 200 | grep 'ลิงก์:'            # ลิงก์คำเชิญล่าสุด</w:t>
       </w:r>
@@ -3629,19 +3601,11 @@
         <w:rPr>
           <w:rFonts w:ascii="DejaVu Sans Mono" w:hAnsi="DejaVu Sans Mono" w:cs="DejaVu Sans Mono" w:eastAsia="DejaVu Sans Mono"/>
           <w:color w:val="1A1E33"/>
-          <w:sz w:val="19"/>
-          <w:szCs w:val="19"/>
+          <w:sz w:val="17"/>
+          <w:szCs w:val="17"/>
         </w:rPr>
         <w:t>docker compose logs delivery-worker --tail 40 | grep -E 'ถึง:|เรื่อง:'   # อีเมลแจ้งเตือนที่ส่งออกไป</w:t>
       </w:r>
-    </w:p>
-    <w:p>
-      <w:pPr>
-        <w:spacing w:before="80" w:after="200" w:lineRule="auto" w:line="240"/>
-        <w:pBdr>
-          <w:bottom w:val="single" w:sz="6" w:space="4" w:color="D8DCE6"/>
-        </w:pBdr>
-      </w:pPr>
     </w:p>
     <w:p>
       <w:pPr>
@@ -3651,17 +3615,18 @@
         <w:pBdr>
           <w:bottom w:val="single" w:sz="6" w:space="4" w:color="D8DCE6"/>
         </w:pBdr>
+        <w:pageBreakBefore w:val="1"/>
       </w:pPr>
       <w:r>
         <w:rPr>
           <w:rFonts w:ascii="Sarabun" w:hAnsi="Sarabun" w:cs="Sarabun" w:eastAsia="Sarabun"/>
           <w:color w:val="192768"/>
-          <w:sz w:val="44"/>
-          <w:szCs w:val="44"/>
+          <w:sz w:val="36"/>
+          <w:szCs w:val="36"/>
           <w:b w:val="1"/>
           <w:bCs w:val="1"/>
-          <w:sz w:val="44"/>
-          <w:szCs w:val="44"/>
+          <w:sz w:val="36"/>
+          <w:szCs w:val="36"/>
           <w:b w:val="1"/>
           <w:bCs w:val="1"/>
         </w:rPr>
@@ -3671,14 +3636,14 @@
     <w:p>
       <w:pPr>
         <w:spacing w:before="0" w:after="160" w:lineRule="auto" w:line="348"/>
-        <w:jc w:val="left"/>
+        <w:jc w:val="both"/>
       </w:pPr>
       <w:r>
         <w:rPr>
           <w:rFonts w:ascii="Sarabun" w:hAnsi="Sarabun" w:cs="Sarabun" w:eastAsia="Sarabun"/>
           <w:color w:val="1A1E33"/>
-          <w:sz w:val="28"/>
-          <w:szCs w:val="28"/>
+          <w:sz w:val="22"/>
+          <w:szCs w:val="22"/>
         </w:rPr>
         <w:t xml:space="preserve">รูปกระดิ่งที่มุมขวาบนจะมีตัวเลขบอกจำนวนเรื่องที่ยังไม่ได้อ่าน กดแล้วจะเห็นรายการล่าสุด </w:t>
       </w:r>
@@ -3686,8 +3651,8 @@
         <w:rPr>
           <w:rFonts w:ascii="Sarabun" w:hAnsi="Sarabun" w:cs="Sarabun" w:eastAsia="Sarabun"/>
           <w:color w:val="1A1E33"/>
-          <w:sz w:val="28"/>
-          <w:szCs w:val="28"/>
+          <w:sz w:val="22"/>
+          <w:szCs w:val="22"/>
           <w:b w:val="1"/>
           <w:bCs w:val="1"/>
         </w:rPr>
@@ -3697,8 +3662,8 @@
         <w:rPr>
           <w:rFonts w:ascii="Sarabun" w:hAnsi="Sarabun" w:cs="Sarabun" w:eastAsia="Sarabun"/>
           <w:color w:val="1A1E33"/>
-          <w:sz w:val="28"/>
-          <w:szCs w:val="28"/>
+          <w:sz w:val="22"/>
+          <w:szCs w:val="22"/>
         </w:rPr>
         <w:t xml:space="preserve"> ไม่ต้องไปหาเองในตาราง</w:t>
       </w:r>
@@ -3759,8 +3724,8 @@
         <w:rPr>
           <w:rFonts w:ascii="Sarabun" w:hAnsi="Sarabun" w:cs="Sarabun" w:eastAsia="Sarabun"/>
           <w:color w:val="5C637A"/>
-          <w:sz w:val="23"/>
-          <w:szCs w:val="23"/>
+          <w:sz w:val="19"/>
+          <w:szCs w:val="19"/>
           <w:i w:val="1"/>
           <w:iCs w:val="1"/>
         </w:rPr>
@@ -3771,7 +3736,7 @@
       <w:pPr>
         <w:spacing w:before="120" w:after="200" w:lineRule="auto" w:line="348"/>
         <w:ind w:left="227" w:right="113"/>
-        <w:jc w:val="left"/>
+        <w:jc w:val="both"/>
         <w:pBdr>
           <w:left w:val="single" w:sz="24" w:space="10" w:color="E5775A"/>
         </w:pBdr>
@@ -3781,8 +3746,8 @@
         <w:rPr>
           <w:rFonts w:ascii="Sarabun" w:hAnsi="Sarabun" w:cs="Sarabun" w:eastAsia="Sarabun"/>
           <w:color w:val="1A1E33"/>
-          <w:sz w:val="28"/>
-          <w:szCs w:val="28"/>
+          <w:sz w:val="22"/>
+          <w:szCs w:val="22"/>
         </w:rPr>
         <w:t xml:space="preserve">ระบบตั้งใจออกแบบให้การแจ้งเตือน </w:t>
       </w:r>
@@ -3790,8 +3755,8 @@
         <w:rPr>
           <w:rFonts w:ascii="Sarabun" w:hAnsi="Sarabun" w:cs="Sarabun" w:eastAsia="Sarabun"/>
           <w:color w:val="1A1E33"/>
-          <w:sz w:val="28"/>
-          <w:szCs w:val="28"/>
+          <w:sz w:val="22"/>
+          <w:szCs w:val="22"/>
           <w:b w:val="1"/>
           <w:bCs w:val="1"/>
         </w:rPr>
@@ -3801,8 +3766,8 @@
         <w:rPr>
           <w:rFonts w:ascii="Sarabun" w:hAnsi="Sarabun" w:cs="Sarabun" w:eastAsia="Sarabun"/>
           <w:color w:val="1A1E33"/>
-          <w:sz w:val="28"/>
-          <w:szCs w:val="28"/>
+          <w:sz w:val="22"/>
+          <w:szCs w:val="22"/>
         </w:rPr>
         <w:t xml:space="preserve"> โดยจะดึงข้อมูลใหม่ตอนเปิดหน้า หรือตอนเปลี่ยนหน้าเท่านั้น </w:t>
       </w:r>
@@ -3810,8 +3775,8 @@
         <w:rPr>
           <w:rFonts w:ascii="Sarabun" w:hAnsi="Sarabun" w:cs="Sarabun" w:eastAsia="Sarabun"/>
           <w:color w:val="1A1E33"/>
-          <w:sz w:val="28"/>
-          <w:szCs w:val="28"/>
+          <w:sz w:val="22"/>
+          <w:szCs w:val="22"/>
           <w:b w:val="1"/>
           <w:bCs w:val="1"/>
         </w:rPr>
@@ -3821,19 +3786,11 @@
         <w:rPr>
           <w:rFonts w:ascii="Sarabun" w:hAnsi="Sarabun" w:cs="Sarabun" w:eastAsia="Sarabun"/>
           <w:color w:val="1A1E33"/>
-          <w:sz w:val="28"/>
-          <w:szCs w:val="28"/>
+          <w:sz w:val="22"/>
+          <w:szCs w:val="22"/>
         </w:rPr>
         <w:t xml:space="preserve"> แล้วตัวเลขกับสถานะจะอัปเดต</w:t>
       </w:r>
-    </w:p>
-    <w:p>
-      <w:pPr>
-        <w:spacing w:before="80" w:after="200" w:lineRule="auto" w:line="240"/>
-        <w:pBdr>
-          <w:bottom w:val="single" w:sz="6" w:space="4" w:color="D8DCE6"/>
-        </w:pBdr>
-      </w:pPr>
     </w:p>
     <w:p>
       <w:pPr>
@@ -3843,17 +3800,18 @@
         <w:pBdr>
           <w:bottom w:val="single" w:sz="6" w:space="4" w:color="D8DCE6"/>
         </w:pBdr>
+        <w:pageBreakBefore w:val="1"/>
       </w:pPr>
       <w:r>
         <w:rPr>
           <w:rFonts w:ascii="Sarabun" w:hAnsi="Sarabun" w:cs="Sarabun" w:eastAsia="Sarabun"/>
           <w:color w:val="192768"/>
-          <w:sz w:val="44"/>
-          <w:szCs w:val="44"/>
+          <w:sz w:val="36"/>
+          <w:szCs w:val="36"/>
           <w:b w:val="1"/>
           <w:bCs w:val="1"/>
-          <w:sz w:val="44"/>
-          <w:szCs w:val="44"/>
+          <w:sz w:val="36"/>
+          <w:szCs w:val="36"/>
           <w:b w:val="1"/>
           <w:bCs w:val="1"/>
         </w:rPr>
@@ -3870,8 +3828,8 @@
         <w:rPr>
           <w:rFonts w:ascii="Sarabun" w:hAnsi="Sarabun" w:cs="Sarabun" w:eastAsia="Sarabun"/>
           <w:color w:val="E5775A"/>
-          <w:sz w:val="28"/>
-          <w:szCs w:val="28"/>
+          <w:sz w:val="22"/>
+          <w:szCs w:val="22"/>
           <w:b w:val="1"/>
           <w:bCs w:val="1"/>
         </w:rPr>
@@ -3881,8 +3839,8 @@
         <w:rPr>
           <w:rFonts w:ascii="Sarabun" w:hAnsi="Sarabun" w:cs="Sarabun" w:eastAsia="Sarabun"/>
           <w:color w:val="1A1E33"/>
-          <w:sz w:val="28"/>
-          <w:szCs w:val="28"/>
+          <w:sz w:val="22"/>
+          <w:szCs w:val="22"/>
           <w:b w:val="1"/>
           <w:bCs w:val="1"/>
         </w:rPr>
@@ -3892,8 +3850,8 @@
         <w:rPr>
           <w:rFonts w:ascii="DejaVu Sans Mono" w:hAnsi="DejaVu Sans Mono" w:cs="DejaVu Sans Mono" w:eastAsia="DejaVu Sans Mono"/>
           <w:color w:val="192768"/>
-          <w:sz w:val="25"/>
-          <w:szCs w:val="25"/>
+          <w:sz w:val="19"/>
+          <w:szCs w:val="19"/>
           <w:b w:val="1"/>
           <w:bCs w:val="1"/>
           <w:shd w:val="clear" w:fill="F5F6FA"/>
@@ -3904,8 +3862,8 @@
         <w:rPr>
           <w:rFonts w:ascii="Sarabun" w:hAnsi="Sarabun" w:cs="Sarabun" w:eastAsia="Sarabun"/>
           <w:color w:val="1A1E33"/>
-          <w:sz w:val="28"/>
-          <w:szCs w:val="28"/>
+          <w:sz w:val="22"/>
+          <w:szCs w:val="22"/>
           <w:b w:val="1"/>
           <w:bCs w:val="1"/>
         </w:rPr>
@@ -3915,8 +3873,8 @@
         <w:rPr>
           <w:rFonts w:ascii="Sarabun" w:hAnsi="Sarabun" w:cs="Sarabun" w:eastAsia="Sarabun"/>
           <w:color w:val="1A1E33"/>
-          <w:sz w:val="28"/>
-          <w:szCs w:val="28"/>
+          <w:sz w:val="22"/>
+          <w:szCs w:val="22"/>
         </w:rPr>
         <w:t xml:space="preserve"> ไม่บังคับว่าต้องกรอกครบ ปิดเบราว์เซอร์แล้วกลับมา ข้อมูลยังอยู่เหมือนเดิม</w:t>
       </w:r>
@@ -3931,8 +3889,8 @@
         <w:rPr>
           <w:rFonts w:ascii="Sarabun" w:hAnsi="Sarabun" w:cs="Sarabun" w:eastAsia="Sarabun"/>
           <w:color w:val="E5775A"/>
-          <w:sz w:val="28"/>
-          <w:szCs w:val="28"/>
+          <w:sz w:val="22"/>
+          <w:szCs w:val="22"/>
           <w:b w:val="1"/>
           <w:bCs w:val="1"/>
         </w:rPr>
@@ -3942,8 +3900,8 @@
         <w:rPr>
           <w:rFonts w:ascii="DejaVu Sans Mono" w:hAnsi="DejaVu Sans Mono" w:cs="DejaVu Sans Mono" w:eastAsia="DejaVu Sans Mono"/>
           <w:color w:val="192768"/>
-          <w:sz w:val="25"/>
-          <w:szCs w:val="25"/>
+          <w:sz w:val="19"/>
+          <w:szCs w:val="19"/>
           <w:b w:val="1"/>
           <w:bCs w:val="1"/>
           <w:shd w:val="clear" w:fill="F5F6FA"/>
@@ -3954,8 +3912,8 @@
         <w:rPr>
           <w:rFonts w:ascii="Sarabun" w:hAnsi="Sarabun" w:cs="Sarabun" w:eastAsia="Sarabun"/>
           <w:color w:val="1A1E33"/>
-          <w:sz w:val="28"/>
-          <w:szCs w:val="28"/>
+          <w:sz w:val="22"/>
+          <w:szCs w:val="22"/>
           <w:b w:val="1"/>
           <w:bCs w:val="1"/>
         </w:rPr>
@@ -3965,8 +3923,8 @@
         <w:rPr>
           <w:rFonts w:ascii="Sarabun" w:hAnsi="Sarabun" w:cs="Sarabun" w:eastAsia="Sarabun"/>
           <w:color w:val="1A1E33"/>
-          <w:sz w:val="28"/>
-          <w:szCs w:val="28"/>
+          <w:sz w:val="22"/>
+          <w:szCs w:val="22"/>
         </w:rPr>
         <w:t xml:space="preserve"> ถ้ายังไม่ครบ จะมีข้อความ สีแดงขึ้นใต้ช่องที่มีปัญหา และข้อความนั้นจะบอกด้วยว่าต้องแก้อย่างไร ไม่ใช่บอกแค่ว่าผิด</w:t>
       </w:r>
@@ -3981,8 +3939,8 @@
         <w:rPr>
           <w:rFonts w:ascii="Sarabun" w:hAnsi="Sarabun" w:cs="Sarabun" w:eastAsia="Sarabun"/>
           <w:color w:val="E5775A"/>
-          <w:sz w:val="28"/>
-          <w:szCs w:val="28"/>
+          <w:sz w:val="22"/>
+          <w:szCs w:val="22"/>
           <w:b w:val="1"/>
           <w:bCs w:val="1"/>
         </w:rPr>
@@ -3992,8 +3950,8 @@
         <w:rPr>
           <w:rFonts w:ascii="Sarabun" w:hAnsi="Sarabun" w:cs="Sarabun" w:eastAsia="Sarabun"/>
           <w:color w:val="1A1E33"/>
-          <w:sz w:val="28"/>
-          <w:szCs w:val="28"/>
+          <w:sz w:val="22"/>
+          <w:szCs w:val="22"/>
           <w:b w:val="1"/>
           <w:bCs w:val="1"/>
         </w:rPr>
@@ -4003,8 +3961,8 @@
         <w:rPr>
           <w:rFonts w:ascii="Sarabun" w:hAnsi="Sarabun" w:cs="Sarabun" w:eastAsia="Sarabun"/>
           <w:color w:val="1A1E33"/>
-          <w:sz w:val="28"/>
-          <w:szCs w:val="28"/>
+          <w:sz w:val="22"/>
+          <w:szCs w:val="22"/>
         </w:rPr>
         <w:t xml:space="preserve"> จนกว่าผู้ตรวจสอบจะส่งกลับมาให้แก้</w:t>
       </w:r>
@@ -4019,8 +3977,8 @@
         <w:rPr>
           <w:rFonts w:ascii="Sarabun" w:hAnsi="Sarabun" w:cs="Sarabun" w:eastAsia="Sarabun"/>
           <w:color w:val="E5775A"/>
-          <w:sz w:val="28"/>
-          <w:szCs w:val="28"/>
+          <w:sz w:val="22"/>
+          <w:szCs w:val="22"/>
           <w:b w:val="1"/>
           <w:bCs w:val="1"/>
         </w:rPr>
@@ -4030,8 +3988,8 @@
         <w:rPr>
           <w:rFonts w:ascii="Sarabun" w:hAnsi="Sarabun" w:cs="Sarabun" w:eastAsia="Sarabun"/>
           <w:color w:val="1A1E33"/>
-          <w:sz w:val="28"/>
-          <w:szCs w:val="28"/>
+          <w:sz w:val="22"/>
+          <w:szCs w:val="22"/>
           <w:b w:val="1"/>
           <w:bCs w:val="1"/>
         </w:rPr>
@@ -4041,8 +3999,8 @@
         <w:rPr>
           <w:rFonts w:ascii="DejaVu Sans Mono" w:hAnsi="DejaVu Sans Mono" w:cs="DejaVu Sans Mono" w:eastAsia="DejaVu Sans Mono"/>
           <w:color w:val="192768"/>
-          <w:sz w:val="25"/>
-          <w:szCs w:val="25"/>
+          <w:sz w:val="19"/>
+          <w:szCs w:val="19"/>
           <w:b w:val="1"/>
           <w:bCs w:val="1"/>
           <w:shd w:val="clear" w:fill="F5F6FA"/>
@@ -4053,8 +4011,8 @@
         <w:rPr>
           <w:rFonts w:ascii="Sarabun" w:hAnsi="Sarabun" w:cs="Sarabun" w:eastAsia="Sarabun"/>
           <w:color w:val="1A1E33"/>
-          <w:sz w:val="28"/>
-          <w:szCs w:val="28"/>
+          <w:sz w:val="22"/>
+          <w:szCs w:val="22"/>
           <w:b w:val="1"/>
           <w:bCs w:val="1"/>
         </w:rPr>
@@ -4071,8 +4029,8 @@
         <w:rPr>
           <w:rFonts w:ascii="Sarabun" w:hAnsi="Sarabun" w:cs="Sarabun" w:eastAsia="Sarabun"/>
           <w:color w:val="E5775A"/>
-          <w:sz w:val="28"/>
-          <w:szCs w:val="28"/>
+          <w:sz w:val="22"/>
+          <w:szCs w:val="22"/>
           <w:b w:val="1"/>
           <w:bCs w:val="1"/>
         </w:rPr>
@@ -4082,8 +4040,8 @@
         <w:rPr>
           <w:rFonts w:ascii="Sarabun" w:hAnsi="Sarabun" w:cs="Sarabun" w:eastAsia="Sarabun"/>
           <w:color w:val="1A1E33"/>
-          <w:sz w:val="28"/>
-          <w:szCs w:val="28"/>
+          <w:sz w:val="22"/>
+          <w:szCs w:val="22"/>
         </w:rPr>
         <w:t xml:space="preserve">แถบทางซ้ายของแบบฟอร์มจะบอกว่าแต่ละส่วน </w:t>
       </w:r>
@@ -4091,8 +4049,8 @@
         <w:rPr>
           <w:rFonts w:ascii="Sarabun" w:hAnsi="Sarabun" w:cs="Sarabun" w:eastAsia="Sarabun"/>
           <w:color w:val="1A1E33"/>
-          <w:sz w:val="28"/>
-          <w:szCs w:val="28"/>
+          <w:sz w:val="22"/>
+          <w:szCs w:val="22"/>
           <w:b w:val="1"/>
           <w:bCs w:val="1"/>
         </w:rPr>
@@ -4102,8 +4060,8 @@
         <w:rPr>
           <w:rFonts w:ascii="Sarabun" w:hAnsi="Sarabun" w:cs="Sarabun" w:eastAsia="Sarabun"/>
           <w:color w:val="1A1E33"/>
-          <w:sz w:val="28"/>
-          <w:szCs w:val="28"/>
+          <w:sz w:val="22"/>
+          <w:szCs w:val="22"/>
         </w:rPr>
         <w:t xml:space="preserve"> หรือ </w:t>
       </w:r>
@@ -4111,8 +4069,8 @@
         <w:rPr>
           <w:rFonts w:ascii="Sarabun" w:hAnsi="Sarabun" w:cs="Sarabun" w:eastAsia="Sarabun"/>
           <w:color w:val="1A1E33"/>
-          <w:sz w:val="28"/>
-          <w:szCs w:val="28"/>
+          <w:sz w:val="22"/>
+          <w:szCs w:val="22"/>
           <w:b w:val="1"/>
           <w:bCs w:val="1"/>
         </w:rPr>
@@ -4122,8 +4080,8 @@
         <w:rPr>
           <w:rFonts w:ascii="Sarabun" w:hAnsi="Sarabun" w:cs="Sarabun" w:eastAsia="Sarabun"/>
           <w:color w:val="1A1E33"/>
-          <w:sz w:val="28"/>
-          <w:szCs w:val="28"/>
+          <w:sz w:val="22"/>
+          <w:szCs w:val="22"/>
         </w:rPr>
         <w:t xml:space="preserve"> ใช้ดูความคืบหน้าได้ และกดที่หัวข้อเพื่อกระโดดไปส่วนนั้นได้เลย</w:t>
       </w:r>
@@ -4138,12 +4096,12 @@
         <w:rPr>
           <w:rFonts w:ascii="Sarabun" w:hAnsi="Sarabun" w:cs="Sarabun" w:eastAsia="Sarabun"/>
           <w:color w:val="192768"/>
-          <w:sz w:val="34"/>
-          <w:szCs w:val="34"/>
+          <w:sz w:val="28"/>
+          <w:szCs w:val="28"/>
           <w:b w:val="1"/>
           <w:bCs w:val="1"/>
-          <w:sz w:val="34"/>
-          <w:szCs w:val="34"/>
+          <w:sz w:val="28"/>
+          <w:szCs w:val="28"/>
           <w:b w:val="1"/>
           <w:bCs w:val="1"/>
         </w:rPr>
@@ -4190,8 +4148,8 @@
               <w:rPr>
                 <w:rFonts w:ascii="Sarabun" w:hAnsi="Sarabun" w:cs="Sarabun" w:eastAsia="Sarabun"/>
                 <w:color w:val="FFFFFF"/>
-                <w:sz w:val="25"/>
-                <w:szCs w:val="25"/>
+                <w:sz w:val="20"/>
+                <w:szCs w:val="20"/>
                 <w:b w:val="1"/>
                 <w:bCs w:val="1"/>
               </w:rPr>
@@ -4200,12 +4158,12 @@
               <w:rPr>
                 <w:rFonts w:ascii="Sarabun" w:hAnsi="Sarabun" w:cs="Sarabun" w:eastAsia="Sarabun"/>
                 <w:color w:val="FFFFFF"/>
-                <w:sz w:val="25"/>
-                <w:szCs w:val="25"/>
+                <w:sz w:val="20"/>
+                <w:szCs w:val="20"/>
                 <w:b w:val="1"/>
                 <w:bCs w:val="1"/>
-                <w:sz w:val="25"/>
-                <w:szCs w:val="25"/>
+                <w:sz w:val="20"/>
+                <w:szCs w:val="20"/>
                 <w:b w:val="1"/>
                 <w:bCs w:val="1"/>
               </w:rPr>
@@ -4227,8 +4185,8 @@
               <w:rPr>
                 <w:rFonts w:ascii="Sarabun" w:hAnsi="Sarabun" w:cs="Sarabun" w:eastAsia="Sarabun"/>
                 <w:color w:val="FFFFFF"/>
-                <w:sz w:val="25"/>
-                <w:szCs w:val="25"/>
+                <w:sz w:val="20"/>
+                <w:szCs w:val="20"/>
                 <w:b w:val="1"/>
                 <w:bCs w:val="1"/>
               </w:rPr>
@@ -4237,12 +4195,12 @@
               <w:rPr>
                 <w:rFonts w:ascii="Sarabun" w:hAnsi="Sarabun" w:cs="Sarabun" w:eastAsia="Sarabun"/>
                 <w:color w:val="FFFFFF"/>
-                <w:sz w:val="25"/>
-                <w:szCs w:val="25"/>
+                <w:sz w:val="20"/>
+                <w:szCs w:val="20"/>
                 <w:b w:val="1"/>
                 <w:bCs w:val="1"/>
-                <w:sz w:val="25"/>
-                <w:szCs w:val="25"/>
+                <w:sz w:val="20"/>
+                <w:szCs w:val="20"/>
                 <w:b w:val="1"/>
                 <w:bCs w:val="1"/>
               </w:rPr>
@@ -4264,8 +4222,8 @@
               <w:rPr>
                 <w:rFonts w:ascii="Sarabun" w:hAnsi="Sarabun" w:cs="Sarabun" w:eastAsia="Sarabun"/>
                 <w:color w:val="FFFFFF"/>
-                <w:sz w:val="25"/>
-                <w:szCs w:val="25"/>
+                <w:sz w:val="20"/>
+                <w:szCs w:val="20"/>
                 <w:b w:val="1"/>
                 <w:bCs w:val="1"/>
               </w:rPr>
@@ -4274,12 +4232,12 @@
               <w:rPr>
                 <w:rFonts w:ascii="Sarabun" w:hAnsi="Sarabun" w:cs="Sarabun" w:eastAsia="Sarabun"/>
                 <w:color w:val="FFFFFF"/>
-                <w:sz w:val="25"/>
-                <w:szCs w:val="25"/>
+                <w:sz w:val="20"/>
+                <w:szCs w:val="20"/>
                 <w:b w:val="1"/>
                 <w:bCs w:val="1"/>
-                <w:sz w:val="25"/>
-                <w:szCs w:val="25"/>
+                <w:sz w:val="20"/>
+                <w:szCs w:val="20"/>
                 <w:b w:val="1"/>
                 <w:bCs w:val="1"/>
               </w:rPr>
@@ -4304,8 +4262,8 @@
               <w:rPr>
                 <w:rFonts w:ascii="Sarabun" w:hAnsi="Sarabun" w:cs="Sarabun" w:eastAsia="Sarabun"/>
                 <w:color w:val="1A1E33"/>
-                <w:sz w:val="25"/>
-                <w:szCs w:val="25"/>
+                <w:sz w:val="20"/>
+                <w:szCs w:val="20"/>
               </w:rPr>
               <w:t>รหัสผ่าน</w:t>
             </w:r>
@@ -4326,8 +4284,8 @@
               <w:rPr>
                 <w:rFonts w:ascii="Sarabun" w:hAnsi="Sarabun" w:cs="Sarabun" w:eastAsia="Sarabun"/>
                 <w:color w:val="1A1E33"/>
-                <w:sz w:val="25"/>
-                <w:szCs w:val="25"/>
+                <w:sz w:val="20"/>
+                <w:szCs w:val="20"/>
               </w:rPr>
               <w:t>อย่างน้อย 8 ตัว และต้องมีทั้งตัวอักษรและตัวเลข</w:t>
             </w:r>
@@ -4348,8 +4306,8 @@
               <w:rPr>
                 <w:rFonts w:ascii="DejaVu Sans Mono" w:hAnsi="DejaVu Sans Mono" w:cs="DejaVu Sans Mono" w:eastAsia="DejaVu Sans Mono"/>
                 <w:color w:val="192768"/>
-                <w:sz w:val="22"/>
-                <w:szCs w:val="22"/>
+                <w:sz w:val="17"/>
+                <w:szCs w:val="17"/>
                 <w:shd w:val="clear" w:fill="F5F6FA"/>
               </w:rPr>
               <w:t>bdi12345</w:t>
@@ -4373,8 +4331,8 @@
               <w:rPr>
                 <w:rFonts w:ascii="Sarabun" w:hAnsi="Sarabun" w:cs="Sarabun" w:eastAsia="Sarabun"/>
                 <w:color w:val="1A1E33"/>
-                <w:sz w:val="25"/>
-                <w:szCs w:val="25"/>
+                <w:sz w:val="20"/>
+                <w:szCs w:val="20"/>
               </w:rPr>
               <w:t>เบอร์โทรศัพท์</w:t>
             </w:r>
@@ -4395,8 +4353,8 @@
               <w:rPr>
                 <w:rFonts w:ascii="Sarabun" w:hAnsi="Sarabun" w:cs="Sarabun" w:eastAsia="Sarabun"/>
                 <w:color w:val="1A1E33"/>
-                <w:sz w:val="25"/>
-                <w:szCs w:val="25"/>
+                <w:sz w:val="20"/>
+                <w:szCs w:val="20"/>
               </w:rPr>
               <w:t xml:space="preserve">ขึ้นต้นด้วย </w:t>
             </w:r>
@@ -4404,8 +4362,8 @@
               <w:rPr>
                 <w:rFonts w:ascii="DejaVu Sans Mono" w:hAnsi="DejaVu Sans Mono" w:cs="DejaVu Sans Mono" w:eastAsia="DejaVu Sans Mono"/>
                 <w:color w:val="192768"/>
-                <w:sz w:val="22"/>
-                <w:szCs w:val="22"/>
+                <w:sz w:val="17"/>
+                <w:szCs w:val="17"/>
                 <w:shd w:val="clear" w:fill="F5F6FA"/>
               </w:rPr>
               <w:t>0</w:t>
@@ -4414,8 +4372,8 @@
               <w:rPr>
                 <w:rFonts w:ascii="Sarabun" w:hAnsi="Sarabun" w:cs="Sarabun" w:eastAsia="Sarabun"/>
                 <w:color w:val="1A1E33"/>
-                <w:sz w:val="25"/>
-                <w:szCs w:val="25"/>
+                <w:sz w:val="20"/>
+                <w:szCs w:val="20"/>
               </w:rPr>
               <w:t xml:space="preserve"> และมี 9–10 หลัก</w:t>
             </w:r>
@@ -4436,8 +4394,8 @@
               <w:rPr>
                 <w:rFonts w:ascii="DejaVu Sans Mono" w:hAnsi="DejaVu Sans Mono" w:cs="DejaVu Sans Mono" w:eastAsia="DejaVu Sans Mono"/>
                 <w:color w:val="192768"/>
-                <w:sz w:val="22"/>
-                <w:szCs w:val="22"/>
+                <w:sz w:val="17"/>
+                <w:szCs w:val="17"/>
                 <w:shd w:val="clear" w:fill="F5F6FA"/>
               </w:rPr>
               <w:t>0812345678</w:t>
@@ -4461,8 +4419,8 @@
               <w:rPr>
                 <w:rFonts w:ascii="Sarabun" w:hAnsi="Sarabun" w:cs="Sarabun" w:eastAsia="Sarabun"/>
                 <w:color w:val="1A1E33"/>
-                <w:sz w:val="25"/>
-                <w:szCs w:val="25"/>
+                <w:sz w:val="20"/>
+                <w:szCs w:val="20"/>
               </w:rPr>
               <w:t>เลขบัตรประชาชน</w:t>
             </w:r>
@@ -4483,8 +4441,8 @@
               <w:rPr>
                 <w:rFonts w:ascii="Sarabun" w:hAnsi="Sarabun" w:cs="Sarabun" w:eastAsia="Sarabun"/>
                 <w:color w:val="1A1E33"/>
-                <w:sz w:val="25"/>
-                <w:szCs w:val="25"/>
+                <w:sz w:val="20"/>
+                <w:szCs w:val="20"/>
               </w:rPr>
               <w:t>13 หลัก และต้องผ่านการตรวจหลักสุดท้าย (กรอกมั่วไม่ผ่าน)</w:t>
             </w:r>
@@ -4505,8 +4463,8 @@
               <w:rPr>
                 <w:rFonts w:ascii="DejaVu Sans Mono" w:hAnsi="DejaVu Sans Mono" w:cs="DejaVu Sans Mono" w:eastAsia="DejaVu Sans Mono"/>
                 <w:color w:val="192768"/>
-                <w:sz w:val="22"/>
-                <w:szCs w:val="22"/>
+                <w:sz w:val="17"/>
+                <w:szCs w:val="17"/>
                 <w:shd w:val="clear" w:fill="F5F6FA"/>
               </w:rPr>
               <w:t>1101700207994</w:t>
@@ -4530,8 +4488,8 @@
               <w:rPr>
                 <w:rFonts w:ascii="Sarabun" w:hAnsi="Sarabun" w:cs="Sarabun" w:eastAsia="Sarabun"/>
                 <w:color w:val="1A1E33"/>
-                <w:sz w:val="25"/>
-                <w:szCs w:val="25"/>
+                <w:sz w:val="20"/>
+                <w:szCs w:val="20"/>
               </w:rPr>
               <w:t>ไฟล์แนบของหน่วยงาน</w:t>
             </w:r>
@@ -4552,8 +4510,8 @@
               <w:rPr>
                 <w:rFonts w:ascii="Sarabun" w:hAnsi="Sarabun" w:cs="Sarabun" w:eastAsia="Sarabun"/>
                 <w:color w:val="1A1E33"/>
-                <w:sz w:val="25"/>
-                <w:szCs w:val="25"/>
+                <w:sz w:val="20"/>
+                <w:szCs w:val="20"/>
               </w:rPr>
               <w:t>PDF หรือ JPG ขนาดไม่เกิน 10 MB</w:t>
             </w:r>
@@ -4574,8 +4532,8 @@
               <w:rPr>
                 <w:rFonts w:ascii="Sarabun" w:hAnsi="Sarabun" w:cs="Sarabun" w:eastAsia="Sarabun"/>
                 <w:color w:val="1A1E33"/>
-                <w:sz w:val="25"/>
-                <w:szCs w:val="25"/>
+                <w:sz w:val="20"/>
+                <w:szCs w:val="20"/>
               </w:rPr>
               <w:t>—</w:t>
             </w:r>
@@ -4598,8 +4556,8 @@
               <w:rPr>
                 <w:rFonts w:ascii="Sarabun" w:hAnsi="Sarabun" w:cs="Sarabun" w:eastAsia="Sarabun"/>
                 <w:color w:val="1A1E33"/>
-                <w:sz w:val="25"/>
-                <w:szCs w:val="25"/>
+                <w:sz w:val="20"/>
+                <w:szCs w:val="20"/>
               </w:rPr>
               <w:t>พจนานุกรมข้อมูล</w:t>
             </w:r>
@@ -4620,8 +4578,8 @@
               <w:rPr>
                 <w:rFonts w:ascii="Sarabun" w:hAnsi="Sarabun" w:cs="Sarabun" w:eastAsia="Sarabun"/>
                 <w:color w:val="1A1E33"/>
-                <w:sz w:val="25"/>
-                <w:szCs w:val="25"/>
+                <w:sz w:val="20"/>
+                <w:szCs w:val="20"/>
               </w:rPr>
               <w:t>PDF, XLSX หรือ CSV ขนาดไม่เกิน 10 MB</w:t>
             </w:r>
@@ -4642,8 +4600,8 @@
               <w:rPr>
                 <w:rFonts w:ascii="Sarabun" w:hAnsi="Sarabun" w:cs="Sarabun" w:eastAsia="Sarabun"/>
                 <w:color w:val="1A1E33"/>
-                <w:sz w:val="25"/>
-                <w:szCs w:val="25"/>
+                <w:sz w:val="20"/>
+                <w:szCs w:val="20"/>
               </w:rPr>
               <w:t>—</w:t>
             </w:r>
@@ -4666,8 +4624,8 @@
               <w:rPr>
                 <w:rFonts w:ascii="Sarabun" w:hAnsi="Sarabun" w:cs="Sarabun" w:eastAsia="Sarabun"/>
                 <w:color w:val="1A1E33"/>
-                <w:sz w:val="25"/>
-                <w:szCs w:val="25"/>
+                <w:sz w:val="20"/>
+                <w:szCs w:val="20"/>
               </w:rPr>
               <w:t>ตัวอย่างข้อมูล</w:t>
             </w:r>
@@ -4688,8 +4646,8 @@
               <w:rPr>
                 <w:rFonts w:ascii="Sarabun" w:hAnsi="Sarabun" w:cs="Sarabun" w:eastAsia="Sarabun"/>
                 <w:color w:val="1A1E33"/>
-                <w:sz w:val="25"/>
-                <w:szCs w:val="25"/>
+                <w:sz w:val="20"/>
+                <w:szCs w:val="20"/>
               </w:rPr>
               <w:t>CSV, XLSX หรือ JSON ขนาดไม่เกิน 10 MB</w:t>
             </w:r>
@@ -4710,8 +4668,8 @@
               <w:rPr>
                 <w:rFonts w:ascii="Sarabun" w:hAnsi="Sarabun" w:cs="Sarabun" w:eastAsia="Sarabun"/>
                 <w:color w:val="1A1E33"/>
-                <w:sz w:val="25"/>
-                <w:szCs w:val="25"/>
+                <w:sz w:val="20"/>
+                <w:szCs w:val="20"/>
               </w:rPr>
               <w:t>—</w:t>
             </w:r>
@@ -4726,31 +4684,24 @@
     </w:p>
     <w:p>
       <w:pPr>
-        <w:spacing w:before="80" w:after="200" w:lineRule="auto" w:line="240"/>
-        <w:pBdr>
-          <w:bottom w:val="single" w:sz="6" w:space="4" w:color="D8DCE6"/>
-        </w:pBdr>
-      </w:pPr>
-    </w:p>
-    <w:p>
-      <w:pPr>
         <w:spacing w:before="360" w:after="120" w:lineRule="auto" w:line="300"/>
         <w:jc w:val="left"/>
         <w:keepNext w:val="1"/>
         <w:pBdr>
           <w:bottom w:val="single" w:sz="6" w:space="4" w:color="D8DCE6"/>
         </w:pBdr>
+        <w:pageBreakBefore w:val="1"/>
       </w:pPr>
       <w:r>
         <w:rPr>
           <w:rFonts w:ascii="Sarabun" w:hAnsi="Sarabun" w:cs="Sarabun" w:eastAsia="Sarabun"/>
           <w:color w:val="192768"/>
-          <w:sz w:val="44"/>
-          <w:szCs w:val="44"/>
+          <w:sz w:val="36"/>
+          <w:szCs w:val="36"/>
           <w:b w:val="1"/>
           <w:bCs w:val="1"/>
-          <w:sz w:val="44"/>
-          <w:szCs w:val="44"/>
+          <w:sz w:val="36"/>
+          <w:szCs w:val="36"/>
           <w:b w:val="1"/>
           <w:bCs w:val="1"/>
         </w:rPr>
@@ -4797,8 +4748,8 @@
               <w:rPr>
                 <w:rFonts w:ascii="Sarabun" w:hAnsi="Sarabun" w:cs="Sarabun" w:eastAsia="Sarabun"/>
                 <w:color w:val="FFFFFF"/>
-                <w:sz w:val="25"/>
-                <w:szCs w:val="25"/>
+                <w:sz w:val="20"/>
+                <w:szCs w:val="20"/>
                 <w:b w:val="1"/>
                 <w:bCs w:val="1"/>
               </w:rPr>
@@ -4807,12 +4758,12 @@
               <w:rPr>
                 <w:rFonts w:ascii="Sarabun" w:hAnsi="Sarabun" w:cs="Sarabun" w:eastAsia="Sarabun"/>
                 <w:color w:val="FFFFFF"/>
-                <w:sz w:val="25"/>
-                <w:szCs w:val="25"/>
+                <w:sz w:val="20"/>
+                <w:szCs w:val="20"/>
                 <w:b w:val="1"/>
                 <w:bCs w:val="1"/>
-                <w:sz w:val="25"/>
-                <w:szCs w:val="25"/>
+                <w:sz w:val="20"/>
+                <w:szCs w:val="20"/>
                 <w:b w:val="1"/>
                 <w:bCs w:val="1"/>
               </w:rPr>
@@ -4834,8 +4785,8 @@
               <w:rPr>
                 <w:rFonts w:ascii="Sarabun" w:hAnsi="Sarabun" w:cs="Sarabun" w:eastAsia="Sarabun"/>
                 <w:color w:val="FFFFFF"/>
-                <w:sz w:val="25"/>
-                <w:szCs w:val="25"/>
+                <w:sz w:val="20"/>
+                <w:szCs w:val="20"/>
                 <w:b w:val="1"/>
                 <w:bCs w:val="1"/>
               </w:rPr>
@@ -4844,12 +4795,12 @@
               <w:rPr>
                 <w:rFonts w:ascii="Sarabun" w:hAnsi="Sarabun" w:cs="Sarabun" w:eastAsia="Sarabun"/>
                 <w:color w:val="FFFFFF"/>
-                <w:sz w:val="25"/>
-                <w:szCs w:val="25"/>
+                <w:sz w:val="20"/>
+                <w:szCs w:val="20"/>
                 <w:b w:val="1"/>
                 <w:bCs w:val="1"/>
-                <w:sz w:val="25"/>
-                <w:szCs w:val="25"/>
+                <w:sz w:val="20"/>
+                <w:szCs w:val="20"/>
                 <w:b w:val="1"/>
                 <w:bCs w:val="1"/>
               </w:rPr>
@@ -4871,8 +4822,8 @@
               <w:rPr>
                 <w:rFonts w:ascii="Sarabun" w:hAnsi="Sarabun" w:cs="Sarabun" w:eastAsia="Sarabun"/>
                 <w:color w:val="FFFFFF"/>
-                <w:sz w:val="25"/>
-                <w:szCs w:val="25"/>
+                <w:sz w:val="20"/>
+                <w:szCs w:val="20"/>
                 <w:b w:val="1"/>
                 <w:bCs w:val="1"/>
               </w:rPr>
@@ -4881,12 +4832,12 @@
               <w:rPr>
                 <w:rFonts w:ascii="Sarabun" w:hAnsi="Sarabun" w:cs="Sarabun" w:eastAsia="Sarabun"/>
                 <w:color w:val="FFFFFF"/>
-                <w:sz w:val="25"/>
-                <w:szCs w:val="25"/>
+                <w:sz w:val="20"/>
+                <w:szCs w:val="20"/>
                 <w:b w:val="1"/>
                 <w:bCs w:val="1"/>
-                <w:sz w:val="25"/>
-                <w:szCs w:val="25"/>
+                <w:sz w:val="20"/>
+                <w:szCs w:val="20"/>
                 <w:b w:val="1"/>
                 <w:bCs w:val="1"/>
               </w:rPr>
@@ -4911,8 +4862,8 @@
               <w:rPr>
                 <w:rFonts w:ascii="Sarabun" w:hAnsi="Sarabun" w:cs="Sarabun" w:eastAsia="Sarabun"/>
                 <w:color w:val="1A1E33"/>
-                <w:sz w:val="25"/>
-                <w:szCs w:val="25"/>
+                <w:sz w:val="20"/>
+                <w:szCs w:val="20"/>
               </w:rPr>
               <w:t>กรอกรหัสผ่านถูกแล้วแต่ยังไม่เข้าระบบ</w:t>
             </w:r>
@@ -4933,8 +4884,8 @@
               <w:rPr>
                 <w:rFonts w:ascii="Sarabun" w:hAnsi="Sarabun" w:cs="Sarabun" w:eastAsia="Sarabun"/>
                 <w:color w:val="1A1E33"/>
-                <w:sz w:val="25"/>
-                <w:szCs w:val="25"/>
+                <w:sz w:val="20"/>
+                <w:szCs w:val="20"/>
               </w:rPr>
               <w:t>ยังไม่ได้กรอกรหัส OTP</w:t>
             </w:r>
@@ -4955,8 +4906,8 @@
               <w:rPr>
                 <w:rFonts w:ascii="Sarabun" w:hAnsi="Sarabun" w:cs="Sarabun" w:eastAsia="Sarabun"/>
                 <w:color w:val="1A1E33"/>
-                <w:sz w:val="25"/>
-                <w:szCs w:val="25"/>
+                <w:sz w:val="20"/>
+                <w:szCs w:val="20"/>
               </w:rPr>
               <w:t>ดูข้อ 3 และ 4</w:t>
             </w:r>
@@ -4979,8 +4930,8 @@
               <w:rPr>
                 <w:rFonts w:ascii="Sarabun" w:hAnsi="Sarabun" w:cs="Sarabun" w:eastAsia="Sarabun"/>
                 <w:color w:val="1A1E33"/>
-                <w:sz w:val="25"/>
-                <w:szCs w:val="25"/>
+                <w:sz w:val="20"/>
+                <w:szCs w:val="20"/>
               </w:rPr>
               <w:t>ไม่มีรหัส OTP เข้าอีเมล</w:t>
             </w:r>
@@ -5001,8 +4952,8 @@
               <w:rPr>
                 <w:rFonts w:ascii="Sarabun" w:hAnsi="Sarabun" w:cs="Sarabun" w:eastAsia="Sarabun"/>
                 <w:color w:val="1A1E33"/>
-                <w:sz w:val="25"/>
-                <w:szCs w:val="25"/>
+                <w:sz w:val="20"/>
+                <w:szCs w:val="20"/>
               </w:rPr>
               <w:t>เครื่องทดสอบไม่ได้ส่งอีเมลจริง</w:t>
             </w:r>
@@ -5023,8 +4974,8 @@
               <w:rPr>
                 <w:rFonts w:ascii="Sarabun" w:hAnsi="Sarabun" w:cs="Sarabun" w:eastAsia="Sarabun"/>
                 <w:color w:val="1A1E33"/>
-                <w:sz w:val="25"/>
-                <w:szCs w:val="25"/>
+                <w:sz w:val="20"/>
+                <w:szCs w:val="20"/>
               </w:rPr>
               <w:t>ขอรหัสจากผู้ดูแลระบบ (ข้อ 4)</w:t>
             </w:r>
@@ -5047,8 +4998,8 @@
               <w:rPr>
                 <w:rFonts w:ascii="Sarabun" w:hAnsi="Sarabun" w:cs="Sarabun" w:eastAsia="Sarabun"/>
                 <w:color w:val="1A1E33"/>
-                <w:sz w:val="25"/>
-                <w:szCs w:val="25"/>
+                <w:sz w:val="20"/>
+                <w:szCs w:val="20"/>
               </w:rPr>
               <w:t>กดปุ่ม ThaiD แล้วขึ้นว่ายังไม่ได้ตั้งค่า</w:t>
             </w:r>
@@ -5069,8 +5020,8 @@
               <w:rPr>
                 <w:rFonts w:ascii="Sarabun" w:hAnsi="Sarabun" w:cs="Sarabun" w:eastAsia="Sarabun"/>
                 <w:color w:val="1A1E33"/>
-                <w:sz w:val="25"/>
-                <w:szCs w:val="25"/>
+                <w:sz w:val="20"/>
+                <w:szCs w:val="20"/>
               </w:rPr>
               <w:t>เครื่องทดสอบยังไม่ได้ใส่ข้อมูลเชื่อมต่อ ThaiD</w:t>
             </w:r>
@@ -5091,8 +5042,8 @@
               <w:rPr>
                 <w:rFonts w:ascii="Sarabun" w:hAnsi="Sarabun" w:cs="Sarabun" w:eastAsia="Sarabun"/>
                 <w:color w:val="1A1E33"/>
-                <w:sz w:val="25"/>
-                <w:szCs w:val="25"/>
+                <w:sz w:val="20"/>
+                <w:szCs w:val="20"/>
               </w:rPr>
               <w:t>แจ้งผู้ดูแลระบบ</w:t>
             </w:r>
@@ -5115,8 +5066,8 @@
               <w:rPr>
                 <w:rFonts w:ascii="Sarabun" w:hAnsi="Sarabun" w:cs="Sarabun" w:eastAsia="Sarabun"/>
                 <w:color w:val="1A1E33"/>
-                <w:sz w:val="25"/>
-                <w:szCs w:val="25"/>
+                <w:sz w:val="20"/>
+                <w:szCs w:val="20"/>
               </w:rPr>
               <w:t>เปิดลิงก์คำเชิญแล้วขึ้นว่าถูกใช้ไปแล้ว</w:t>
             </w:r>
@@ -5137,8 +5088,8 @@
               <w:rPr>
                 <w:rFonts w:ascii="Sarabun" w:hAnsi="Sarabun" w:cs="Sarabun" w:eastAsia="Sarabun"/>
                 <w:color w:val="1A1E33"/>
-                <w:sz w:val="25"/>
-                <w:szCs w:val="25"/>
+                <w:sz w:val="20"/>
+                <w:szCs w:val="20"/>
               </w:rPr>
               <w:t>ลิงก์คำเชิญใช้ได้ครั้งเดียว</w:t>
             </w:r>
@@ -5159,8 +5110,8 @@
               <w:rPr>
                 <w:rFonts w:ascii="Sarabun" w:hAnsi="Sarabun" w:cs="Sarabun" w:eastAsia="Sarabun"/>
                 <w:color w:val="1A1E33"/>
-                <w:sz w:val="25"/>
-                <w:szCs w:val="25"/>
+                <w:sz w:val="20"/>
+                <w:szCs w:val="20"/>
               </w:rPr>
               <w:t>ขอลิงก์ใหม่จากผู้ดูแลระบบ</w:t>
             </w:r>
@@ -5183,8 +5134,8 @@
               <w:rPr>
                 <w:rFonts w:ascii="Sarabun" w:hAnsi="Sarabun" w:cs="Sarabun" w:eastAsia="Sarabun"/>
                 <w:color w:val="1A1E33"/>
-                <w:sz w:val="25"/>
-                <w:szCs w:val="25"/>
+                <w:sz w:val="20"/>
+                <w:szCs w:val="20"/>
               </w:rPr>
               <w:t>เปิดลิงก์คำเชิญแล้วขึ้นว่าถูกยกเลิกแล้ว</w:t>
             </w:r>
@@ -5205,8 +5156,8 @@
               <w:rPr>
                 <w:rFonts w:ascii="Sarabun" w:hAnsi="Sarabun" w:cs="Sarabun" w:eastAsia="Sarabun"/>
                 <w:color w:val="1A1E33"/>
-                <w:sz w:val="25"/>
-                <w:szCs w:val="25"/>
+                <w:sz w:val="20"/>
+                <w:szCs w:val="20"/>
               </w:rPr>
               <w:t>ยืนยันตัวตน ThaiD ด้วยเลขบัตรที่ไม่ตรงกับที่บันทึกไว้</w:t>
             </w:r>
@@ -5227,8 +5178,8 @@
               <w:rPr>
                 <w:rFonts w:ascii="Sarabun" w:hAnsi="Sarabun" w:cs="Sarabun" w:eastAsia="Sarabun"/>
                 <w:color w:val="1A1E33"/>
-                <w:sz w:val="25"/>
-                <w:szCs w:val="25"/>
+                <w:sz w:val="20"/>
+                <w:szCs w:val="20"/>
               </w:rPr>
               <w:t>ขอลิงก์ใหม่ และเช็กเลขบัตรกับเจ้าหน้าที่อีกรอบ</w:t>
             </w:r>
@@ -5251,8 +5202,8 @@
               <w:rPr>
                 <w:rFonts w:ascii="Sarabun" w:hAnsi="Sarabun" w:cs="Sarabun" w:eastAsia="Sarabun"/>
                 <w:color w:val="1A1E33"/>
-                <w:sz w:val="25"/>
-                <w:szCs w:val="25"/>
+                <w:sz w:val="20"/>
+                <w:szCs w:val="20"/>
               </w:rPr>
               <w:t>ปุ่ม "ลงทะเบียนชุดข้อมูล" เป็นสีจาง กดไม่ได้</w:t>
             </w:r>
@@ -5273,8 +5224,8 @@
               <w:rPr>
                 <w:rFonts w:ascii="Sarabun" w:hAnsi="Sarabun" w:cs="Sarabun" w:eastAsia="Sarabun"/>
                 <w:color w:val="1A1E33"/>
-                <w:sz w:val="25"/>
-                <w:szCs w:val="25"/>
+                <w:sz w:val="20"/>
+                <w:szCs w:val="20"/>
               </w:rPr>
               <w:t>หน่วยงานยังไม่ผ่านการอนุมัติ หรือยังไม่มีผู้ลงนาม</w:t>
             </w:r>
@@ -5295,8 +5246,8 @@
               <w:rPr>
                 <w:rFonts w:ascii="Sarabun" w:hAnsi="Sarabun" w:cs="Sarabun" w:eastAsia="Sarabun"/>
                 <w:color w:val="1A1E33"/>
-                <w:sz w:val="25"/>
-                <w:szCs w:val="25"/>
+                <w:sz w:val="20"/>
+                <w:szCs w:val="20"/>
               </w:rPr>
               <w:t>อ่านข้อความใต้ปุ่ม จะบอกว่าติดเรื่องอะไร · ดูเล่ม C ข้อ 1</w:t>
             </w:r>
@@ -5319,8 +5270,8 @@
               <w:rPr>
                 <w:rFonts w:ascii="Sarabun" w:hAnsi="Sarabun" w:cs="Sarabun" w:eastAsia="Sarabun"/>
                 <w:color w:val="1A1E33"/>
-                <w:sz w:val="25"/>
-                <w:szCs w:val="25"/>
+                <w:sz w:val="20"/>
+                <w:szCs w:val="20"/>
               </w:rPr>
               <w:t>หน้าจอค้างอยู่ที่วงกลมหมุน</w:t>
             </w:r>
@@ -5341,8 +5292,8 @@
               <w:rPr>
                 <w:rFonts w:ascii="Sarabun" w:hAnsi="Sarabun" w:cs="Sarabun" w:eastAsia="Sarabun"/>
                 <w:color w:val="1A1E33"/>
-                <w:sz w:val="25"/>
-                <w:szCs w:val="25"/>
+                <w:sz w:val="20"/>
+                <w:szCs w:val="20"/>
               </w:rPr>
               <w:t>เครื่องทดสอบกำลังเตรียมหน้านั้นให้เป็นครั้งแรก</w:t>
             </w:r>
@@ -5363,8 +5314,8 @@
               <w:rPr>
                 <w:rFonts w:ascii="Sarabun" w:hAnsi="Sarabun" w:cs="Sarabun" w:eastAsia="Sarabun"/>
                 <w:color w:val="1A1E33"/>
-                <w:sz w:val="25"/>
-                <w:szCs w:val="25"/>
+                <w:sz w:val="20"/>
+                <w:szCs w:val="20"/>
               </w:rPr>
               <w:t>รอสักครู่แล้วกดรีเฟรช</w:t>
             </w:r>
@@ -5387,8 +5338,8 @@
               <w:rPr>
                 <w:rFonts w:ascii="Sarabun" w:hAnsi="Sarabun" w:cs="Sarabun" w:eastAsia="Sarabun"/>
                 <w:color w:val="1A1E33"/>
-                <w:sz w:val="25"/>
-                <w:szCs w:val="25"/>
+                <w:sz w:val="20"/>
+                <w:szCs w:val="20"/>
               </w:rPr>
               <w:t>อีกฝั่งกดอนุมัติแล้ว แต่สถานะยังไม่เปลี่ยน</w:t>
             </w:r>
@@ -5409,8 +5360,8 @@
               <w:rPr>
                 <w:rFonts w:ascii="Sarabun" w:hAnsi="Sarabun" w:cs="Sarabun" w:eastAsia="Sarabun"/>
                 <w:color w:val="1A1E33"/>
-                <w:sz w:val="25"/>
-                <w:szCs w:val="25"/>
+                <w:sz w:val="20"/>
+                <w:szCs w:val="20"/>
               </w:rPr>
               <w:t>หน้าจอยังค้างข้อมูลเดิม</w:t>
             </w:r>
@@ -5431,8 +5382,8 @@
               <w:rPr>
                 <w:rFonts w:ascii="Sarabun" w:hAnsi="Sarabun" w:cs="Sarabun" w:eastAsia="Sarabun"/>
                 <w:color w:val="1A1E33"/>
-                <w:sz w:val="25"/>
-                <w:szCs w:val="25"/>
+                <w:sz w:val="20"/>
+                <w:szCs w:val="20"/>
               </w:rPr>
               <w:t>กดรีเฟรชหน้าหนึ่งครั้ง</w:t>
             </w:r>
@@ -5447,31 +5398,24 @@
     </w:p>
     <w:p>
       <w:pPr>
-        <w:spacing w:before="80" w:after="200" w:lineRule="auto" w:line="240"/>
-        <w:pBdr>
-          <w:bottom w:val="single" w:sz="6" w:space="4" w:color="D8DCE6"/>
-        </w:pBdr>
-      </w:pPr>
-    </w:p>
-    <w:p>
-      <w:pPr>
         <w:spacing w:before="360" w:after="120" w:lineRule="auto" w:line="300"/>
         <w:jc w:val="left"/>
         <w:keepNext w:val="1"/>
         <w:pBdr>
           <w:bottom w:val="single" w:sz="6" w:space="4" w:color="D8DCE6"/>
         </w:pBdr>
+        <w:pageBreakBefore w:val="1"/>
       </w:pPr>
       <w:r>
         <w:rPr>
           <w:rFonts w:ascii="Sarabun" w:hAnsi="Sarabun" w:cs="Sarabun" w:eastAsia="Sarabun"/>
           <w:color w:val="192768"/>
-          <w:sz w:val="44"/>
-          <w:szCs w:val="44"/>
+          <w:sz w:val="36"/>
+          <w:szCs w:val="36"/>
           <w:b w:val="1"/>
           <w:bCs w:val="1"/>
-          <w:sz w:val="44"/>
-          <w:szCs w:val="44"/>
+          <w:sz w:val="36"/>
+          <w:szCs w:val="36"/>
           <w:b w:val="1"/>
           <w:bCs w:val="1"/>
         </w:rPr>
@@ -5481,14 +5425,14 @@
     <w:p>
       <w:pPr>
         <w:spacing w:before="0" w:after="160" w:lineRule="auto" w:line="348"/>
-        <w:jc w:val="left"/>
+        <w:jc w:val="both"/>
       </w:pPr>
       <w:r>
         <w:rPr>
           <w:rFonts w:ascii="Sarabun" w:hAnsi="Sarabun" w:cs="Sarabun" w:eastAsia="Sarabun"/>
           <w:color w:val="1A1E33"/>
-          <w:sz w:val="28"/>
-          <w:szCs w:val="28"/>
+          <w:sz w:val="22"/>
+          <w:szCs w:val="22"/>
         </w:rPr>
         <w:t>ระหว่างทดสอบคุณอาจสงสัยว่าทำไมไม่มีสิ่งเหล่านี้ — ทั้งหมดเป็นเรื่องที่ตั้งใจยังไม่ทำในเฟสนี้ ไม่ต้องรายงานเป็นบั๊ก</w:t>
       </w:r>
@@ -5503,8 +5447,8 @@
         <w:rPr>
           <w:rFonts w:ascii="Sarabun" w:hAnsi="Sarabun" w:cs="Sarabun" w:eastAsia="Sarabun"/>
           <w:color w:val="E5775A"/>
-          <w:sz w:val="28"/>
-          <w:szCs w:val="28"/>
+          <w:sz w:val="22"/>
+          <w:szCs w:val="22"/>
           <w:b w:val="1"/>
           <w:bCs w:val="1"/>
         </w:rPr>
@@ -5514,8 +5458,8 @@
         <w:rPr>
           <w:rFonts w:ascii="Sarabun" w:hAnsi="Sarabun" w:cs="Sarabun" w:eastAsia="Sarabun"/>
           <w:color w:val="1A1E33"/>
-          <w:sz w:val="28"/>
-          <w:szCs w:val="28"/>
+          <w:sz w:val="22"/>
+          <w:szCs w:val="22"/>
           <w:b w:val="1"/>
           <w:bCs w:val="1"/>
         </w:rPr>
@@ -5525,8 +5469,8 @@
         <w:rPr>
           <w:rFonts w:ascii="Sarabun" w:hAnsi="Sarabun" w:cs="Sarabun" w:eastAsia="Sarabun"/>
           <w:color w:val="1A1E33"/>
-          <w:sz w:val="28"/>
-          <w:szCs w:val="28"/>
+          <w:sz w:val="22"/>
+          <w:szCs w:val="22"/>
         </w:rPr>
         <w:t xml:space="preserve"> การสร้างหน่วยงานและการส่งคำเชิญทำผ่านคำสั่งอย่างเดียว (เล่ม A)</w:t>
       </w:r>
@@ -5541,8 +5485,8 @@
         <w:rPr>
           <w:rFonts w:ascii="Sarabun" w:hAnsi="Sarabun" w:cs="Sarabun" w:eastAsia="Sarabun"/>
           <w:color w:val="E5775A"/>
-          <w:sz w:val="28"/>
-          <w:szCs w:val="28"/>
+          <w:sz w:val="22"/>
+          <w:szCs w:val="22"/>
           <w:b w:val="1"/>
           <w:bCs w:val="1"/>
         </w:rPr>
@@ -5552,8 +5496,8 @@
         <w:rPr>
           <w:rFonts w:ascii="Sarabun" w:hAnsi="Sarabun" w:cs="Sarabun" w:eastAsia="Sarabun"/>
           <w:color w:val="1A1E33"/>
-          <w:sz w:val="28"/>
-          <w:szCs w:val="28"/>
+          <w:sz w:val="22"/>
+          <w:szCs w:val="22"/>
           <w:b w:val="1"/>
           <w:bCs w:val="1"/>
         </w:rPr>
@@ -5563,8 +5507,8 @@
         <w:rPr>
           <w:rFonts w:ascii="Sarabun" w:hAnsi="Sarabun" w:cs="Sarabun" w:eastAsia="Sarabun"/>
           <w:color w:val="1A1E33"/>
-          <w:sz w:val="28"/>
-          <w:szCs w:val="28"/>
+          <w:sz w:val="22"/>
+          <w:szCs w:val="22"/>
         </w:rPr>
         <w:t xml:space="preserve"> และยังไม่มีปุ่ม "ลืมรหัสผ่าน"</w:t>
       </w:r>
@@ -5579,8 +5523,8 @@
         <w:rPr>
           <w:rFonts w:ascii="Sarabun" w:hAnsi="Sarabun" w:cs="Sarabun" w:eastAsia="Sarabun"/>
           <w:color w:val="E5775A"/>
-          <w:sz w:val="28"/>
-          <w:szCs w:val="28"/>
+          <w:sz w:val="22"/>
+          <w:szCs w:val="22"/>
           <w:b w:val="1"/>
           <w:bCs w:val="1"/>
         </w:rPr>
@@ -5590,8 +5534,8 @@
         <w:rPr>
           <w:rFonts w:ascii="Sarabun" w:hAnsi="Sarabun" w:cs="Sarabun" w:eastAsia="Sarabun"/>
           <w:color w:val="1A1E33"/>
-          <w:sz w:val="28"/>
-          <w:szCs w:val="28"/>
+          <w:sz w:val="22"/>
+          <w:szCs w:val="22"/>
           <w:b w:val="1"/>
           <w:bCs w:val="1"/>
         </w:rPr>
@@ -5601,8 +5545,8 @@
         <w:rPr>
           <w:rFonts w:ascii="Sarabun" w:hAnsi="Sarabun" w:cs="Sarabun" w:eastAsia="Sarabun"/>
           <w:color w:val="1A1E33"/>
-          <w:sz w:val="28"/>
-          <w:szCs w:val="28"/>
+          <w:sz w:val="22"/>
+          <w:szCs w:val="22"/>
         </w:rPr>
         <w:t xml:space="preserve"> เป็นการกดยืนยัน แล้วระบบบันทึกชื่อกับเวลาไว้เป็นหลักฐาน</w:t>
       </w:r>
@@ -5617,8 +5561,8 @@
         <w:rPr>
           <w:rFonts w:ascii="Sarabun" w:hAnsi="Sarabun" w:cs="Sarabun" w:eastAsia="Sarabun"/>
           <w:color w:val="E5775A"/>
-          <w:sz w:val="28"/>
-          <w:szCs w:val="28"/>
+          <w:sz w:val="22"/>
+          <w:szCs w:val="22"/>
           <w:b w:val="1"/>
           <w:bCs w:val="1"/>
         </w:rPr>
@@ -5628,8 +5572,8 @@
         <w:rPr>
           <w:rFonts w:ascii="Sarabun" w:hAnsi="Sarabun" w:cs="Sarabun" w:eastAsia="Sarabun"/>
           <w:color w:val="1A1E33"/>
-          <w:sz w:val="28"/>
-          <w:szCs w:val="28"/>
+          <w:sz w:val="22"/>
+          <w:szCs w:val="22"/>
           <w:b w:val="1"/>
           <w:bCs w:val="1"/>
         </w:rPr>
@@ -5639,8 +5583,8 @@
         <w:rPr>
           <w:rFonts w:ascii="Sarabun" w:hAnsi="Sarabun" w:cs="Sarabun" w:eastAsia="Sarabun"/>
           <w:color w:val="1A1E33"/>
-          <w:sz w:val="28"/>
-          <w:szCs w:val="28"/>
+          <w:sz w:val="22"/>
+          <w:szCs w:val="22"/>
         </w:rPr>
         <w:t xml:space="preserve"> ที่ใส่บทบาทนี้ไว้เพื่อให้ครบตามการออกแบบ</w:t>
       </w:r>
@@ -5655,8 +5599,8 @@
         <w:rPr>
           <w:rFonts w:ascii="Sarabun" w:hAnsi="Sarabun" w:cs="Sarabun" w:eastAsia="Sarabun"/>
           <w:color w:val="E5775A"/>
-          <w:sz w:val="28"/>
-          <w:szCs w:val="28"/>
+          <w:sz w:val="22"/>
+          <w:szCs w:val="22"/>
           <w:b w:val="1"/>
           <w:bCs w:val="1"/>
         </w:rPr>
@@ -5666,8 +5610,8 @@
         <w:rPr>
           <w:rFonts w:ascii="Sarabun" w:hAnsi="Sarabun" w:cs="Sarabun" w:eastAsia="Sarabun"/>
           <w:color w:val="1A1E33"/>
-          <w:sz w:val="28"/>
-          <w:szCs w:val="28"/>
+          <w:sz w:val="22"/>
+          <w:szCs w:val="22"/>
           <w:b w:val="1"/>
           <w:bCs w:val="1"/>
         </w:rPr>
@@ -5685,14 +5629,14 @@
     <w:p>
       <w:pPr>
         <w:spacing w:before="0" w:after="160" w:lineRule="auto" w:line="348"/>
-        <w:jc w:val="left"/>
+        <w:jc w:val="both"/>
       </w:pPr>
       <w:r>
         <w:rPr>
           <w:rFonts w:ascii="Sarabun" w:hAnsi="Sarabun" w:cs="Sarabun" w:eastAsia="Sarabun"/>
           <w:color w:val="1A1E33"/>
-          <w:sz w:val="28"/>
-          <w:szCs w:val="28"/>
+          <w:sz w:val="22"/>
+          <w:szCs w:val="22"/>
           <w:b w:val="1"/>
           <w:bCs w:val="1"/>
         </w:rPr>
@@ -5702,8 +5646,8 @@
         <w:rPr>
           <w:rFonts w:ascii="Sarabun" w:hAnsi="Sarabun" w:cs="Sarabun" w:eastAsia="Sarabun"/>
           <w:color w:val="192768"/>
-          <w:sz w:val="28"/>
-          <w:szCs w:val="28"/>
+          <w:sz w:val="22"/>
+          <w:szCs w:val="22"/>
         </w:rPr>
         <w:t>เล่ม A — ผู้ดูแลระบบสร้างหน่วยงานและส่งคำเชิญ</w:t>
       </w:r>
@@ -5733,8 +5677,8 @@
       <w:rPr>
         <w:rFonts w:ascii="Sarabun" w:hAnsi="Sarabun" w:cs="Sarabun" w:eastAsia="Sarabun"/>
         <w:color w:val="5C637A"/>
-        <w:sz w:val="21"/>
-        <w:szCs w:val="21"/>
+        <w:sz w:val="18"/>
+        <w:szCs w:val="18"/>
       </w:rPr>
       <w:t xml:space="preserve">สถาบันข้อมูลขนาดใหญ่ (องค์การมหาชน)  ·  หน้า </w:t>
     </w:r>
@@ -5760,8 +5704,8 @@
       <w:rPr>
         <w:rFonts w:ascii="Sarabun" w:hAnsi="Sarabun" w:cs="Sarabun" w:eastAsia="Sarabun"/>
         <w:color w:val="5C637A"/>
-        <w:sz w:val="21"/>
-        <w:szCs w:val="21"/>
+        <w:sz w:val="18"/>
+        <w:szCs w:val="18"/>
       </w:rPr>
       <w:t>คู่มือผู้ทดสอบระบบ · ภาพรวมและการเข้าใช้งาน</w:t>
     </w:r>
@@ -6134,8 +6078,8 @@
     <w:rsid w:val="00FC693F"/>
     <w:rPr>
       <w:rFonts w:ascii="Sarabun" w:hAnsi="Sarabun" w:cs="Sarabun" w:eastAsia="Sarabun"/>
-      <w:sz w:val="28"/>
-      <w:szCs w:val="28"/>
+      <w:sz w:val="22"/>
+      <w:szCs w:val="22"/>
     </w:rPr>
   </w:style>
   <w:style w:type="paragraph" w:styleId="Header">

--- a/docs/manuals-docx/12-tester-manual-overview.docx
+++ b/docs/manuals-docx/12-tester-manual-overview.docx
@@ -320,7 +320,7 @@
           <w:sz w:val="22"/>
           <w:szCs w:val="22"/>
         </w:rPr>
-        <w:t>4. เรื่องอีเมลและรหัส OTP บนเครื่องทดสอบ</w:t>
+        <w:t>4. เรื่องอีเมลและรหัส OTP</w:t>
       </w:r>
     </w:p>
     <w:p>
@@ -534,6 +534,7 @@
       </w:tblGrid>
       <w:tr>
         <w:trPr>
+          <w:cantSplit w:val="1"/>
           <w:tblHeader w:val="1"/>
         </w:trPr>
         <w:tc>
@@ -649,6 +650,9 @@
         </w:tc>
       </w:tr>
       <w:tr>
+        <w:trPr>
+          <w:cantSplit w:val="1"/>
+        </w:trPr>
         <w:tc>
           <w:tcPr>
             <w:tcW w:type="dxa" w:w="1463"/>
@@ -719,6 +723,9 @@
         </w:tc>
       </w:tr>
       <w:tr>
+        <w:trPr>
+          <w:cantSplit w:val="1"/>
+        </w:trPr>
         <w:tc>
           <w:tcPr>
             <w:tcW w:type="dxa" w:w="1463"/>
@@ -787,6 +794,9 @@
         </w:tc>
       </w:tr>
       <w:tr>
+        <w:trPr>
+          <w:cantSplit w:val="1"/>
+        </w:trPr>
         <w:tc>
           <w:tcPr>
             <w:tcW w:type="dxa" w:w="1463"/>
@@ -855,6 +865,9 @@
         </w:tc>
       </w:tr>
       <w:tr>
+        <w:trPr>
+          <w:cantSplit w:val="1"/>
+        </w:trPr>
         <w:tc>
           <w:tcPr>
             <w:tcW w:type="dxa" w:w="1463"/>
@@ -932,7 +945,7 @@
       <w:pPr>
         <w:spacing w:before="120" w:after="200" w:lineRule="auto" w:line="348"/>
         <w:ind w:left="227" w:right="113"/>
-        <w:jc w:val="both"/>
+        <w:jc w:val="left"/>
         <w:pBdr>
           <w:left w:val="single" w:sz="24" w:space="10" w:color="E5775A"/>
         </w:pBdr>
@@ -1296,6 +1309,7 @@
       </w:tblGrid>
       <w:tr>
         <w:trPr>
+          <w:cantSplit w:val="1"/>
           <w:tblHeader w:val="1"/>
         </w:trPr>
         <w:tc>
@@ -1411,6 +1425,9 @@
         </w:tc>
       </w:tr>
       <w:tr>
+        <w:trPr>
+          <w:cantSplit w:val="1"/>
+        </w:trPr>
         <w:tc>
           <w:tcPr>
             <w:tcW w:type="dxa" w:w="2646"/>
@@ -1481,6 +1498,9 @@
         </w:tc>
       </w:tr>
       <w:tr>
+        <w:trPr>
+          <w:cantSplit w:val="1"/>
+        </w:trPr>
         <w:tc>
           <w:tcPr>
             <w:tcW w:type="dxa" w:w="2646"/>
@@ -1551,6 +1571,9 @@
         </w:tc>
       </w:tr>
       <w:tr>
+        <w:trPr>
+          <w:cantSplit w:val="1"/>
+        </w:trPr>
         <w:tc>
           <w:tcPr>
             <w:tcW w:type="dxa" w:w="2646"/>
@@ -1621,6 +1644,9 @@
         </w:tc>
       </w:tr>
       <w:tr>
+        <w:trPr>
+          <w:cantSplit w:val="1"/>
+        </w:trPr>
         <w:tc>
           <w:tcPr>
             <w:tcW w:type="dxa" w:w="2646"/>
@@ -1691,6 +1717,9 @@
         </w:tc>
       </w:tr>
       <w:tr>
+        <w:trPr>
+          <w:cantSplit w:val="1"/>
+        </w:trPr>
         <w:tc>
           <w:tcPr>
             <w:tcW w:type="dxa" w:w="2646"/>
@@ -1770,7 +1799,7 @@
       <w:pPr>
         <w:spacing w:before="120" w:after="200" w:lineRule="auto" w:line="348"/>
         <w:ind w:left="227" w:right="113"/>
-        <w:jc w:val="both"/>
+        <w:jc w:val="left"/>
         <w:pBdr>
           <w:left w:val="single" w:sz="24" w:space="10" w:color="E5775A"/>
         </w:pBdr>
@@ -1884,7 +1913,7 @@
           <w:b w:val="1"/>
           <w:bCs w:val="1"/>
         </w:rPr>
-        <w:t>ที่อยู่เว็บของระบบทดสอบ</w:t>
+        <w:t>บัญชีสำหรับเข้าใช้งาน</w:t>
       </w:r>
       <w:r>
         <w:rPr>
@@ -1893,64 +1922,7 @@
           <w:sz w:val="22"/>
           <w:szCs w:val="22"/>
         </w:rPr>
-        <w:t xml:space="preserve"> เช่น </w:t>
-      </w:r>
-      <w:r>
-        <w:rPr>
-          <w:rFonts w:ascii="DejaVu Sans Mono" w:hAnsi="DejaVu Sans Mono" w:cs="DejaVu Sans Mono" w:eastAsia="DejaVu Sans Mono"/>
-          <w:color w:val="192768"/>
-          <w:sz w:val="19"/>
-          <w:szCs w:val="19"/>
-          <w:shd w:val="clear" w:fill="F5F6FA"/>
-        </w:rPr>
-        <w:t>http://localhost:3400</w:t>
-      </w:r>
-      <w:r>
-        <w:rPr>
-          <w:rFonts w:ascii="Sarabun" w:hAnsi="Sarabun" w:cs="Sarabun" w:eastAsia="Sarabun"/>
-          <w:color w:val="1A1E33"/>
-          <w:sz w:val="22"/>
-          <w:szCs w:val="22"/>
-        </w:rPr>
-        <w:t xml:space="preserve"> หรือ </w:t>
-      </w:r>
-      <w:r>
-        <w:rPr>
-          <w:rFonts w:ascii="DejaVu Sans Mono" w:hAnsi="DejaVu Sans Mono" w:cs="DejaVu Sans Mono" w:eastAsia="DejaVu Sans Mono"/>
-          <w:color w:val="192768"/>
-          <w:sz w:val="19"/>
-          <w:szCs w:val="19"/>
-          <w:shd w:val="clear" w:fill="F5F6FA"/>
-        </w:rPr>
-        <w:t>https://bdi.thammasorn.org</w:t>
-      </w:r>
-      <w:r>
-        <w:rPr>
-          <w:rFonts w:ascii="Sarabun" w:hAnsi="Sarabun" w:cs="Sarabun" w:eastAsia="Sarabun"/>
-          <w:color w:val="1A1E33"/>
-          <w:sz w:val="22"/>
-          <w:szCs w:val="22"/>
-        </w:rPr>
-        <w:t xml:space="preserve"> (ภาพในคู่มือนี้ถ่ายจากเครื่องที่อยู่ที่ </w:t>
-      </w:r>
-      <w:r>
-        <w:rPr>
-          <w:rFonts w:ascii="DejaVu Sans Mono" w:hAnsi="DejaVu Sans Mono" w:cs="DejaVu Sans Mono" w:eastAsia="DejaVu Sans Mono"/>
-          <w:color w:val="192768"/>
-          <w:sz w:val="19"/>
-          <w:szCs w:val="19"/>
-          <w:shd w:val="clear" w:fill="F5F6FA"/>
-        </w:rPr>
-        <w:t>http://localhost:3400</w:t>
-      </w:r>
-      <w:r>
-        <w:rPr>
-          <w:rFonts w:ascii="Sarabun" w:hAnsi="Sarabun" w:cs="Sarabun" w:eastAsia="Sarabun"/>
-          <w:color w:val="1A1E33"/>
-          <w:sz w:val="22"/>
-          <w:szCs w:val="22"/>
-        </w:rPr>
-        <w:t>)</w:t>
+        <w:t xml:space="preserve"> — ผู้ดูแลระบบเป็นคนสร้างให้ ระบบนี้สมัครเองไม่ได้</w:t>
       </w:r>
     </w:p>
     <w:p>
@@ -1979,7 +1951,7 @@
           <w:b w:val="1"/>
           <w:bCs w:val="1"/>
         </w:rPr>
-        <w:t>อีเมลที่ได้รับคำเชิญ</w:t>
+        <w:t>อีเมลจริงที่คุณเปิดอ่านได้</w:t>
       </w:r>
       <w:r>
         <w:rPr>
@@ -1988,36 +1960,266 @@
           <w:sz w:val="22"/>
           <w:szCs w:val="22"/>
         </w:rPr>
-        <w:t xml:space="preserve"> ส่วนรหัสผ่านคุณจะตั้งเองตอนเปิดใช้งานบัญชี</w:t>
+        <w:t xml:space="preserve"> เพราะระบบส่งรหัส OTP ไปที่อีเมลนั้นทุกครั้งที่เข้าสู่ระบบ (ดูข้อ 4 ว่าทำไมเรื่องนี้สำคัญกว่าที่คิด)</w:t>
       </w:r>
     </w:p>
     <w:p>
       <w:pPr>
-        <w:spacing w:before="0" w:after="80" w:lineRule="auto" w:line="348"/>
-        <w:ind w:left="482" w:hanging="312"/>
+        <w:spacing w:before="280" w:after="120" w:lineRule="auto" w:line="300"/>
         <w:jc w:val="left"/>
+        <w:keepNext w:val="1"/>
       </w:pPr>
       <w:r>
         <w:rPr>
           <w:rFonts w:ascii="Sarabun" w:hAnsi="Sarabun" w:cs="Sarabun" w:eastAsia="Sarabun"/>
-          <w:color w:val="E5775A"/>
-          <w:sz w:val="22"/>
-          <w:szCs w:val="22"/>
+          <w:color w:val="192768"/>
+          <w:sz w:val="28"/>
+          <w:szCs w:val="28"/>
+          <w:b w:val="1"/>
+          <w:bCs w:val="1"/>
+          <w:sz w:val="28"/>
+          <w:szCs w:val="28"/>
           <w:b w:val="1"/>
           <w:bCs w:val="1"/>
         </w:rPr>
-        <w:t xml:space="preserve">3.  </w:t>
+        <w:t>ระบบอยู่ที่ไหน</w:t>
       </w:r>
+    </w:p>
+    <w:tbl>
+      <w:tblPr>
+        <w:tblW w:type="auto" w:w="0"/>
+        <w:jc w:val="center"/>
+        <w:tblLayout w:type="fixed"/>
+        <w:tblLook w:firstColumn="1" w:firstRow="1" w:lastColumn="0" w:lastRow="0" w:noHBand="0" w:noVBand="1" w:val="04A0"/>
+        <w:tblBorders>
+          <w:top w:val="single" w:sz="4" w:space="0" w:color="D8DCE6"/>
+          <w:left w:val="single" w:sz="4" w:space="0" w:color="D8DCE6"/>
+          <w:bottom w:val="single" w:sz="4" w:space="0" w:color="D8DCE6"/>
+          <w:right w:val="single" w:sz="4" w:space="0" w:color="D8DCE6"/>
+          <w:insideH w:val="single" w:sz="4" w:space="0" w:color="D8DCE6"/>
+          <w:insideV w:val="single" w:sz="4" w:space="0" w:color="D8DCE6"/>
+        </w:tblBorders>
+        <w:tblLayout w:type="fixed"/>
+        <w:tblW w:w="9525" w:type="dxa"/>
+      </w:tblPr>
+      <w:tblGrid>
+        <w:gridCol w:w="3828"/>
+        <w:gridCol w:w="5696"/>
+      </w:tblGrid>
+      <w:tr>
+        <w:trPr>
+          <w:cantSplit w:val="1"/>
+          <w:tblHeader w:val="1"/>
+        </w:trPr>
+        <w:tc>
+          <w:tcPr>
+            <w:tcW w:type="dxa" w:w="3828"/>
+            <w:shd w:val="clear" w:fill="192768"/>
+          </w:tcPr>
+          <w:p>
+            <w:pPr>
+              <w:spacing w:before="60" w:after="60" w:lineRule="auto" w:line="300"/>
+              <w:jc w:val="left"/>
+            </w:pPr>
+            <w:r>
+              <w:rPr>
+                <w:rFonts w:ascii="Sarabun" w:hAnsi="Sarabun" w:cs="Sarabun" w:eastAsia="Sarabun"/>
+                <w:color w:val="FFFFFF"/>
+                <w:sz w:val="20"/>
+                <w:szCs w:val="20"/>
+                <w:b w:val="1"/>
+                <w:bCs w:val="1"/>
+              </w:rPr>
+            </w:r>
+            <w:r>
+              <w:rPr>
+                <w:rFonts w:ascii="Sarabun" w:hAnsi="Sarabun" w:cs="Sarabun" w:eastAsia="Sarabun"/>
+                <w:color w:val="FFFFFF"/>
+                <w:sz w:val="20"/>
+                <w:szCs w:val="20"/>
+                <w:b w:val="1"/>
+                <w:bCs w:val="1"/>
+                <w:sz w:val="20"/>
+                <w:szCs w:val="20"/>
+                <w:b w:val="1"/>
+                <w:bCs w:val="1"/>
+              </w:rPr>
+              <w:t>ส่วน</w:t>
+            </w:r>
+          </w:p>
+        </w:tc>
+        <w:tc>
+          <w:tcPr>
+            <w:tcW w:type="dxa" w:w="5696"/>
+            <w:shd w:val="clear" w:fill="192768"/>
+          </w:tcPr>
+          <w:p>
+            <w:pPr>
+              <w:spacing w:before="60" w:after="60" w:lineRule="auto" w:line="300"/>
+              <w:jc w:val="left"/>
+            </w:pPr>
+            <w:r>
+              <w:rPr>
+                <w:rFonts w:ascii="Sarabun" w:hAnsi="Sarabun" w:cs="Sarabun" w:eastAsia="Sarabun"/>
+                <w:color w:val="FFFFFF"/>
+                <w:sz w:val="20"/>
+                <w:szCs w:val="20"/>
+                <w:b w:val="1"/>
+                <w:bCs w:val="1"/>
+              </w:rPr>
+            </w:r>
+            <w:r>
+              <w:rPr>
+                <w:rFonts w:ascii="Sarabun" w:hAnsi="Sarabun" w:cs="Sarabun" w:eastAsia="Sarabun"/>
+                <w:color w:val="FFFFFF"/>
+                <w:sz w:val="20"/>
+                <w:szCs w:val="20"/>
+                <w:b w:val="1"/>
+                <w:bCs w:val="1"/>
+                <w:sz w:val="20"/>
+                <w:szCs w:val="20"/>
+                <w:b w:val="1"/>
+                <w:bCs w:val="1"/>
+              </w:rPr>
+              <w:t>ที่อยู่</w:t>
+            </w:r>
+          </w:p>
+        </w:tc>
+      </w:tr>
+      <w:tr>
+        <w:trPr>
+          <w:cantSplit w:val="1"/>
+        </w:trPr>
+        <w:tc>
+          <w:tcPr>
+            <w:tcW w:type="dxa" w:w="3828"/>
+            <w:shd w:val="clear" w:fill="FFFFFF"/>
+          </w:tcPr>
+          <w:p>
+            <w:pPr>
+              <w:spacing w:before="60" w:after="60" w:lineRule="auto" w:line="300"/>
+              <w:jc w:val="left"/>
+            </w:pPr>
+            <w:r/>
+            <w:r>
+              <w:rPr>
+                <w:rFonts w:ascii="Sarabun" w:hAnsi="Sarabun" w:cs="Sarabun" w:eastAsia="Sarabun"/>
+                <w:color w:val="1A1E33"/>
+                <w:sz w:val="20"/>
+                <w:szCs w:val="20"/>
+                <w:b w:val="1"/>
+                <w:bCs w:val="1"/>
+              </w:rPr>
+              <w:t>หน้าเว็บ — ใช้อันนี้เป็นหลัก</w:t>
+            </w:r>
+          </w:p>
+        </w:tc>
+        <w:tc>
+          <w:tcPr>
+            <w:tcW w:type="dxa" w:w="5696"/>
+            <w:shd w:val="clear" w:fill="FFFFFF"/>
+          </w:tcPr>
+          <w:p>
+            <w:pPr>
+              <w:spacing w:before="60" w:after="60" w:lineRule="auto" w:line="300"/>
+              <w:jc w:val="left"/>
+            </w:pPr>
+            <w:r/>
+            <w:r>
+              <w:rPr>
+                <w:rFonts w:ascii="Sarabun" w:hAnsi="Sarabun" w:cs="Sarabun" w:eastAsia="Sarabun"/>
+                <w:color w:val="192768"/>
+                <w:sz w:val="20"/>
+                <w:szCs w:val="20"/>
+              </w:rPr>
+              <w:t>https://bdi.thammasorn.org</w:t>
+            </w:r>
+          </w:p>
+        </w:tc>
+      </w:tr>
+      <w:tr>
+        <w:trPr>
+          <w:cantSplit w:val="1"/>
+        </w:trPr>
+        <w:tc>
+          <w:tcPr>
+            <w:tcW w:type="dxa" w:w="3828"/>
+            <w:shd w:val="clear" w:fill="F2F4F9"/>
+          </w:tcPr>
+          <w:p>
+            <w:pPr>
+              <w:spacing w:before="60" w:after="60" w:lineRule="auto" w:line="300"/>
+              <w:jc w:val="left"/>
+            </w:pPr>
+            <w:r/>
+            <w:r>
+              <w:rPr>
+                <w:rFonts w:ascii="Sarabun" w:hAnsi="Sarabun" w:cs="Sarabun" w:eastAsia="Sarabun"/>
+                <w:color w:val="1A1E33"/>
+                <w:sz w:val="20"/>
+                <w:szCs w:val="20"/>
+              </w:rPr>
+              <w:t>API (เฉพาะผู้ดูแลระบบ ดูเล่ม A)</w:t>
+            </w:r>
+          </w:p>
+        </w:tc>
+        <w:tc>
+          <w:tcPr>
+            <w:tcW w:type="dxa" w:w="5696"/>
+            <w:shd w:val="clear" w:fill="F2F4F9"/>
+          </w:tcPr>
+          <w:p>
+            <w:pPr>
+              <w:spacing w:before="60" w:after="60" w:lineRule="auto" w:line="300"/>
+              <w:jc w:val="left"/>
+            </w:pPr>
+            <w:r/>
+            <w:r>
+              <w:rPr>
+                <w:rFonts w:ascii="Sarabun" w:hAnsi="Sarabun" w:cs="Sarabun" w:eastAsia="Sarabun"/>
+                <w:color w:val="192768"/>
+                <w:sz w:val="20"/>
+                <w:szCs w:val="20"/>
+              </w:rPr>
+              <w:t>https://bdi-api.thammasorn.org</w:t>
+            </w:r>
+          </w:p>
+        </w:tc>
+      </w:tr>
+    </w:tbl>
+    <w:p>
+      <w:pPr>
+        <w:spacing w:before="0" w:after="160" w:lineRule="auto" w:line="240"/>
+      </w:pPr>
+    </w:p>
+    <w:p>
+      <w:pPr>
+        <w:spacing w:before="120" w:after="200" w:lineRule="auto" w:line="348"/>
+        <w:ind w:left="227" w:right="113"/>
+        <w:jc w:val="left"/>
+        <w:pBdr>
+          <w:left w:val="single" w:sz="24" w:space="10" w:color="E5775A"/>
+        </w:pBdr>
+        <w:shd w:val="clear" w:fill="FFF7F4"/>
+      </w:pPr>
       <w:r>
         <w:rPr>
           <w:rFonts w:ascii="Sarabun" w:hAnsi="Sarabun" w:cs="Sarabun" w:eastAsia="Sarabun"/>
           <w:color w:val="1A1E33"/>
           <w:sz w:val="22"/>
           <w:szCs w:val="22"/>
-          <w:b w:val="1"/>
-          <w:bCs w:val="1"/>
         </w:rPr>
-        <w:t>ช่องทางรับรหัส OTP</w:t>
+        <w:t xml:space="preserve">ภาพหน้าจอในคู่มือถ่ายจากเครื่องพัฒนา หน้าตาและปุ่มทุกอย่างตรงกับที่คุณจะเห็นบน </w:t>
+      </w:r>
+      <w:r>
+        <w:rPr>
+          <w:rFonts w:ascii="DejaVu Sans Mono" w:hAnsi="DejaVu Sans Mono" w:cs="DejaVu Sans Mono" w:eastAsia="DejaVu Sans Mono"/>
+          <w:color w:val="192768"/>
+          <w:sz w:val="19"/>
+          <w:szCs w:val="19"/>
+          <w:shd w:val="clear" w:fill="F5F6FA"/>
+        </w:rPr>
+        <w:t>bdi.thammasorn.org</w:t>
       </w:r>
       <w:r>
         <w:rPr>
@@ -2026,7 +2228,7 @@
           <w:sz w:val="22"/>
           <w:szCs w:val="22"/>
         </w:rPr>
-        <w:t xml:space="preserve"> เพราะเครื่องทดสอบส่วนใหญ่ไม่ได้ส่งอีเมลจริง — อ่านข้อ 4 ประกอบ</w:t>
+        <w:t xml:space="preserve"> ทุกประการ ต่างกันแค่ที่อยู่บนแถบเบราว์เซอร์เท่านั้น</w:t>
       </w:r>
     </w:p>
     <w:p>
@@ -2112,6 +2314,7 @@
       </w:tblGrid>
       <w:tr>
         <w:trPr>
+          <w:cantSplit w:val="1"/>
           <w:tblHeader w:val="1"/>
         </w:trPr>
         <w:tc>
@@ -2190,6 +2393,9 @@
         </w:tc>
       </w:tr>
       <w:tr>
+        <w:trPr>
+          <w:cantSplit w:val="1"/>
+        </w:trPr>
         <w:tc>
           <w:tcPr>
             <w:tcW w:type="dxa" w:w="3553"/>
@@ -2237,6 +2443,9 @@
         </w:tc>
       </w:tr>
       <w:tr>
+        <w:trPr>
+          <w:cantSplit w:val="1"/>
+        </w:trPr>
         <w:tc>
           <w:tcPr>
             <w:tcW w:type="dxa" w:w="3553"/>
@@ -2284,6 +2493,9 @@
         </w:tc>
       </w:tr>
       <w:tr>
+        <w:trPr>
+          <w:cantSplit w:val="1"/>
+        </w:trPr>
         <w:tc>
           <w:tcPr>
             <w:tcW w:type="dxa" w:w="3553"/>
@@ -2331,6 +2543,9 @@
         </w:tc>
       </w:tr>
       <w:tr>
+        <w:trPr>
+          <w:cantSplit w:val="1"/>
+        </w:trPr>
         <w:tc>
           <w:tcPr>
             <w:tcW w:type="dxa" w:w="3553"/>
@@ -2378,6 +2593,9 @@
         </w:tc>
       </w:tr>
       <w:tr>
+        <w:trPr>
+          <w:cantSplit w:val="1"/>
+        </w:trPr>
         <w:tc>
           <w:tcPr>
             <w:tcW w:type="dxa" w:w="3553"/>
@@ -2425,6 +2643,9 @@
         </w:tc>
       </w:tr>
       <w:tr>
+        <w:trPr>
+          <w:cantSplit w:val="1"/>
+        </w:trPr>
         <w:tc>
           <w:tcPr>
             <w:tcW w:type="dxa" w:w="3553"/>
@@ -2481,7 +2702,7 @@
       <w:pPr>
         <w:spacing w:before="120" w:after="200" w:lineRule="auto" w:line="348"/>
         <w:ind w:left="227" w:right="113"/>
-        <w:jc w:val="both"/>
+        <w:jc w:val="left"/>
         <w:pBdr>
           <w:left w:val="single" w:sz="24" w:space="10" w:color="E5775A"/>
         </w:pBdr>
@@ -3175,7 +3396,7 @@
       <w:pPr>
         <w:spacing w:before="120" w:after="200" w:lineRule="auto" w:line="348"/>
         <w:ind w:left="227" w:right="113"/>
-        <w:jc w:val="both"/>
+        <w:jc w:val="left"/>
         <w:pBdr>
           <w:left w:val="single" w:sz="24" w:space="10" w:color="E5775A"/>
         </w:pBdr>
@@ -3183,12 +3404,84 @@
       </w:pPr>
       <w:r>
         <w:rPr>
+          <w:rFonts w:ascii="DejaVu Sans" w:hAnsi="DejaVu Sans" w:cs="DejaVu Sans" w:eastAsia="DejaVu Sans"/>
+          <w:color w:val="1A1E33"/>
+          <w:sz w:val="22"/>
+          <w:szCs w:val="22"/>
+        </w:rPr>
+        <w:t>⚠</w:t>
+      </w:r>
+      <w:r>
+        <w:rPr>
           <w:rFonts w:ascii="Sarabun" w:hAnsi="Sarabun" w:cs="Sarabun" w:eastAsia="Sarabun"/>
           <w:color w:val="1A1E33"/>
           <w:sz w:val="22"/>
           <w:szCs w:val="22"/>
         </w:rPr>
-        <w:t>ทางนี้ใช้ได้เฉพาะบัญชีที่เคยเปิดใช้งานด้วย ThaiD ไปแล้ว ถ้าเครื่องทดสอบยังไม่ได้ตั้งค่าเชื่อมต่อกับ ThaiD กดแล้วจะขึ้นข้อความบอกว่ายังไม่ได้ตั้งค่า</w:t>
+        <w:t xml:space="preserve"> </w:t>
+      </w:r>
+      <w:r>
+        <w:rPr>
+          <w:rFonts w:ascii="Sarabun" w:hAnsi="Sarabun" w:cs="Sarabun" w:eastAsia="Sarabun"/>
+          <w:color w:val="1A1E33"/>
+          <w:sz w:val="22"/>
+          <w:szCs w:val="22"/>
+          <w:b w:val="1"/>
+          <w:bCs w:val="1"/>
+        </w:rPr>
+        <w:t xml:space="preserve">บน </w:t>
+      </w:r>
+      <w:r>
+        <w:rPr>
+          <w:rFonts w:ascii="DejaVu Sans Mono" w:hAnsi="DejaVu Sans Mono" w:cs="DejaVu Sans Mono" w:eastAsia="DejaVu Sans Mono"/>
+          <w:color w:val="192768"/>
+          <w:sz w:val="19"/>
+          <w:szCs w:val="19"/>
+          <w:b w:val="1"/>
+          <w:bCs w:val="1"/>
+          <w:shd w:val="clear" w:fill="F5F6FA"/>
+        </w:rPr>
+        <w:t>bdi.thammasorn.org</w:t>
+      </w:r>
+      <w:r>
+        <w:rPr>
+          <w:rFonts w:ascii="Sarabun" w:hAnsi="Sarabun" w:cs="Sarabun" w:eastAsia="Sarabun"/>
+          <w:color w:val="1A1E33"/>
+          <w:sz w:val="22"/>
+          <w:szCs w:val="22"/>
+          <w:b w:val="1"/>
+          <w:bCs w:val="1"/>
+        </w:rPr>
+        <w:t xml:space="preserve"> ปุ่ม ThaiD ยังใช้ไม่ได้</w:t>
+      </w:r>
+      <w:r>
+        <w:rPr>
+          <w:rFonts w:ascii="Sarabun" w:hAnsi="Sarabun" w:cs="Sarabun" w:eastAsia="Sarabun"/>
+          <w:color w:val="1A1E33"/>
+          <w:sz w:val="22"/>
+          <w:szCs w:val="22"/>
+        </w:rPr>
+        <w:t xml:space="preserve"> กรมการปกครองยังไม่ได้ลงทะเบียน โดเมนนี้ไว้กับบัญชีผู้ใช้บริการของโครงการ ที่ลงทะเบียนไว้ยังเป็นที่อยู่ของเครื่องพัฒนา กดแล้วจะถูกส่งกลับไปที่เครื่องของคุณเองซึ่งไม่มีอะไรรออยู่ </w:t>
+      </w:r>
+      <w:r>
+        <w:rPr>
+          <w:rFonts w:ascii="Sarabun" w:hAnsi="Sarabun" w:cs="Sarabun" w:eastAsia="Sarabun"/>
+          <w:color w:val="1A1E33"/>
+          <w:sz w:val="22"/>
+          <w:szCs w:val="22"/>
+          <w:b w:val="1"/>
+          <w:bCs w:val="1"/>
+        </w:rPr>
+        <w:t>ระหว่างนี้ให้เข้าสู่ระบบ ด้วยรหัสผ่าน + OTP เท่านั้น</w:t>
+      </w:r>
+      <w:r>
+        <w:rPr>
+          <w:rFonts w:ascii="Sarabun" w:hAnsi="Sarabun" w:cs="Sarabun" w:eastAsia="Sarabun"/>
+          <w:color w:val="1A1E33"/>
+          <w:sz w:val="22"/>
+          <w:szCs w:val="22"/>
+        </w:rPr>
+        <w:t xml:space="preserve"> เรื่องนี้อยู่ระหว่างรอกรมการปกครองดำเนินการ ไม่ใช่ข้อผิดพลาด ที่ต้องรายงาน</w:t>
       </w:r>
     </w:p>
     <w:p>
@@ -3262,7 +3555,102 @@
           <w:b w:val="1"/>
           <w:bCs w:val="1"/>
         </w:rPr>
-        <w:t>4. เรื่องอีเมลและรหัส OTP บนเครื่องทดสอบ</w:t>
+        <w:t>4. เรื่องอีเมลและรหัส OTP</w:t>
+      </w:r>
+    </w:p>
+    <w:p>
+      <w:pPr>
+        <w:spacing w:before="0" w:after="160" w:lineRule="auto" w:line="348"/>
+        <w:jc w:val="both"/>
+      </w:pPr>
+      <w:r>
+        <w:rPr>
+          <w:rFonts w:ascii="DejaVu Sans Mono" w:hAnsi="DejaVu Sans Mono" w:cs="DejaVu Sans Mono" w:eastAsia="DejaVu Sans Mono"/>
+          <w:color w:val="192768"/>
+          <w:sz w:val="19"/>
+          <w:szCs w:val="19"/>
+          <w:b w:val="1"/>
+          <w:bCs w:val="1"/>
+          <w:shd w:val="clear" w:fill="F5F6FA"/>
+        </w:rPr>
+        <w:t>bdi.thammasorn.org</w:t>
+      </w:r>
+      <w:r>
+        <w:rPr>
+          <w:rFonts w:ascii="Sarabun" w:hAnsi="Sarabun" w:cs="Sarabun" w:eastAsia="Sarabun"/>
+          <w:color w:val="1A1E33"/>
+          <w:sz w:val="22"/>
+          <w:szCs w:val="22"/>
+          <w:b w:val="1"/>
+          <w:bCs w:val="1"/>
+        </w:rPr>
+        <w:t xml:space="preserve"> ส่งอีเมลจริง</w:t>
+      </w:r>
+      <w:r>
+        <w:rPr>
+          <w:rFonts w:ascii="Sarabun" w:hAnsi="Sarabun" w:cs="Sarabun" w:eastAsia="Sarabun"/>
+          <w:color w:val="1A1E33"/>
+          <w:sz w:val="22"/>
+          <w:szCs w:val="22"/>
+        </w:rPr>
+        <w:t xml:space="preserve"> ทั้ง 15 แบบที่ระบบมี (คำเชิญ · รหัส OTP · แจ้งผลการตรวจสอบ ฯลฯ) เปิดกล่องจดหมายได้ตามปกติ ถ้าไม่เห็นในกล่องหลัก ให้ดูโฟลเดอร์ </w:t>
+      </w:r>
+      <w:r>
+        <w:rPr>
+          <w:rFonts w:ascii="Sarabun" w:hAnsi="Sarabun" w:cs="Sarabun" w:eastAsia="Sarabun"/>
+          <w:color w:val="1A1E33"/>
+          <w:sz w:val="22"/>
+          <w:szCs w:val="22"/>
+          <w:b w:val="1"/>
+          <w:bCs w:val="1"/>
+        </w:rPr>
+        <w:t>Spam</w:t>
+      </w:r>
+      <w:r>
+        <w:rPr>
+          <w:rFonts w:ascii="Sarabun" w:hAnsi="Sarabun" w:cs="Sarabun" w:eastAsia="Sarabun"/>
+          <w:color w:val="1A1E33"/>
+          <w:sz w:val="22"/>
+          <w:szCs w:val="22"/>
+        </w:rPr>
+        <w:t xml:space="preserve"> และ </w:t>
+      </w:r>
+      <w:r>
+        <w:rPr>
+          <w:rFonts w:ascii="Sarabun" w:hAnsi="Sarabun" w:cs="Sarabun" w:eastAsia="Sarabun"/>
+          <w:color w:val="1A1E33"/>
+          <w:sz w:val="22"/>
+          <w:szCs w:val="22"/>
+          <w:b w:val="1"/>
+          <w:bCs w:val="1"/>
+        </w:rPr>
+        <w:t>Promotions</w:t>
+      </w:r>
+      <w:r>
+        <w:rPr>
+          <w:rFonts w:ascii="Sarabun" w:hAnsi="Sarabun" w:cs="Sarabun" w:eastAsia="Sarabun"/>
+          <w:color w:val="1A1E33"/>
+          <w:sz w:val="22"/>
+          <w:szCs w:val="22"/>
+        </w:rPr>
+        <w:t xml:space="preserve"> ด้วย โดยเฉพาะฉบับแรก ๆ</w:t>
+      </w:r>
+    </w:p>
+    <w:p>
+      <w:pPr>
+        <w:spacing w:before="0" w:after="160" w:lineRule="auto" w:line="348"/>
+        <w:jc w:val="both"/>
+      </w:pPr>
+      <w:r>
+        <w:rPr>
+          <w:rFonts w:ascii="Sarabun" w:hAnsi="Sarabun" w:cs="Sarabun" w:eastAsia="Sarabun"/>
+          <w:color w:val="1A1E33"/>
+          <w:sz w:val="22"/>
+          <w:szCs w:val="22"/>
+          <w:b w:val="1"/>
+          <w:bCs w:val="1"/>
+        </w:rPr>
+        <w:t>เพราะส่งจริง บัญชีของคุณจึงต้องผูกกับอีเมลจริง</w:t>
       </w:r>
     </w:p>
     <w:p>
@@ -3277,7 +3665,7 @@
           <w:sz w:val="22"/>
           <w:szCs w:val="22"/>
         </w:rPr>
-        <w:t xml:space="preserve">ระบบมีอีเมลที่ส่งออกทั้งหมด 15 แบบ (คำเชิญ · รหัส OTP · แจ้งผลการตรวจสอบ ฯลฯ) แต่ </w:t>
+        <w:t xml:space="preserve">รหัส OTP ถูกเข้ารหัสก่อนเก็บ ผู้ดูแลระบบเปิดดูย้อนหลังไม่ได้ </w:t>
       </w:r>
       <w:r>
         <w:rPr>
@@ -3288,7 +3676,7 @@
           <w:b w:val="1"/>
           <w:bCs w:val="1"/>
         </w:rPr>
-        <w:t>เครื่องทดสอบส่วนใหญ่ตั้งค่าไว้ไม่ให้ส่งอีเมลจริง</w:t>
+        <w:t>ถ้าอีเมลของบัญชีนั้น ไม่มีคนรับจริง จะไม่มีใครช่วยคุณเข้าระบบได้เลย</w:t>
       </w:r>
       <w:r>
         <w:rPr>
@@ -3297,235 +3685,18 @@
           <w:sz w:val="22"/>
           <w:szCs w:val="22"/>
         </w:rPr>
-        <w:t xml:space="preserve"> เพื่อไม่ให้ไปรบกวนกล่องจดหมายของใคร ถ้าคุณกดขอ OTP แล้วไม่มีอะไรเข้ามาในอีเมล มักไม่ใช่ระบบเสีย แต่เป็นเพราะเหตุนี้</w:t>
+        <w:t xml:space="preserve"> ก่อนเริ่มทดสอบจึงต้องแน่ใจว่า บัญชีที่คุณจะใช้ผูกกับอีเมลที่คุณเปิดอ่านได้</w:t>
       </w:r>
-    </w:p>
-    <w:tbl>
-      <w:tblPr>
-        <w:tblW w:type="auto" w:w="0"/>
-        <w:jc w:val="center"/>
-        <w:tblLayout w:type="fixed"/>
-        <w:tblLook w:firstColumn="1" w:firstRow="1" w:lastColumn="0" w:lastRow="0" w:noHBand="0" w:noVBand="1" w:val="04A0"/>
-        <w:tblBorders>
-          <w:top w:val="single" w:sz="4" w:space="0" w:color="D8DCE6"/>
-          <w:left w:val="single" w:sz="4" w:space="0" w:color="D8DCE6"/>
-          <w:bottom w:val="single" w:sz="4" w:space="0" w:color="D8DCE6"/>
-          <w:right w:val="single" w:sz="4" w:space="0" w:color="D8DCE6"/>
-          <w:insideH w:val="single" w:sz="4" w:space="0" w:color="D8DCE6"/>
-          <w:insideV w:val="single" w:sz="4" w:space="0" w:color="D8DCE6"/>
-        </w:tblBorders>
-        <w:tblLayout w:type="fixed"/>
-        <w:tblW w:w="9525" w:type="dxa"/>
-      </w:tblPr>
-      <w:tblGrid>
-        <w:gridCol w:w="3347"/>
-        <w:gridCol w:w="6177"/>
-      </w:tblGrid>
-      <w:tr>
-        <w:trPr>
-          <w:tblHeader w:val="1"/>
-        </w:trPr>
-        <w:tc>
-          <w:tcPr>
-            <w:tcW w:type="dxa" w:w="3347"/>
-            <w:shd w:val="clear" w:fill="192768"/>
-          </w:tcPr>
-          <w:p>
-            <w:pPr>
-              <w:spacing w:before="60" w:after="60" w:lineRule="auto" w:line="300"/>
-              <w:jc w:val="left"/>
-            </w:pPr>
-            <w:r>
-              <w:rPr>
-                <w:rFonts w:ascii="Sarabun" w:hAnsi="Sarabun" w:cs="Sarabun" w:eastAsia="Sarabun"/>
-                <w:color w:val="FFFFFF"/>
-                <w:sz w:val="20"/>
-                <w:szCs w:val="20"/>
-                <w:b w:val="1"/>
-                <w:bCs w:val="1"/>
-              </w:rPr>
-            </w:r>
-            <w:r>
-              <w:rPr>
-                <w:rFonts w:ascii="Sarabun" w:hAnsi="Sarabun" w:cs="Sarabun" w:eastAsia="Sarabun"/>
-                <w:color w:val="FFFFFF"/>
-                <w:sz w:val="20"/>
-                <w:szCs w:val="20"/>
-                <w:b w:val="1"/>
-                <w:bCs w:val="1"/>
-                <w:sz w:val="20"/>
-                <w:szCs w:val="20"/>
-                <w:b w:val="1"/>
-                <w:bCs w:val="1"/>
-              </w:rPr>
-              <w:t>เครื่องทดสอบตั้งค่าไว้แบบไหน</w:t>
-            </w:r>
-          </w:p>
-        </w:tc>
-        <w:tc>
-          <w:tcPr>
-            <w:tcW w:type="dxa" w:w="6177"/>
-            <w:shd w:val="clear" w:fill="192768"/>
-          </w:tcPr>
-          <w:p>
-            <w:pPr>
-              <w:spacing w:before="60" w:after="60" w:lineRule="auto" w:line="300"/>
-              <w:jc w:val="left"/>
-            </w:pPr>
-            <w:r>
-              <w:rPr>
-                <w:rFonts w:ascii="Sarabun" w:hAnsi="Sarabun" w:cs="Sarabun" w:eastAsia="Sarabun"/>
-                <w:color w:val="FFFFFF"/>
-                <w:sz w:val="20"/>
-                <w:szCs w:val="20"/>
-                <w:b w:val="1"/>
-                <w:bCs w:val="1"/>
-              </w:rPr>
-            </w:r>
-            <w:r>
-              <w:rPr>
-                <w:rFonts w:ascii="Sarabun" w:hAnsi="Sarabun" w:cs="Sarabun" w:eastAsia="Sarabun"/>
-                <w:color w:val="FFFFFF"/>
-                <w:sz w:val="20"/>
-                <w:szCs w:val="20"/>
-                <w:b w:val="1"/>
-                <w:bCs w:val="1"/>
-                <w:sz w:val="20"/>
-                <w:szCs w:val="20"/>
-                <w:b w:val="1"/>
-                <w:bCs w:val="1"/>
-              </w:rPr>
-              <w:t>คุณจะได้รหัส OTP และลิงก์คำเชิญจากที่ไหน</w:t>
-            </w:r>
-          </w:p>
-        </w:tc>
-      </w:tr>
-      <w:tr>
-        <w:tc>
-          <w:tcPr>
-            <w:tcW w:type="dxa" w:w="3347"/>
-            <w:shd w:val="clear" w:fill="FFFFFF"/>
-          </w:tcPr>
-          <w:p>
-            <w:pPr>
-              <w:spacing w:before="60" w:after="60" w:lineRule="auto" w:line="300"/>
-              <w:jc w:val="left"/>
-            </w:pPr>
-            <w:r/>
-            <w:r>
-              <w:rPr>
-                <w:rFonts w:ascii="Sarabun" w:hAnsi="Sarabun" w:cs="Sarabun" w:eastAsia="Sarabun"/>
-                <w:color w:val="1A1E33"/>
-                <w:sz w:val="20"/>
-                <w:szCs w:val="20"/>
-                <w:b w:val="1"/>
-                <w:bCs w:val="1"/>
-              </w:rPr>
-              <w:t>ส่งอีเมลจริง</w:t>
-            </w:r>
-          </w:p>
-        </w:tc>
-        <w:tc>
-          <w:tcPr>
-            <w:tcW w:type="dxa" w:w="6177"/>
-            <w:shd w:val="clear" w:fill="FFFFFF"/>
-          </w:tcPr>
-          <w:p>
-            <w:pPr>
-              <w:spacing w:before="60" w:after="60" w:lineRule="auto" w:line="300"/>
-              <w:jc w:val="left"/>
-            </w:pPr>
-            <w:r/>
-            <w:r>
-              <w:rPr>
-                <w:rFonts w:ascii="Sarabun" w:hAnsi="Sarabun" w:cs="Sarabun" w:eastAsia="Sarabun"/>
-                <w:color w:val="1A1E33"/>
-                <w:sz w:val="20"/>
-                <w:szCs w:val="20"/>
-              </w:rPr>
-              <w:t>เปิดกล่องจดหมายตามปกติ (เผื่อดูโฟลเดอร์ Spam กับ Promotions ด้วย)</w:t>
-            </w:r>
-          </w:p>
-        </w:tc>
-      </w:tr>
-      <w:tr>
-        <w:tc>
-          <w:tcPr>
-            <w:tcW w:type="dxa" w:w="3347"/>
-            <w:shd w:val="clear" w:fill="F2F4F9"/>
-          </w:tcPr>
-          <w:p>
-            <w:pPr>
-              <w:spacing w:before="60" w:after="60" w:lineRule="auto" w:line="300"/>
-              <w:jc w:val="left"/>
-            </w:pPr>
-            <w:r/>
-            <w:r>
-              <w:rPr>
-                <w:rFonts w:ascii="Sarabun" w:hAnsi="Sarabun" w:cs="Sarabun" w:eastAsia="Sarabun"/>
-                <w:color w:val="1A1E33"/>
-                <w:sz w:val="20"/>
-                <w:szCs w:val="20"/>
-                <w:b w:val="1"/>
-                <w:bCs w:val="1"/>
-              </w:rPr>
-              <w:t>ไม่ส่งจริง</w:t>
-            </w:r>
-            <w:r>
-              <w:rPr>
-                <w:rFonts w:ascii="Sarabun" w:hAnsi="Sarabun" w:cs="Sarabun" w:eastAsia="Sarabun"/>
-                <w:color w:val="1A1E33"/>
-                <w:sz w:val="20"/>
-                <w:szCs w:val="20"/>
-              </w:rPr>
-              <w:t xml:space="preserve"> (ค่าปกติของเครื่องทดสอบ)</w:t>
-            </w:r>
-          </w:p>
-        </w:tc>
-        <w:tc>
-          <w:tcPr>
-            <w:tcW w:type="dxa" w:w="6177"/>
-            <w:shd w:val="clear" w:fill="F2F4F9"/>
-          </w:tcPr>
-          <w:p>
-            <w:pPr>
-              <w:spacing w:before="60" w:after="60" w:lineRule="auto" w:line="300"/>
-              <w:jc w:val="left"/>
-            </w:pPr>
-            <w:r/>
-            <w:r>
-              <w:rPr>
-                <w:rFonts w:ascii="Sarabun" w:hAnsi="Sarabun" w:cs="Sarabun" w:eastAsia="Sarabun"/>
-                <w:color w:val="1A1E33"/>
-                <w:sz w:val="20"/>
-                <w:szCs w:val="20"/>
-                <w:b w:val="1"/>
-                <w:bCs w:val="1"/>
-              </w:rPr>
-              <w:t>ขอจากผู้ดูแลระบบ</w:t>
-            </w:r>
-            <w:r>
-              <w:rPr>
-                <w:rFonts w:ascii="Sarabun" w:hAnsi="Sarabun" w:cs="Sarabun" w:eastAsia="Sarabun"/>
-                <w:color w:val="1A1E33"/>
-                <w:sz w:val="20"/>
-                <w:szCs w:val="20"/>
-              </w:rPr>
-              <w:t xml:space="preserve"> เพราะระบบพิมพ์รหัสไว้ในบันทึกการทำงานของเครื่องแทน</w:t>
-            </w:r>
-          </w:p>
-        </w:tc>
-      </w:tr>
-    </w:tbl>
-    <w:p>
-      <w:pPr>
-        <w:spacing w:before="0" w:after="160" w:lineRule="auto" w:line="240"/>
-      </w:pPr>
     </w:p>
     <w:p>
       <w:pPr>
-        <w:spacing w:before="0" w:after="160" w:lineRule="auto" w:line="348"/>
-        <w:jc w:val="both"/>
+        <w:spacing w:before="120" w:after="200" w:lineRule="auto" w:line="348"/>
+        <w:ind w:left="227" w:right="113"/>
+        <w:jc w:val="left"/>
+        <w:pBdr>
+          <w:left w:val="single" w:sz="24" w:space="10" w:color="E5775A"/>
+        </w:pBdr>
+        <w:shd w:val="clear" w:fill="FFF7F4"/>
       </w:pPr>
       <w:r>
         <w:rPr>
@@ -3533,8 +3704,19 @@
           <w:color w:val="1A1E33"/>
           <w:sz w:val="22"/>
           <w:szCs w:val="22"/>
+          <w:b w:val="1"/>
+          <w:bCs w:val="1"/>
         </w:rPr>
-        <w:t xml:space="preserve">คำสั่งสำหรับผู้ดูแลระบบ (พิมพ์บนเครื่องที่ติดตั้งระบบ ในโฟลเดอร์ที่มีไฟล์ </w:t>
+        <w:t>บัญชีตัวอย่างในข้อ 2 ใช้อีเมลสมมติ</w:t>
+      </w:r>
+      <w:r>
+        <w:rPr>
+          <w:rFonts w:ascii="Sarabun" w:hAnsi="Sarabun" w:cs="Sarabun" w:eastAsia="Sarabun"/>
+          <w:color w:val="1A1E33"/>
+          <w:sz w:val="22"/>
+          <w:szCs w:val="22"/>
+        </w:rPr>
+        <w:t xml:space="preserve"> (</w:t>
       </w:r>
       <w:r>
         <w:rPr>
@@ -3544,7 +3726,7 @@
           <w:szCs w:val="19"/>
           <w:shd w:val="clear" w:fill="F5F6FA"/>
         </w:rPr>
-        <w:t>docker-compose.yml</w:t>
+        <w:t>officer@bdi.or.th</w:t>
       </w:r>
       <w:r>
         <w:rPr>
@@ -3553,58 +3735,65 @@
           <w:sz w:val="22"/>
           <w:szCs w:val="22"/>
         </w:rPr>
-        <w:t>)</w:t>
+        <w:t xml:space="preserve">, </w:t>
       </w:r>
-    </w:p>
-    <w:p>
-      <w:pPr>
-        <w:spacing w:before="120" w:after="0" w:lineRule="auto" w:line="269"/>
-        <w:ind w:left="170"/>
-        <w:jc w:val="left"/>
-        <w:shd w:val="clear" w:fill="F5F6FA"/>
-      </w:pPr>
       <w:r>
         <w:rPr>
           <w:rFonts w:ascii="DejaVu Sans Mono" w:hAnsi="DejaVu Sans Mono" w:cs="DejaVu Sans Mono" w:eastAsia="DejaVu Sans Mono"/>
+          <w:color w:val="192768"/>
+          <w:sz w:val="19"/>
+          <w:szCs w:val="19"/>
+          <w:shd w:val="clear" w:fill="F5F6FA"/>
+        </w:rPr>
+        <w:t>user@nso.go.th</w:t>
+      </w:r>
+      <w:r>
+        <w:rPr>
+          <w:rFonts w:ascii="Sarabun" w:hAnsi="Sarabun" w:cs="Sarabun" w:eastAsia="Sarabun"/>
           <w:color w:val="1A1E33"/>
-          <w:sz w:val="17"/>
-          <w:szCs w:val="17"/>
+          <w:sz w:val="22"/>
+          <w:szCs w:val="22"/>
         </w:rPr>
-        <w:t>docker compose logs backend --tail 20 | grep 'รหัส OTP'          # รหัส OTP ล่าสุด</w:t>
+        <w:t xml:space="preserve"> ฯลฯ) ซึ่งไม่มีกล่องจดหมายอยู่จริง ถ้าจะใช้บัญชีเหล่านี้ทดสอบบนระบบสาธารณะ </w:t>
       </w:r>
-    </w:p>
-    <w:p>
-      <w:pPr>
-        <w:spacing w:before="0" w:after="0" w:lineRule="auto" w:line="269"/>
-        <w:ind w:left="170"/>
-        <w:jc w:val="left"/>
-        <w:shd w:val="clear" w:fill="F5F6FA"/>
-      </w:pPr>
+      <w:r>
+        <w:rPr>
+          <w:rFonts w:ascii="Sarabun" w:hAnsi="Sarabun" w:cs="Sarabun" w:eastAsia="Sarabun"/>
+          <w:color w:val="1A1E33"/>
+          <w:sz w:val="22"/>
+          <w:szCs w:val="22"/>
+          <w:b w:val="1"/>
+          <w:bCs w:val="1"/>
+        </w:rPr>
+        <w:t>ต้องให้ผู้ดูแลระบบเปลี่ยนอีเมลของบัญชีนั้นเป็นอีเมลจริงของคุณก่อน</w:t>
+      </w:r>
+      <w:r>
+        <w:rPr>
+          <w:rFonts w:ascii="Sarabun" w:hAnsi="Sarabun" w:cs="Sarabun" w:eastAsia="Sarabun"/>
+          <w:color w:val="1A1E33"/>
+          <w:sz w:val="22"/>
+          <w:szCs w:val="22"/>
+        </w:rPr>
+        <w:t xml:space="preserve"> ไม่อย่างนั้นจะติดที่หน้า OTP วิธีที่สะดวกคือใช้ Gmail แบบเติมเครื่องหมายบวก เช่น </w:t>
+      </w:r>
       <w:r>
         <w:rPr>
           <w:rFonts w:ascii="DejaVu Sans Mono" w:hAnsi="DejaVu Sans Mono" w:cs="DejaVu Sans Mono" w:eastAsia="DejaVu Sans Mono"/>
-          <w:color w:val="1A1E33"/>
-          <w:sz w:val="17"/>
-          <w:szCs w:val="17"/>
+          <w:color w:val="192768"/>
+          <w:sz w:val="19"/>
+          <w:szCs w:val="19"/>
+          <w:shd w:val="clear" w:fill="F5F6FA"/>
         </w:rPr>
-        <w:t>docker compose logs backend --tail 200 | grep 'ลิงก์:'            # ลิงก์คำเชิญล่าสุด</w:t>
+        <w:t>ชื่อคุณ+officer@gmail.com</w:t>
       </w:r>
-    </w:p>
-    <w:p>
-      <w:pPr>
-        <w:spacing w:before="0" w:after="120" w:lineRule="auto" w:line="269"/>
-        <w:ind w:left="170"/>
-        <w:jc w:val="left"/>
-        <w:shd w:val="clear" w:fill="F5F6FA"/>
-      </w:pPr>
       <w:r>
         <w:rPr>
-          <w:rFonts w:ascii="DejaVu Sans Mono" w:hAnsi="DejaVu Sans Mono" w:cs="DejaVu Sans Mono" w:eastAsia="DejaVu Sans Mono"/>
+          <w:rFonts w:ascii="Sarabun" w:hAnsi="Sarabun" w:cs="Sarabun" w:eastAsia="Sarabun"/>
           <w:color w:val="1A1E33"/>
-          <w:sz w:val="17"/>
-          <w:szCs w:val="17"/>
+          <w:sz w:val="22"/>
+          <w:szCs w:val="22"/>
         </w:rPr>
-        <w:t>docker compose logs delivery-worker --tail 40 | grep -E 'ถึง:|เรื่อง:'   # อีเมลแจ้งเตือนที่ส่งออกไป</w:t>
+        <w:t xml:space="preserve"> ซึ่งเข้ากล่องเดิมทั้งหมดแต่แยกออกจากกันได้</w:t>
       </w:r>
     </w:p>
     <w:p>
@@ -3736,7 +3925,7 @@
       <w:pPr>
         <w:spacing w:before="120" w:after="200" w:lineRule="auto" w:line="348"/>
         <w:ind w:left="227" w:right="113"/>
-        <w:jc w:val="both"/>
+        <w:jc w:val="left"/>
         <w:pBdr>
           <w:left w:val="single" w:sz="24" w:space="10" w:color="E5775A"/>
         </w:pBdr>
@@ -4132,6 +4321,7 @@
       </w:tblGrid>
       <w:tr>
         <w:trPr>
+          <w:cantSplit w:val="1"/>
           <w:tblHeader w:val="1"/>
         </w:trPr>
         <w:tc>
@@ -4247,6 +4437,9 @@
         </w:tc>
       </w:tr>
       <w:tr>
+        <w:trPr>
+          <w:cantSplit w:val="1"/>
+        </w:trPr>
         <w:tc>
           <w:tcPr>
             <w:tcW w:type="dxa" w:w="2546"/>
@@ -4316,6 +4509,9 @@
         </w:tc>
       </w:tr>
       <w:tr>
+        <w:trPr>
+          <w:cantSplit w:val="1"/>
+        </w:trPr>
         <w:tc>
           <w:tcPr>
             <w:tcW w:type="dxa" w:w="2546"/>
@@ -4404,6 +4600,9 @@
         </w:tc>
       </w:tr>
       <w:tr>
+        <w:trPr>
+          <w:cantSplit w:val="1"/>
+        </w:trPr>
         <w:tc>
           <w:tcPr>
             <w:tcW w:type="dxa" w:w="2546"/>
@@ -4473,6 +4672,9 @@
         </w:tc>
       </w:tr>
       <w:tr>
+        <w:trPr>
+          <w:cantSplit w:val="1"/>
+        </w:trPr>
         <w:tc>
           <w:tcPr>
             <w:tcW w:type="dxa" w:w="2546"/>
@@ -4541,6 +4743,9 @@
         </w:tc>
       </w:tr>
       <w:tr>
+        <w:trPr>
+          <w:cantSplit w:val="1"/>
+        </w:trPr>
         <w:tc>
           <w:tcPr>
             <w:tcW w:type="dxa" w:w="2546"/>
@@ -4609,6 +4814,9 @@
         </w:tc>
       </w:tr>
       <w:tr>
+        <w:trPr>
+          <w:cantSplit w:val="1"/>
+        </w:trPr>
         <w:tc>
           <w:tcPr>
             <w:tcW w:type="dxa" w:w="2546"/>
@@ -4726,17 +4934,18 @@
         <w:tblW w:w="9525" w:type="dxa"/>
       </w:tblPr>
       <w:tblGrid>
-        <w:gridCol w:w="3366"/>
-        <w:gridCol w:w="3493"/>
-        <w:gridCol w:w="2665"/>
+        <w:gridCol w:w="3200"/>
+        <w:gridCol w:w="3408"/>
+        <w:gridCol w:w="2916"/>
       </w:tblGrid>
       <w:tr>
         <w:trPr>
+          <w:cantSplit w:val="1"/>
           <w:tblHeader w:val="1"/>
         </w:trPr>
         <w:tc>
           <w:tcPr>
-            <w:tcW w:type="dxa" w:w="3366"/>
+            <w:tcW w:type="dxa" w:w="3200"/>
             <w:shd w:val="clear" w:fill="192768"/>
           </w:tcPr>
           <w:p>
@@ -4773,7 +4982,7 @@
         </w:tc>
         <w:tc>
           <w:tcPr>
-            <w:tcW w:type="dxa" w:w="3493"/>
+            <w:tcW w:type="dxa" w:w="3408"/>
             <w:shd w:val="clear" w:fill="192768"/>
           </w:tcPr>
           <w:p>
@@ -4810,7 +5019,7 @@
         </w:tc>
         <w:tc>
           <w:tcPr>
-            <w:tcW w:type="dxa" w:w="2665"/>
+            <w:tcW w:type="dxa" w:w="2916"/>
             <w:shd w:val="clear" w:fill="192768"/>
           </w:tcPr>
           <w:p>
@@ -4847,9 +5056,12 @@
         </w:tc>
       </w:tr>
       <w:tr>
+        <w:trPr>
+          <w:cantSplit w:val="1"/>
+        </w:trPr>
         <w:tc>
           <w:tcPr>
-            <w:tcW w:type="dxa" w:w="3366"/>
+            <w:tcW w:type="dxa" w:w="3200"/>
             <w:shd w:val="clear" w:fill="FFFFFF"/>
           </w:tcPr>
           <w:p>
@@ -4871,7 +5083,7 @@
         </w:tc>
         <w:tc>
           <w:tcPr>
-            <w:tcW w:type="dxa" w:w="3493"/>
+            <w:tcW w:type="dxa" w:w="3408"/>
             <w:shd w:val="clear" w:fill="FFFFFF"/>
           </w:tcPr>
           <w:p>
@@ -4893,7 +5105,7 @@
         </w:tc>
         <w:tc>
           <w:tcPr>
-            <w:tcW w:type="dxa" w:w="2665"/>
+            <w:tcW w:type="dxa" w:w="2916"/>
             <w:shd w:val="clear" w:fill="FFFFFF"/>
           </w:tcPr>
           <w:p>
@@ -4915,9 +5127,12 @@
         </w:tc>
       </w:tr>
       <w:tr>
+        <w:trPr>
+          <w:cantSplit w:val="1"/>
+        </w:trPr>
         <w:tc>
           <w:tcPr>
-            <w:tcW w:type="dxa" w:w="3366"/>
+            <w:tcW w:type="dxa" w:w="3200"/>
             <w:shd w:val="clear" w:fill="F2F4F9"/>
           </w:tcPr>
           <w:p>
@@ -4939,7 +5154,7 @@
         </w:tc>
         <w:tc>
           <w:tcPr>
-            <w:tcW w:type="dxa" w:w="3493"/>
+            <w:tcW w:type="dxa" w:w="3408"/>
             <w:shd w:val="clear" w:fill="F2F4F9"/>
           </w:tcPr>
           <w:p>
@@ -4955,13 +5170,13 @@
                 <w:sz w:val="20"/>
                 <w:szCs w:val="20"/>
               </w:rPr>
-              <w:t>เครื่องทดสอบไม่ได้ส่งอีเมลจริง</w:t>
+              <w:t>อีเมลของบัญชีนั้นไม่ใช่อีเมลจริงของคุณ</w:t>
             </w:r>
           </w:p>
         </w:tc>
         <w:tc>
           <w:tcPr>
-            <w:tcW w:type="dxa" w:w="2665"/>
+            <w:tcW w:type="dxa" w:w="2916"/>
             <w:shd w:val="clear" w:fill="F2F4F9"/>
           </w:tcPr>
           <w:p>
@@ -4977,15 +5192,18 @@
                 <w:sz w:val="20"/>
                 <w:szCs w:val="20"/>
               </w:rPr>
-              <w:t>ขอรหัสจากผู้ดูแลระบบ (ข้อ 4)</w:t>
+              <w:t>ดูข้อ 4 · ให้ผู้ดูแลระบบเปลี่ยนอีเมลของบัญชีก่อน (ดูใน Spam ก่อนด้วย)</w:t>
             </w:r>
           </w:p>
         </w:tc>
       </w:tr>
       <w:tr>
+        <w:trPr>
+          <w:cantSplit w:val="1"/>
+        </w:trPr>
         <w:tc>
           <w:tcPr>
-            <w:tcW w:type="dxa" w:w="3366"/>
+            <w:tcW w:type="dxa" w:w="3200"/>
             <w:shd w:val="clear" w:fill="FFFFFF"/>
           </w:tcPr>
           <w:p>
@@ -5001,13 +5219,13 @@
                 <w:sz w:val="20"/>
                 <w:szCs w:val="20"/>
               </w:rPr>
-              <w:t>กดปุ่ม ThaiD แล้วขึ้นว่ายังไม่ได้ตั้งค่า</w:t>
+              <w:t>กดปุ่ม ThaiD แล้วเด้งไปหน้าที่เปิดไม่ได้</w:t>
             </w:r>
           </w:p>
         </w:tc>
         <w:tc>
           <w:tcPr>
-            <w:tcW w:type="dxa" w:w="3493"/>
+            <w:tcW w:type="dxa" w:w="3408"/>
             <w:shd w:val="clear" w:fill="FFFFFF"/>
           </w:tcPr>
           <w:p>
@@ -5023,13 +5241,13 @@
                 <w:sz w:val="20"/>
                 <w:szCs w:val="20"/>
               </w:rPr>
-              <w:t>เครื่องทดสอบยังไม่ได้ใส่ข้อมูลเชื่อมต่อ ThaiD</w:t>
+              <w:t>โดเมนสาธารณะยังไม่ได้ลงทะเบียนกับกรมการปกครอง</w:t>
             </w:r>
           </w:p>
         </w:tc>
         <w:tc>
           <w:tcPr>
-            <w:tcW w:type="dxa" w:w="2665"/>
+            <w:tcW w:type="dxa" w:w="2916"/>
             <w:shd w:val="clear" w:fill="FFFFFF"/>
           </w:tcPr>
           <w:p>
@@ -5045,15 +5263,18 @@
                 <w:sz w:val="20"/>
                 <w:szCs w:val="20"/>
               </w:rPr>
-              <w:t>แจ้งผู้ดูแลระบบ</w:t>
+              <w:t>ใช้รหัสผ่าน + OTP แทน (ข้อ 3)</w:t>
             </w:r>
           </w:p>
         </w:tc>
       </w:tr>
       <w:tr>
+        <w:trPr>
+          <w:cantSplit w:val="1"/>
+        </w:trPr>
         <w:tc>
           <w:tcPr>
-            <w:tcW w:type="dxa" w:w="3366"/>
+            <w:tcW w:type="dxa" w:w="3200"/>
             <w:shd w:val="clear" w:fill="F2F4F9"/>
           </w:tcPr>
           <w:p>
@@ -5075,7 +5296,7 @@
         </w:tc>
         <w:tc>
           <w:tcPr>
-            <w:tcW w:type="dxa" w:w="3493"/>
+            <w:tcW w:type="dxa" w:w="3408"/>
             <w:shd w:val="clear" w:fill="F2F4F9"/>
           </w:tcPr>
           <w:p>
@@ -5097,7 +5318,7 @@
         </w:tc>
         <w:tc>
           <w:tcPr>
-            <w:tcW w:type="dxa" w:w="2665"/>
+            <w:tcW w:type="dxa" w:w="2916"/>
             <w:shd w:val="clear" w:fill="F2F4F9"/>
           </w:tcPr>
           <w:p>
@@ -5119,9 +5340,12 @@
         </w:tc>
       </w:tr>
       <w:tr>
+        <w:trPr>
+          <w:cantSplit w:val="1"/>
+        </w:trPr>
         <w:tc>
           <w:tcPr>
-            <w:tcW w:type="dxa" w:w="3366"/>
+            <w:tcW w:type="dxa" w:w="3200"/>
             <w:shd w:val="clear" w:fill="FFFFFF"/>
           </w:tcPr>
           <w:p>
@@ -5143,7 +5367,7 @@
         </w:tc>
         <w:tc>
           <w:tcPr>
-            <w:tcW w:type="dxa" w:w="3493"/>
+            <w:tcW w:type="dxa" w:w="3408"/>
             <w:shd w:val="clear" w:fill="FFFFFF"/>
           </w:tcPr>
           <w:p>
@@ -5165,7 +5389,7 @@
         </w:tc>
         <w:tc>
           <w:tcPr>
-            <w:tcW w:type="dxa" w:w="2665"/>
+            <w:tcW w:type="dxa" w:w="2916"/>
             <w:shd w:val="clear" w:fill="FFFFFF"/>
           </w:tcPr>
           <w:p>
@@ -5187,9 +5411,12 @@
         </w:tc>
       </w:tr>
       <w:tr>
+        <w:trPr>
+          <w:cantSplit w:val="1"/>
+        </w:trPr>
         <w:tc>
           <w:tcPr>
-            <w:tcW w:type="dxa" w:w="3366"/>
+            <w:tcW w:type="dxa" w:w="3200"/>
             <w:shd w:val="clear" w:fill="F2F4F9"/>
           </w:tcPr>
           <w:p>
@@ -5211,7 +5438,7 @@
         </w:tc>
         <w:tc>
           <w:tcPr>
-            <w:tcW w:type="dxa" w:w="3493"/>
+            <w:tcW w:type="dxa" w:w="3408"/>
             <w:shd w:val="clear" w:fill="F2F4F9"/>
           </w:tcPr>
           <w:p>
@@ -5233,7 +5460,7 @@
         </w:tc>
         <w:tc>
           <w:tcPr>
-            <w:tcW w:type="dxa" w:w="2665"/>
+            <w:tcW w:type="dxa" w:w="2916"/>
             <w:shd w:val="clear" w:fill="F2F4F9"/>
           </w:tcPr>
           <w:p>
@@ -5255,9 +5482,12 @@
         </w:tc>
       </w:tr>
       <w:tr>
+        <w:trPr>
+          <w:cantSplit w:val="1"/>
+        </w:trPr>
         <w:tc>
           <w:tcPr>
-            <w:tcW w:type="dxa" w:w="3366"/>
+            <w:tcW w:type="dxa" w:w="3200"/>
             <w:shd w:val="clear" w:fill="FFFFFF"/>
           </w:tcPr>
           <w:p>
@@ -5279,7 +5509,7 @@
         </w:tc>
         <w:tc>
           <w:tcPr>
-            <w:tcW w:type="dxa" w:w="3493"/>
+            <w:tcW w:type="dxa" w:w="3408"/>
             <w:shd w:val="clear" w:fill="FFFFFF"/>
           </w:tcPr>
           <w:p>
@@ -5301,7 +5531,7 @@
         </w:tc>
         <w:tc>
           <w:tcPr>
-            <w:tcW w:type="dxa" w:w="2665"/>
+            <w:tcW w:type="dxa" w:w="2916"/>
             <w:shd w:val="clear" w:fill="FFFFFF"/>
           </w:tcPr>
           <w:p>
@@ -5323,9 +5553,12 @@
         </w:tc>
       </w:tr>
       <w:tr>
+        <w:trPr>
+          <w:cantSplit w:val="1"/>
+        </w:trPr>
         <w:tc>
           <w:tcPr>
-            <w:tcW w:type="dxa" w:w="3366"/>
+            <w:tcW w:type="dxa" w:w="3200"/>
             <w:shd w:val="clear" w:fill="F2F4F9"/>
           </w:tcPr>
           <w:p>
@@ -5347,7 +5580,7 @@
         </w:tc>
         <w:tc>
           <w:tcPr>
-            <w:tcW w:type="dxa" w:w="3493"/>
+            <w:tcW w:type="dxa" w:w="3408"/>
             <w:shd w:val="clear" w:fill="F2F4F9"/>
           </w:tcPr>
           <w:p>
@@ -5369,7 +5602,7 @@
         </w:tc>
         <w:tc>
           <w:tcPr>
-            <w:tcW w:type="dxa" w:w="2665"/>
+            <w:tcW w:type="dxa" w:w="2916"/>
             <w:shd w:val="clear" w:fill="F2F4F9"/>
           </w:tcPr>
           <w:p>
@@ -5616,6 +5849,44 @@
           <w:bCs w:val="1"/>
         </w:rPr>
         <w:t>ยังไม่ได้เชื่อมต่อกับระบบ DII และ Jira</w:t>
+      </w:r>
+    </w:p>
+    <w:p>
+      <w:pPr>
+        <w:spacing w:before="0" w:after="80" w:lineRule="auto" w:line="348"/>
+        <w:ind w:left="482" w:hanging="312"/>
+        <w:jc w:val="left"/>
+      </w:pPr>
+      <w:r>
+        <w:rPr>
+          <w:rFonts w:ascii="Sarabun" w:hAnsi="Sarabun" w:cs="Sarabun" w:eastAsia="Sarabun"/>
+          <w:color w:val="E5775A"/>
+          <w:sz w:val="22"/>
+          <w:szCs w:val="22"/>
+          <w:b w:val="1"/>
+          <w:bCs w:val="1"/>
+        </w:rPr>
+        <w:t xml:space="preserve">•  </w:t>
+      </w:r>
+      <w:r>
+        <w:rPr>
+          <w:rFonts w:ascii="Sarabun" w:hAnsi="Sarabun" w:cs="Sarabun" w:eastAsia="Sarabun"/>
+          <w:color w:val="1A1E33"/>
+          <w:sz w:val="22"/>
+          <w:szCs w:val="22"/>
+          <w:b w:val="1"/>
+          <w:bCs w:val="1"/>
+        </w:rPr>
+        <w:t>ปุ่ม ThaiD บนโดเมนสาธารณะยังใช้ไม่ได้</w:t>
+      </w:r>
+      <w:r>
+        <w:rPr>
+          <w:rFonts w:ascii="Sarabun" w:hAnsi="Sarabun" w:cs="Sarabun" w:eastAsia="Sarabun"/>
+          <w:color w:val="1A1E33"/>
+          <w:sz w:val="22"/>
+          <w:szCs w:val="22"/>
+        </w:rPr>
+        <w:t xml:space="preserve"> และการเปิดใช้งานบัญชีใหม่ต้องใช้ ThaiD เท่านั้น ระหว่างนี้ผู้ดูแลระบบจึงต้องเป็นคนเตรียมบัญชีที่เปิดใช้งานแล้วไว้ให้ผู้ทดสอบ (รอกรมการปกครองลงทะเบียนที่อยู่ของโดเมนจริงให้ก่อน)</w:t>
       </w:r>
     </w:p>
     <w:p>

--- a/docs/manuals-docx/12-tester-manual-overview.docx
+++ b/docs/manuals-docx/12-tester-manual-overview.docx
@@ -4315,9 +4315,9 @@
         <w:tblW w:w="9525" w:type="dxa"/>
       </w:tblPr>
       <w:tblGrid>
-        <w:gridCol w:w="2546"/>
-        <w:gridCol w:w="5527"/>
-        <w:gridCol w:w="1450"/>
+        <w:gridCol w:w="2063"/>
+        <w:gridCol w:w="5566"/>
+        <w:gridCol w:w="1895"/>
       </w:tblGrid>
       <w:tr>
         <w:trPr>
@@ -4326,7 +4326,7 @@
         </w:trPr>
         <w:tc>
           <w:tcPr>
-            <w:tcW w:type="dxa" w:w="2546"/>
+            <w:tcW w:type="dxa" w:w="2063"/>
             <w:shd w:val="clear" w:fill="192768"/>
           </w:tcPr>
           <w:p>
@@ -4363,7 +4363,7 @@
         </w:tc>
         <w:tc>
           <w:tcPr>
-            <w:tcW w:type="dxa" w:w="5527"/>
+            <w:tcW w:type="dxa" w:w="5565"/>
             <w:shd w:val="clear" w:fill="192768"/>
           </w:tcPr>
           <w:p>
@@ -4400,7 +4400,7 @@
         </w:tc>
         <w:tc>
           <w:tcPr>
-            <w:tcW w:type="dxa" w:w="1451"/>
+            <w:tcW w:type="dxa" w:w="1896"/>
             <w:shd w:val="clear" w:fill="192768"/>
           </w:tcPr>
           <w:p>
@@ -4442,7 +4442,7 @@
         </w:trPr>
         <w:tc>
           <w:tcPr>
-            <w:tcW w:type="dxa" w:w="2546"/>
+            <w:tcW w:type="dxa" w:w="2063"/>
             <w:shd w:val="clear" w:fill="FFFFFF"/>
           </w:tcPr>
           <w:p>
@@ -4464,7 +4464,7 @@
         </w:tc>
         <w:tc>
           <w:tcPr>
-            <w:tcW w:type="dxa" w:w="5527"/>
+            <w:tcW w:type="dxa" w:w="5565"/>
             <w:shd w:val="clear" w:fill="FFFFFF"/>
           </w:tcPr>
           <w:p>
@@ -4486,7 +4486,7 @@
         </w:tc>
         <w:tc>
           <w:tcPr>
-            <w:tcW w:type="dxa" w:w="1451"/>
+            <w:tcW w:type="dxa" w:w="1896"/>
             <w:shd w:val="clear" w:fill="FFFFFF"/>
           </w:tcPr>
           <w:p>
@@ -4514,7 +4514,7 @@
         </w:trPr>
         <w:tc>
           <w:tcPr>
-            <w:tcW w:type="dxa" w:w="2546"/>
+            <w:tcW w:type="dxa" w:w="2063"/>
             <w:shd w:val="clear" w:fill="F2F4F9"/>
           </w:tcPr>
           <w:p>
@@ -4536,7 +4536,7 @@
         </w:tc>
         <w:tc>
           <w:tcPr>
-            <w:tcW w:type="dxa" w:w="5527"/>
+            <w:tcW w:type="dxa" w:w="5565"/>
             <w:shd w:val="clear" w:fill="F2F4F9"/>
           </w:tcPr>
           <w:p>
@@ -4552,7 +4552,46 @@
                 <w:sz w:val="20"/>
                 <w:szCs w:val="20"/>
               </w:rPr>
-              <w:t xml:space="preserve">ขึ้นต้นด้วย </w:t>
+              <w:t xml:space="preserve">มือถือ 10 หลักขึ้นต้น </w:t>
+            </w:r>
+            <w:r>
+              <w:rPr>
+                <w:rFonts w:ascii="DejaVu Sans Mono" w:hAnsi="DejaVu Sans Mono" w:cs="DejaVu Sans Mono" w:eastAsia="DejaVu Sans Mono"/>
+                <w:color w:val="192768"/>
+                <w:sz w:val="17"/>
+                <w:szCs w:val="17"/>
+                <w:shd w:val="clear" w:fill="F5F6FA"/>
+              </w:rPr>
+              <w:t>06</w:t>
+            </w:r>
+            <w:r>
+              <w:rPr>
+                <w:rFonts w:ascii="DejaVu Sans Mono" w:hAnsi="DejaVu Sans Mono" w:cs="DejaVu Sans Mono" w:eastAsia="DejaVu Sans Mono"/>
+                <w:color w:val="192768"/>
+                <w:sz w:val="17"/>
+                <w:szCs w:val="17"/>
+                <w:shd w:val="clear" w:fill="F5F6FA"/>
+              </w:rPr>
+              <w:t>08</w:t>
+            </w:r>
+            <w:r>
+              <w:rPr>
+                <w:rFonts w:ascii="DejaVu Sans Mono" w:hAnsi="DejaVu Sans Mono" w:cs="DejaVu Sans Mono" w:eastAsia="DejaVu Sans Mono"/>
+                <w:color w:val="192768"/>
+                <w:sz w:val="17"/>
+                <w:szCs w:val="17"/>
+                <w:shd w:val="clear" w:fill="F5F6FA"/>
+              </w:rPr>
+              <w:t>09</w:t>
+            </w:r>
+            <w:r>
+              <w:rPr>
+                <w:rFonts w:ascii="Sarabun" w:hAnsi="Sarabun" w:cs="Sarabun" w:eastAsia="Sarabun"/>
+                <w:color w:val="1A1E33"/>
+                <w:sz w:val="20"/>
+                <w:szCs w:val="20"/>
+              </w:rPr>
+              <w:t xml:space="preserve"> · เบอร์ที่ทำงาน 9 หลักขึ้นต้น </w:t>
             </w:r>
             <w:r>
               <w:rPr>
@@ -4571,13 +4610,13 @@
                 <w:sz w:val="20"/>
                 <w:szCs w:val="20"/>
               </w:rPr>
-              <w:t xml:space="preserve"> และมี 9–10 หลัก</w:t>
+              <w:t xml:space="preserve"> ตามด้วยรหัสพื้นที่ (เลขซ้ำทั้งเบอร์ไม่ผ่าน)</w:t>
             </w:r>
           </w:p>
         </w:tc>
         <w:tc>
           <w:tcPr>
-            <w:tcW w:type="dxa" w:w="1451"/>
+            <w:tcW w:type="dxa" w:w="1896"/>
             <w:shd w:val="clear" w:fill="F2F4F9"/>
           </w:tcPr>
           <w:p>
@@ -4596,6 +4635,25 @@
               </w:rPr>
               <w:t>0812345678</w:t>
             </w:r>
+            <w:r>
+              <w:rPr>
+                <w:rFonts w:ascii="Sarabun" w:hAnsi="Sarabun" w:cs="Sarabun" w:eastAsia="Sarabun"/>
+                <w:color w:val="1A1E33"/>
+                <w:sz w:val="20"/>
+                <w:szCs w:val="20"/>
+              </w:rPr>
+              <w:t xml:space="preserve"> · </w:t>
+            </w:r>
+            <w:r>
+              <w:rPr>
+                <w:rFonts w:ascii="DejaVu Sans Mono" w:hAnsi="DejaVu Sans Mono" w:cs="DejaVu Sans Mono" w:eastAsia="DejaVu Sans Mono"/>
+                <w:color w:val="192768"/>
+                <w:sz w:val="17"/>
+                <w:szCs w:val="17"/>
+                <w:shd w:val="clear" w:fill="F5F6FA"/>
+              </w:rPr>
+              <w:t>021234567</w:t>
+            </w:r>
           </w:p>
         </w:tc>
       </w:tr>
@@ -4605,7 +4663,7 @@
         </w:trPr>
         <w:tc>
           <w:tcPr>
-            <w:tcW w:type="dxa" w:w="2546"/>
+            <w:tcW w:type="dxa" w:w="2063"/>
             <w:shd w:val="clear" w:fill="FFFFFF"/>
           </w:tcPr>
           <w:p>
@@ -4627,7 +4685,7 @@
         </w:tc>
         <w:tc>
           <w:tcPr>
-            <w:tcW w:type="dxa" w:w="5527"/>
+            <w:tcW w:type="dxa" w:w="5565"/>
             <w:shd w:val="clear" w:fill="FFFFFF"/>
           </w:tcPr>
           <w:p>
@@ -4649,7 +4707,7 @@
         </w:tc>
         <w:tc>
           <w:tcPr>
-            <w:tcW w:type="dxa" w:w="1451"/>
+            <w:tcW w:type="dxa" w:w="1896"/>
             <w:shd w:val="clear" w:fill="FFFFFF"/>
           </w:tcPr>
           <w:p>
@@ -4677,8 +4735,235 @@
         </w:trPr>
         <w:tc>
           <w:tcPr>
-            <w:tcW w:type="dxa" w:w="2546"/>
+            <w:tcW w:type="dxa" w:w="2063"/>
             <w:shd w:val="clear" w:fill="F2F4F9"/>
+          </w:tcPr>
+          <w:p>
+            <w:pPr>
+              <w:spacing w:before="60" w:after="60" w:lineRule="auto" w:line="300"/>
+              <w:jc w:val="left"/>
+            </w:pPr>
+            <w:r/>
+            <w:r>
+              <w:rPr>
+                <w:rFonts w:ascii="Sarabun" w:hAnsi="Sarabun" w:cs="Sarabun" w:eastAsia="Sarabun"/>
+                <w:color w:val="1A1E33"/>
+                <w:sz w:val="20"/>
+                <w:szCs w:val="20"/>
+              </w:rPr>
+              <w:t>ชื่อหน่วยงาน</w:t>
+            </w:r>
+          </w:p>
+        </w:tc>
+        <w:tc>
+          <w:tcPr>
+            <w:tcW w:type="dxa" w:w="5565"/>
+            <w:shd w:val="clear" w:fill="F2F4F9"/>
+          </w:tcPr>
+          <w:p>
+            <w:pPr>
+              <w:spacing w:before="60" w:after="60" w:lineRule="auto" w:line="300"/>
+              <w:jc w:val="left"/>
+            </w:pPr>
+            <w:r/>
+            <w:r>
+              <w:rPr>
+                <w:rFonts w:ascii="Sarabun" w:hAnsi="Sarabun" w:cs="Sarabun" w:eastAsia="Sarabun"/>
+                <w:color w:val="1A1E33"/>
+                <w:sz w:val="20"/>
+                <w:szCs w:val="20"/>
+              </w:rPr>
+              <w:t>ต้องมีภาษาไทย (ปนอังกฤษได้) อย่างน้อย 3 ตัวอักษร</w:t>
+            </w:r>
+          </w:p>
+        </w:tc>
+        <w:tc>
+          <w:tcPr>
+            <w:tcW w:type="dxa" w:w="1896"/>
+            <w:shd w:val="clear" w:fill="F2F4F9"/>
+          </w:tcPr>
+          <w:p>
+            <w:pPr>
+              <w:spacing w:before="60" w:after="60" w:lineRule="auto" w:line="300"/>
+              <w:jc w:val="left"/>
+            </w:pPr>
+            <w:r/>
+            <w:r>
+              <w:rPr>
+                <w:rFonts w:ascii="DejaVu Sans Mono" w:hAnsi="DejaVu Sans Mono" w:cs="DejaVu Sans Mono" w:eastAsia="DejaVu Sans Mono"/>
+                <w:color w:val="192768"/>
+                <w:sz w:val="17"/>
+                <w:szCs w:val="17"/>
+                <w:shd w:val="clear" w:fill="F5F6FA"/>
+              </w:rPr>
+              <w:t>สำนักงานสถิติแห่งชาติ (NSO)</w:t>
+            </w:r>
+          </w:p>
+        </w:tc>
+      </w:tr>
+      <w:tr>
+        <w:trPr>
+          <w:cantSplit w:val="1"/>
+        </w:trPr>
+        <w:tc>
+          <w:tcPr>
+            <w:tcW w:type="dxa" w:w="2063"/>
+            <w:shd w:val="clear" w:fill="FFFFFF"/>
+          </w:tcPr>
+          <w:p>
+            <w:pPr>
+              <w:spacing w:before="60" w:after="60" w:lineRule="auto" w:line="300"/>
+              <w:jc w:val="left"/>
+            </w:pPr>
+            <w:r/>
+            <w:r>
+              <w:rPr>
+                <w:rFonts w:ascii="Sarabun" w:hAnsi="Sarabun" w:cs="Sarabun" w:eastAsia="Sarabun"/>
+                <w:color w:val="1A1E33"/>
+                <w:sz w:val="20"/>
+                <w:szCs w:val="20"/>
+              </w:rPr>
+              <w:t>อีเมลหน่วยงาน</w:t>
+            </w:r>
+          </w:p>
+        </w:tc>
+        <w:tc>
+          <w:tcPr>
+            <w:tcW w:type="dxa" w:w="5565"/>
+            <w:shd w:val="clear" w:fill="FFFFFF"/>
+          </w:tcPr>
+          <w:p>
+            <w:pPr>
+              <w:spacing w:before="60" w:after="60" w:lineRule="auto" w:line="300"/>
+              <w:jc w:val="left"/>
+            </w:pPr>
+            <w:r/>
+            <w:r>
+              <w:rPr>
+                <w:rFonts w:ascii="Sarabun" w:hAnsi="Sarabun" w:cs="Sarabun" w:eastAsia="Sarabun"/>
+                <w:color w:val="1A1E33"/>
+                <w:sz w:val="20"/>
+                <w:szCs w:val="20"/>
+              </w:rPr>
+              <w:t>ต้องไม่ซ้ำกับอีเมลผู้มีอำนาจกระทำการแทน</w:t>
+            </w:r>
+          </w:p>
+        </w:tc>
+        <w:tc>
+          <w:tcPr>
+            <w:tcW w:type="dxa" w:w="1896"/>
+            <w:shd w:val="clear" w:fill="FFFFFF"/>
+          </w:tcPr>
+          <w:p>
+            <w:pPr>
+              <w:spacing w:before="60" w:after="60" w:lineRule="auto" w:line="300"/>
+              <w:jc w:val="left"/>
+            </w:pPr>
+            <w:r/>
+            <w:r>
+              <w:rPr>
+                <w:rFonts w:ascii="DejaVu Sans Mono" w:hAnsi="DejaVu Sans Mono" w:cs="DejaVu Sans Mono" w:eastAsia="DejaVu Sans Mono"/>
+                <w:color w:val="192768"/>
+                <w:sz w:val="17"/>
+                <w:szCs w:val="17"/>
+                <w:shd w:val="clear" w:fill="F5F6FA"/>
+              </w:rPr>
+              <w:t>contact@nso.go.th</w:t>
+            </w:r>
+          </w:p>
+        </w:tc>
+      </w:tr>
+      <w:tr>
+        <w:trPr>
+          <w:cantSplit w:val="1"/>
+        </w:trPr>
+        <w:tc>
+          <w:tcPr>
+            <w:tcW w:type="dxa" w:w="2063"/>
+            <w:shd w:val="clear" w:fill="F2F4F9"/>
+          </w:tcPr>
+          <w:p>
+            <w:pPr>
+              <w:spacing w:before="60" w:after="60" w:lineRule="auto" w:line="300"/>
+              <w:jc w:val="left"/>
+            </w:pPr>
+            <w:r/>
+            <w:r>
+              <w:rPr>
+                <w:rFonts w:ascii="Sarabun" w:hAnsi="Sarabun" w:cs="Sarabun" w:eastAsia="Sarabun"/>
+                <w:color w:val="1A1E33"/>
+                <w:sz w:val="20"/>
+                <w:szCs w:val="20"/>
+              </w:rPr>
+              <w:t>รหัสหน่วยงาน</w:t>
+            </w:r>
+          </w:p>
+        </w:tc>
+        <w:tc>
+          <w:tcPr>
+            <w:tcW w:type="dxa" w:w="5565"/>
+            <w:shd w:val="clear" w:fill="F2F4F9"/>
+          </w:tcPr>
+          <w:p>
+            <w:pPr>
+              <w:spacing w:before="60" w:after="60" w:lineRule="auto" w:line="300"/>
+              <w:jc w:val="left"/>
+            </w:pPr>
+            <w:r/>
+            <w:r>
+              <w:rPr>
+                <w:rFonts w:ascii="Sarabun" w:hAnsi="Sarabun" w:cs="Sarabun" w:eastAsia="Sarabun"/>
+                <w:color w:val="1A1E33"/>
+                <w:sz w:val="20"/>
+                <w:szCs w:val="20"/>
+                <w:b w:val="1"/>
+                <w:bCs w:val="1"/>
+              </w:rPr>
+              <w:t>แก้ไม่ได้</w:t>
+            </w:r>
+            <w:r>
+              <w:rPr>
+                <w:rFonts w:ascii="Sarabun" w:hAnsi="Sarabun" w:cs="Sarabun" w:eastAsia="Sarabun"/>
+                <w:color w:val="1A1E33"/>
+                <w:sz w:val="20"/>
+                <w:szCs w:val="20"/>
+              </w:rPr>
+              <w:t xml:space="preserve"> ระบบกำหนดให้ — ผิดต้องแจ้งเจ้าหน้าที่ BDI</w:t>
+            </w:r>
+          </w:p>
+        </w:tc>
+        <w:tc>
+          <w:tcPr>
+            <w:tcW w:type="dxa" w:w="1896"/>
+            <w:shd w:val="clear" w:fill="F2F4F9"/>
+          </w:tcPr>
+          <w:p>
+            <w:pPr>
+              <w:spacing w:before="60" w:after="60" w:lineRule="auto" w:line="300"/>
+              <w:jc w:val="left"/>
+            </w:pPr>
+            <w:r/>
+            <w:r>
+              <w:rPr>
+                <w:rFonts w:ascii="DejaVu Sans Mono" w:hAnsi="DejaVu Sans Mono" w:cs="DejaVu Sans Mono" w:eastAsia="DejaVu Sans Mono"/>
+                <w:color w:val="192768"/>
+                <w:sz w:val="17"/>
+                <w:szCs w:val="17"/>
+                <w:shd w:val="clear" w:fill="F5F6FA"/>
+              </w:rPr>
+              <w:t>ORG-2026-0001</w:t>
+            </w:r>
+          </w:p>
+        </w:tc>
+      </w:tr>
+      <w:tr>
+        <w:trPr>
+          <w:cantSplit w:val="1"/>
+        </w:trPr>
+        <w:tc>
+          <w:tcPr>
+            <w:tcW w:type="dxa" w:w="2063"/>
+            <w:shd w:val="clear" w:fill="FFFFFF"/>
           </w:tcPr>
           <w:p>
             <w:pPr>
@@ -4699,8 +4984,8 @@
         </w:tc>
         <w:tc>
           <w:tcPr>
-            <w:tcW w:type="dxa" w:w="5527"/>
-            <w:shd w:val="clear" w:fill="F2F4F9"/>
+            <w:tcW w:type="dxa" w:w="5565"/>
+            <w:shd w:val="clear" w:fill="FFFFFF"/>
           </w:tcPr>
           <w:p>
             <w:pPr>
@@ -4721,7 +5006,78 @@
         </w:tc>
         <w:tc>
           <w:tcPr>
-            <w:tcW w:type="dxa" w:w="1451"/>
+            <w:tcW w:type="dxa" w:w="1896"/>
+            <w:shd w:val="clear" w:fill="FFFFFF"/>
+          </w:tcPr>
+          <w:p>
+            <w:pPr>
+              <w:spacing w:before="60" w:after="60" w:lineRule="auto" w:line="300"/>
+              <w:jc w:val="left"/>
+            </w:pPr>
+            <w:r/>
+            <w:r>
+              <w:rPr>
+                <w:rFonts w:ascii="Sarabun" w:hAnsi="Sarabun" w:cs="Sarabun" w:eastAsia="Sarabun"/>
+                <w:color w:val="1A1E33"/>
+                <w:sz w:val="20"/>
+                <w:szCs w:val="20"/>
+              </w:rPr>
+              <w:t>—</w:t>
+            </w:r>
+          </w:p>
+        </w:tc>
+      </w:tr>
+      <w:tr>
+        <w:trPr>
+          <w:cantSplit w:val="1"/>
+        </w:trPr>
+        <w:tc>
+          <w:tcPr>
+            <w:tcW w:type="dxa" w:w="2063"/>
+            <w:shd w:val="clear" w:fill="F2F4F9"/>
+          </w:tcPr>
+          <w:p>
+            <w:pPr>
+              <w:spacing w:before="60" w:after="60" w:lineRule="auto" w:line="300"/>
+              <w:jc w:val="left"/>
+            </w:pPr>
+            <w:r/>
+            <w:r>
+              <w:rPr>
+                <w:rFonts w:ascii="Sarabun" w:hAnsi="Sarabun" w:cs="Sarabun" w:eastAsia="Sarabun"/>
+                <w:color w:val="1A1E33"/>
+                <w:sz w:val="20"/>
+                <w:szCs w:val="20"/>
+              </w:rPr>
+              <w:t>พจนานุกรมข้อมูล</w:t>
+            </w:r>
+          </w:p>
+        </w:tc>
+        <w:tc>
+          <w:tcPr>
+            <w:tcW w:type="dxa" w:w="5565"/>
+            <w:shd w:val="clear" w:fill="F2F4F9"/>
+          </w:tcPr>
+          <w:p>
+            <w:pPr>
+              <w:spacing w:before="60" w:after="60" w:lineRule="auto" w:line="300"/>
+              <w:jc w:val="left"/>
+            </w:pPr>
+            <w:r/>
+            <w:r>
+              <w:rPr>
+                <w:rFonts w:ascii="Sarabun" w:hAnsi="Sarabun" w:cs="Sarabun" w:eastAsia="Sarabun"/>
+                <w:color w:val="1A1E33"/>
+                <w:sz w:val="20"/>
+                <w:szCs w:val="20"/>
+              </w:rPr>
+              <w:t>PDF, XLSX หรือ CSV ขนาดไม่เกิน 10 MB</w:t>
+            </w:r>
+          </w:p>
+        </w:tc>
+        <w:tc>
+          <w:tcPr>
+            <w:tcW w:type="dxa" w:w="1896"/>
             <w:shd w:val="clear" w:fill="F2F4F9"/>
           </w:tcPr>
           <w:p>
@@ -4748,79 +5104,8 @@
         </w:trPr>
         <w:tc>
           <w:tcPr>
-            <w:tcW w:type="dxa" w:w="2546"/>
+            <w:tcW w:type="dxa" w:w="2063"/>
             <w:shd w:val="clear" w:fill="FFFFFF"/>
-          </w:tcPr>
-          <w:p>
-            <w:pPr>
-              <w:spacing w:before="60" w:after="60" w:lineRule="auto" w:line="300"/>
-              <w:jc w:val="left"/>
-            </w:pPr>
-            <w:r/>
-            <w:r>
-              <w:rPr>
-                <w:rFonts w:ascii="Sarabun" w:hAnsi="Sarabun" w:cs="Sarabun" w:eastAsia="Sarabun"/>
-                <w:color w:val="1A1E33"/>
-                <w:sz w:val="20"/>
-                <w:szCs w:val="20"/>
-              </w:rPr>
-              <w:t>พจนานุกรมข้อมูล</w:t>
-            </w:r>
-          </w:p>
-        </w:tc>
-        <w:tc>
-          <w:tcPr>
-            <w:tcW w:type="dxa" w:w="5527"/>
-            <w:shd w:val="clear" w:fill="FFFFFF"/>
-          </w:tcPr>
-          <w:p>
-            <w:pPr>
-              <w:spacing w:before="60" w:after="60" w:lineRule="auto" w:line="300"/>
-              <w:jc w:val="left"/>
-            </w:pPr>
-            <w:r/>
-            <w:r>
-              <w:rPr>
-                <w:rFonts w:ascii="Sarabun" w:hAnsi="Sarabun" w:cs="Sarabun" w:eastAsia="Sarabun"/>
-                <w:color w:val="1A1E33"/>
-                <w:sz w:val="20"/>
-                <w:szCs w:val="20"/>
-              </w:rPr>
-              <w:t>PDF, XLSX หรือ CSV ขนาดไม่เกิน 10 MB</w:t>
-            </w:r>
-          </w:p>
-        </w:tc>
-        <w:tc>
-          <w:tcPr>
-            <w:tcW w:type="dxa" w:w="1451"/>
-            <w:shd w:val="clear" w:fill="FFFFFF"/>
-          </w:tcPr>
-          <w:p>
-            <w:pPr>
-              <w:spacing w:before="60" w:after="60" w:lineRule="auto" w:line="300"/>
-              <w:jc w:val="left"/>
-            </w:pPr>
-            <w:r/>
-            <w:r>
-              <w:rPr>
-                <w:rFonts w:ascii="Sarabun" w:hAnsi="Sarabun" w:cs="Sarabun" w:eastAsia="Sarabun"/>
-                <w:color w:val="1A1E33"/>
-                <w:sz w:val="20"/>
-                <w:szCs w:val="20"/>
-              </w:rPr>
-              <w:t>—</w:t>
-            </w:r>
-          </w:p>
-        </w:tc>
-      </w:tr>
-      <w:tr>
-        <w:trPr>
-          <w:cantSplit w:val="1"/>
-        </w:trPr>
-        <w:tc>
-          <w:tcPr>
-            <w:tcW w:type="dxa" w:w="2546"/>
-            <w:shd w:val="clear" w:fill="F2F4F9"/>
           </w:tcPr>
           <w:p>
             <w:pPr>
@@ -4841,8 +5126,8 @@
         </w:tc>
         <w:tc>
           <w:tcPr>
-            <w:tcW w:type="dxa" w:w="5527"/>
-            <w:shd w:val="clear" w:fill="F2F4F9"/>
+            <w:tcW w:type="dxa" w:w="5565"/>
+            <w:shd w:val="clear" w:fill="FFFFFF"/>
           </w:tcPr>
           <w:p>
             <w:pPr>
@@ -4863,8 +5148,8 @@
         </w:tc>
         <w:tc>
           <w:tcPr>
-            <w:tcW w:type="dxa" w:w="1451"/>
-            <w:shd w:val="clear" w:fill="F2F4F9"/>
+            <w:tcW w:type="dxa" w:w="1896"/>
+            <w:shd w:val="clear" w:fill="FFFFFF"/>
           </w:tcPr>
           <w:p>
             <w:pPr>

--- a/docs/manuals-docx/12-tester-manual-overview.docx
+++ b/docs/manuals-docx/12-tester-manual-overview.docx
@@ -5000,7 +5000,7 @@
                 <w:sz w:val="20"/>
                 <w:szCs w:val="20"/>
               </w:rPr>
-              <w:t>PDF หรือ JPG ขนาดไม่เกิน 10 MB</w:t>
+              <w:t>PDF เท่านั้น ขนาดไม่เกิน 10 MB</w:t>
             </w:r>
           </w:p>
         </w:tc>

--- a/docs/manuals-docx/12-tester-manual-overview.docx
+++ b/docs/manuals-docx/12-tester-manual-overview.docx
@@ -1260,7 +1260,7 @@
           <w:sz w:val="17"/>
           <w:szCs w:val="17"/>
         </w:rPr>
-        <w:t>ตอน C   คุณลงทะเบียนชุดข้อมูล → ผ่านการตรวจ 4–5 ด่าน → ได้เอกสารฉบับอนุมัติ</w:t>
+        <w:t>ตอน C   คุณลงทะเบียนชุดข้อมูล → ผ่านการตรวจ 3–4 ด่าน → ได้เอกสารฉบับอนุมัติ</w:t>
       </w:r>
     </w:p>
     <w:p>

--- a/docs/manuals-docx/12-tester-manual-overview.docx
+++ b/docs/manuals-docx/12-tester-manual-overview.docx
@@ -35,7 +35,7 @@
       <w:r>
         <w:drawing>
           <wp:inline xmlns:a="http://schemas.openxmlformats.org/drawingml/2006/main" xmlns:pic="http://schemas.openxmlformats.org/drawingml/2006/picture">
-            <wp:extent cx="2592000" cy="443880"/>
+            <wp:extent cx="2592000" cy="1884506"/>
             <wp:docPr id="1" name="Picture 1"/>
             <wp:cNvGraphicFramePr>
               <a:graphicFrameLocks noChangeAspect="1"/>
@@ -56,7 +56,7 @@
                   <pic:spPr>
                     <a:xfrm>
                       <a:off x="0" y="0"/>
-                      <a:ext cx="2592000" cy="443880"/>
+                      <a:ext cx="2592000" cy="1884506"/>
                     </a:xfrm>
                     <a:prstGeom prst="rect"/>
                   </pic:spPr>
@@ -3343,7 +3343,7 @@
           <w:b w:val="1"/>
           <w:bCs w:val="1"/>
         </w:rPr>
-        <w:t>ทางที่ 2 — ThaiD</w:t>
+        <w:t>ทางที่ 2 — ThaID</w:t>
       </w:r>
     </w:p>
     <w:p>
@@ -3369,7 +3369,7 @@
           <w:b w:val="1"/>
           <w:bCs w:val="1"/>
         </w:rPr>
-        <w:t>เข้าสู่ระบบด้วย ThaiD</w:t>
+        <w:t>เข้าสู่ระบบด้วย ThaID</w:t>
       </w:r>
       <w:r>
         <w:rPr>
@@ -3452,7 +3452,7 @@
           <w:b w:val="1"/>
           <w:bCs w:val="1"/>
         </w:rPr>
-        <w:t xml:space="preserve"> ปุ่ม ThaiD ยังใช้ไม่ได้</w:t>
+        <w:t xml:space="preserve"> ปุ่ม ThaID ยังใช้ไม่ได้</w:t>
       </w:r>
       <w:r>
         <w:rPr>
@@ -5504,7 +5504,7 @@
                 <w:sz w:val="20"/>
                 <w:szCs w:val="20"/>
               </w:rPr>
-              <w:t>กดปุ่ม ThaiD แล้วเด้งไปหน้าที่เปิดไม่ได้</w:t>
+              <w:t>กดปุ่ม ThaID แล้วเด้งไปหน้าที่เปิดไม่ได้</w:t>
             </w:r>
           </w:p>
         </w:tc>
@@ -5668,7 +5668,7 @@
                 <w:sz w:val="20"/>
                 <w:szCs w:val="20"/>
               </w:rPr>
-              <w:t>ยืนยันตัวตน ThaiD ด้วยเลขบัตรที่ไม่ตรงกับที่บันทึกไว้</w:t>
+              <w:t>ยืนยันตัวตน ThaID ด้วยเลขบัตรที่ไม่ตรงกับที่บันทึกไว้</w:t>
             </w:r>
           </w:p>
         </w:tc>
@@ -6162,7 +6162,7 @@
           <w:b w:val="1"/>
           <w:bCs w:val="1"/>
         </w:rPr>
-        <w:t>ปุ่ม ThaiD บนโดเมนสาธารณะยังใช้ไม่ได้</w:t>
+        <w:t>ปุ่ม ThaID บนโดเมนสาธารณะยังใช้ไม่ได้</w:t>
       </w:r>
       <w:r>
         <w:rPr>
@@ -6171,7 +6171,7 @@
           <w:sz w:val="22"/>
           <w:szCs w:val="22"/>
         </w:rPr>
-        <w:t xml:space="preserve"> และการเปิดใช้งานบัญชีใหม่ต้องใช้ ThaiD เท่านั้น ระหว่างนี้ผู้ดูแลระบบจึงต้องเป็นคนเตรียมบัญชีที่เปิดใช้งานแล้วไว้ให้ผู้ทดสอบ (รอกรมการปกครองลงทะเบียนที่อยู่ของโดเมนจริงให้ก่อน)</w:t>
+        <w:t xml:space="preserve"> และการเปิดใช้งานบัญชีใหม่ต้องใช้ ThaID เท่านั้น ระหว่างนี้ผู้ดูแลระบบจึงต้องเป็นคนเตรียมบัญชีที่เปิดใช้งานแล้วไว้ให้ผู้ทดสอบ (รอกรมการปกครองลงทะเบียนที่อยู่ของโดเมนจริงให้ก่อน)</w:t>
       </w:r>
     </w:p>
     <w:p>

--- a/docs/manuals-docx/12-tester-manual-overview.docx
+++ b/docs/manuals-docx/12-tester-manual-overview.docx
@@ -81,7 +81,7 @@
           <w:b w:val="1"/>
           <w:bCs w:val="1"/>
         </w:rPr>
-        <w:t>Government Datahub Platform</w:t>
+        <w:t>ระบบกลางเพื่อการแบ่งปันข้อมูลดิจิทัล (D2)</w:t>
       </w:r>
     </w:p>
     <w:p>
@@ -492,7 +492,7 @@
           <w:sz w:val="22"/>
           <w:szCs w:val="22"/>
         </w:rPr>
-        <w:t xml:space="preserve"> ที่ยังไม่เคยเห็น Government Datahub Platform มาก่อน ไม่ต้องมีพื้นฐานทางเทคนิค อ่านแล้วทำตามทีละข้อได้เลย ภาพหน้าจอทุกภาพถ่ายมาจากระบบจริง ไม่ได้วาดขึ้นใหม่ ดังนั้นสิ่งที่คุณเห็นบนจอควรตรงกับในคู่มือ</w:t>
+        <w:t xml:space="preserve"> ที่ยังไม่เคยเห็นระบบกลางเพื่อการแบ่งปันข้อมูลดิจิทัล (D2) มาก่อน ไม่ต้องมีพื้นฐานทางเทคนิค อ่านแล้วทำตามทีละข้อได้เลย ภาพหน้าจอทุกภาพถ่ายมาจากระบบจริง ไม่ได้วาดขึ้นใหม่ ดังนั้นสิ่งที่คุณเห็นบนจอควรตรงกับในคู่มือ</w:t>
       </w:r>
     </w:p>
     <w:p>
@@ -1010,7 +1010,7 @@
           <w:sz w:val="22"/>
           <w:szCs w:val="22"/>
         </w:rPr>
-        <w:t xml:space="preserve">Government Datahub Platform เป็นระบบกลางที่ให้ </w:t>
+        <w:t xml:space="preserve">ระบบกลางเพื่อการแบ่งปันข้อมูลดิจิทัล (D2) เป็นระบบกลางที่ให้ </w:t>
       </w:r>
       <w:r>
         <w:rPr>

--- a/docs/manuals-docx/12-tester-manual-overview.docx
+++ b/docs/manuals-docx/12-tester-manual-overview.docx
@@ -1448,7 +1448,7 @@
                 <w:b w:val="1"/>
                 <w:bCs w:val="1"/>
               </w:rPr>
-              <w:t>ผู้ดำเนินการของหน่วยงาน</w:t>
+              <w:t>ผู้ประสานงานของหน่วยงาน</w:t>
             </w:r>
           </w:p>
         </w:tc>

--- a/docs/manuals-docx/12-tester-manual-overview.docx
+++ b/docs/manuals-docx/12-tester-manual-overview.docx
@@ -4315,9 +4315,9 @@
         <w:tblW w:w="9525" w:type="dxa"/>
       </w:tblPr>
       <w:tblGrid>
-        <w:gridCol w:w="2063"/>
-        <w:gridCol w:w="5566"/>
-        <w:gridCol w:w="1895"/>
+        <w:gridCol w:w="1847"/>
+        <w:gridCol w:w="5396"/>
+        <w:gridCol w:w="2281"/>
       </w:tblGrid>
       <w:tr>
         <w:trPr>
@@ -4326,7 +4326,7 @@
         </w:trPr>
         <w:tc>
           <w:tcPr>
-            <w:tcW w:type="dxa" w:w="2063"/>
+            <w:tcW w:type="dxa" w:w="1847"/>
             <w:shd w:val="clear" w:fill="192768"/>
           </w:tcPr>
           <w:p>
@@ -4363,7 +4363,7 @@
         </w:tc>
         <w:tc>
           <w:tcPr>
-            <w:tcW w:type="dxa" w:w="5565"/>
+            <w:tcW w:type="dxa" w:w="5396"/>
             <w:shd w:val="clear" w:fill="192768"/>
           </w:tcPr>
           <w:p>
@@ -4400,7 +4400,7 @@
         </w:tc>
         <w:tc>
           <w:tcPr>
-            <w:tcW w:type="dxa" w:w="1896"/>
+            <w:tcW w:type="dxa" w:w="2282"/>
             <w:shd w:val="clear" w:fill="192768"/>
           </w:tcPr>
           <w:p>
@@ -4442,7 +4442,7 @@
         </w:trPr>
         <w:tc>
           <w:tcPr>
-            <w:tcW w:type="dxa" w:w="2063"/>
+            <w:tcW w:type="dxa" w:w="1847"/>
             <w:shd w:val="clear" w:fill="FFFFFF"/>
           </w:tcPr>
           <w:p>
@@ -4464,7 +4464,7 @@
         </w:tc>
         <w:tc>
           <w:tcPr>
-            <w:tcW w:type="dxa" w:w="5565"/>
+            <w:tcW w:type="dxa" w:w="5396"/>
             <w:shd w:val="clear" w:fill="FFFFFF"/>
           </w:tcPr>
           <w:p>
@@ -4486,7 +4486,7 @@
         </w:tc>
         <w:tc>
           <w:tcPr>
-            <w:tcW w:type="dxa" w:w="1896"/>
+            <w:tcW w:type="dxa" w:w="2282"/>
             <w:shd w:val="clear" w:fill="FFFFFF"/>
           </w:tcPr>
           <w:p>
@@ -4514,7 +4514,7 @@
         </w:trPr>
         <w:tc>
           <w:tcPr>
-            <w:tcW w:type="dxa" w:w="2063"/>
+            <w:tcW w:type="dxa" w:w="1847"/>
             <w:shd w:val="clear" w:fill="F2F4F9"/>
           </w:tcPr>
           <w:p>
@@ -4536,7 +4536,7 @@
         </w:tc>
         <w:tc>
           <w:tcPr>
-            <w:tcW w:type="dxa" w:w="5565"/>
+            <w:tcW w:type="dxa" w:w="5396"/>
             <w:shd w:val="clear" w:fill="F2F4F9"/>
           </w:tcPr>
           <w:p>
@@ -4616,7 +4616,7 @@
         </w:tc>
         <w:tc>
           <w:tcPr>
-            <w:tcW w:type="dxa" w:w="1896"/>
+            <w:tcW w:type="dxa" w:w="2282"/>
             <w:shd w:val="clear" w:fill="F2F4F9"/>
           </w:tcPr>
           <w:p>
@@ -4663,7 +4663,7 @@
         </w:trPr>
         <w:tc>
           <w:tcPr>
-            <w:tcW w:type="dxa" w:w="2063"/>
+            <w:tcW w:type="dxa" w:w="1847"/>
             <w:shd w:val="clear" w:fill="FFFFFF"/>
           </w:tcPr>
           <w:p>
@@ -4685,7 +4685,7 @@
         </w:tc>
         <w:tc>
           <w:tcPr>
-            <w:tcW w:type="dxa" w:w="5565"/>
+            <w:tcW w:type="dxa" w:w="5396"/>
             <w:shd w:val="clear" w:fill="FFFFFF"/>
           </w:tcPr>
           <w:p>
@@ -4707,7 +4707,7 @@
         </w:tc>
         <w:tc>
           <w:tcPr>
-            <w:tcW w:type="dxa" w:w="1896"/>
+            <w:tcW w:type="dxa" w:w="2282"/>
             <w:shd w:val="clear" w:fill="FFFFFF"/>
           </w:tcPr>
           <w:p>
@@ -4735,7 +4735,7 @@
         </w:trPr>
         <w:tc>
           <w:tcPr>
-            <w:tcW w:type="dxa" w:w="2063"/>
+            <w:tcW w:type="dxa" w:w="1847"/>
             <w:shd w:val="clear" w:fill="F2F4F9"/>
           </w:tcPr>
           <w:p>
@@ -4757,7 +4757,7 @@
         </w:tc>
         <w:tc>
           <w:tcPr>
-            <w:tcW w:type="dxa" w:w="5565"/>
+            <w:tcW w:type="dxa" w:w="5396"/>
             <w:shd w:val="clear" w:fill="F2F4F9"/>
           </w:tcPr>
           <w:p>
@@ -4779,7 +4779,7 @@
         </w:tc>
         <w:tc>
           <w:tcPr>
-            <w:tcW w:type="dxa" w:w="1896"/>
+            <w:tcW w:type="dxa" w:w="2282"/>
             <w:shd w:val="clear" w:fill="F2F4F9"/>
           </w:tcPr>
           <w:p>
@@ -4807,8 +4807,99 @@
         </w:trPr>
         <w:tc>
           <w:tcPr>
-            <w:tcW w:type="dxa" w:w="2063"/>
+            <w:tcW w:type="dxa" w:w="1847"/>
             <w:shd w:val="clear" w:fill="FFFFFF"/>
+          </w:tcPr>
+          <w:p>
+            <w:pPr>
+              <w:spacing w:before="60" w:after="60" w:lineRule="auto" w:line="300"/>
+              <w:jc w:val="left"/>
+            </w:pPr>
+            <w:r/>
+            <w:r>
+              <w:rPr>
+                <w:rFonts w:ascii="Sarabun" w:hAnsi="Sarabun" w:cs="Sarabun" w:eastAsia="Sarabun"/>
+                <w:color w:val="1A1E33"/>
+                <w:sz w:val="20"/>
+                <w:szCs w:val="20"/>
+              </w:rPr>
+              <w:t>ชื่อชุดข้อมูล</w:t>
+            </w:r>
+          </w:p>
+        </w:tc>
+        <w:tc>
+          <w:tcPr>
+            <w:tcW w:type="dxa" w:w="5396"/>
+            <w:shd w:val="clear" w:fill="FFFFFF"/>
+          </w:tcPr>
+          <w:p>
+            <w:pPr>
+              <w:spacing w:before="60" w:after="60" w:lineRule="auto" w:line="300"/>
+              <w:jc w:val="left"/>
+            </w:pPr>
+            <w:r/>
+            <w:r>
+              <w:rPr>
+                <w:rFonts w:ascii="Sarabun" w:hAnsi="Sarabun" w:cs="Sarabun" w:eastAsia="Sarabun"/>
+                <w:color w:val="1A1E33"/>
+                <w:sz w:val="20"/>
+                <w:szCs w:val="20"/>
+              </w:rPr>
+              <w:t>ช่องภาษาไทยต้องมีอักษรไทย ช่องภาษาอังกฤษต้องมีอักษรอังกฤษ (ปนกันได้ แต่ห้ามไม่มีเลย)</w:t>
+            </w:r>
+          </w:p>
+        </w:tc>
+        <w:tc>
+          <w:tcPr>
+            <w:tcW w:type="dxa" w:w="2282"/>
+            <w:shd w:val="clear" w:fill="FFFFFF"/>
+          </w:tcPr>
+          <w:p>
+            <w:pPr>
+              <w:spacing w:before="60" w:after="60" w:lineRule="auto" w:line="300"/>
+              <w:jc w:val="left"/>
+            </w:pPr>
+            <w:r/>
+            <w:r>
+              <w:rPr>
+                <w:rFonts w:ascii="DejaVu Sans Mono" w:hAnsi="DejaVu Sans Mono" w:cs="DejaVu Sans Mono" w:eastAsia="DejaVu Sans Mono"/>
+                <w:color w:val="192768"/>
+                <w:sz w:val="17"/>
+                <w:szCs w:val="17"/>
+                <w:shd w:val="clear" w:fill="F5F6FA"/>
+              </w:rPr>
+              <w:t>สถิติผู้ป่วยนอกรายเดือน</w:t>
+            </w:r>
+            <w:r>
+              <w:rPr>
+                <w:rFonts w:ascii="Sarabun" w:hAnsi="Sarabun" w:cs="Sarabun" w:eastAsia="Sarabun"/>
+                <w:color w:val="1A1E33"/>
+                <w:sz w:val="20"/>
+                <w:szCs w:val="20"/>
+              </w:rPr>
+              <w:t xml:space="preserve"> · </w:t>
+            </w:r>
+            <w:r>
+              <w:rPr>
+                <w:rFonts w:ascii="DejaVu Sans Mono" w:hAnsi="DejaVu Sans Mono" w:cs="DejaVu Sans Mono" w:eastAsia="DejaVu Sans Mono"/>
+                <w:color w:val="192768"/>
+                <w:sz w:val="17"/>
+                <w:szCs w:val="17"/>
+                <w:shd w:val="clear" w:fill="F5F6FA"/>
+              </w:rPr>
+              <w:t>Monthly Outpatient Statistics</w:t>
+            </w:r>
+          </w:p>
+        </w:tc>
+      </w:tr>
+      <w:tr>
+        <w:trPr>
+          <w:cantSplit w:val="1"/>
+        </w:trPr>
+        <w:tc>
+          <w:tcPr>
+            <w:tcW w:type="dxa" w:w="1847"/>
+            <w:shd w:val="clear" w:fill="F2F4F9"/>
           </w:tcPr>
           <w:p>
             <w:pPr>
@@ -4829,8 +4920,8 @@
         </w:tc>
         <w:tc>
           <w:tcPr>
-            <w:tcW w:type="dxa" w:w="5565"/>
-            <w:shd w:val="clear" w:fill="FFFFFF"/>
+            <w:tcW w:type="dxa" w:w="5396"/>
+            <w:shd w:val="clear" w:fill="F2F4F9"/>
           </w:tcPr>
           <w:p>
             <w:pPr>
@@ -4851,8 +4942,8 @@
         </w:tc>
         <w:tc>
           <w:tcPr>
-            <w:tcW w:type="dxa" w:w="1896"/>
-            <w:shd w:val="clear" w:fill="FFFFFF"/>
+            <w:tcW w:type="dxa" w:w="2282"/>
+            <w:shd w:val="clear" w:fill="F2F4F9"/>
           </w:tcPr>
           <w:p>
             <w:pPr>
@@ -4879,8 +4970,8 @@
         </w:trPr>
         <w:tc>
           <w:tcPr>
-            <w:tcW w:type="dxa" w:w="2063"/>
-            <w:shd w:val="clear" w:fill="F2F4F9"/>
+            <w:tcW w:type="dxa" w:w="1847"/>
+            <w:shd w:val="clear" w:fill="FFFFFF"/>
           </w:tcPr>
           <w:p>
             <w:pPr>
@@ -4901,8 +4992,8 @@
         </w:tc>
         <w:tc>
           <w:tcPr>
-            <w:tcW w:type="dxa" w:w="5565"/>
-            <w:shd w:val="clear" w:fill="F2F4F9"/>
+            <w:tcW w:type="dxa" w:w="5396"/>
+            <w:shd w:val="clear" w:fill="FFFFFF"/>
           </w:tcPr>
           <w:p>
             <w:pPr>
@@ -4934,8 +5025,8 @@
         </w:tc>
         <w:tc>
           <w:tcPr>
-            <w:tcW w:type="dxa" w:w="1896"/>
-            <w:shd w:val="clear" w:fill="F2F4F9"/>
+            <w:tcW w:type="dxa" w:w="2282"/>
+            <w:shd w:val="clear" w:fill="FFFFFF"/>
           </w:tcPr>
           <w:p>
             <w:pPr>
@@ -4962,8 +5053,8 @@
         </w:trPr>
         <w:tc>
           <w:tcPr>
-            <w:tcW w:type="dxa" w:w="2063"/>
-            <w:shd w:val="clear" w:fill="FFFFFF"/>
+            <w:tcW w:type="dxa" w:w="1847"/>
+            <w:shd w:val="clear" w:fill="F2F4F9"/>
           </w:tcPr>
           <w:p>
             <w:pPr>
@@ -4984,8 +5075,8 @@
         </w:tc>
         <w:tc>
           <w:tcPr>
-            <w:tcW w:type="dxa" w:w="5565"/>
-            <w:shd w:val="clear" w:fill="FFFFFF"/>
+            <w:tcW w:type="dxa" w:w="5396"/>
+            <w:shd w:val="clear" w:fill="F2F4F9"/>
           </w:tcPr>
           <w:p>
             <w:pPr>
@@ -5006,7 +5097,78 @@
         </w:tc>
         <w:tc>
           <w:tcPr>
-            <w:tcW w:type="dxa" w:w="1896"/>
+            <w:tcW w:type="dxa" w:w="2282"/>
+            <w:shd w:val="clear" w:fill="F2F4F9"/>
+          </w:tcPr>
+          <w:p>
+            <w:pPr>
+              <w:spacing w:before="60" w:after="60" w:lineRule="auto" w:line="300"/>
+              <w:jc w:val="left"/>
+            </w:pPr>
+            <w:r/>
+            <w:r>
+              <w:rPr>
+                <w:rFonts w:ascii="Sarabun" w:hAnsi="Sarabun" w:cs="Sarabun" w:eastAsia="Sarabun"/>
+                <w:color w:val="1A1E33"/>
+                <w:sz w:val="20"/>
+                <w:szCs w:val="20"/>
+              </w:rPr>
+              <w:t>—</w:t>
+            </w:r>
+          </w:p>
+        </w:tc>
+      </w:tr>
+      <w:tr>
+        <w:trPr>
+          <w:cantSplit w:val="1"/>
+        </w:trPr>
+        <w:tc>
+          <w:tcPr>
+            <w:tcW w:type="dxa" w:w="1847"/>
+            <w:shd w:val="clear" w:fill="FFFFFF"/>
+          </w:tcPr>
+          <w:p>
+            <w:pPr>
+              <w:spacing w:before="60" w:after="60" w:lineRule="auto" w:line="300"/>
+              <w:jc w:val="left"/>
+            </w:pPr>
+            <w:r/>
+            <w:r>
+              <w:rPr>
+                <w:rFonts w:ascii="Sarabun" w:hAnsi="Sarabun" w:cs="Sarabun" w:eastAsia="Sarabun"/>
+                <w:color w:val="1A1E33"/>
+                <w:sz w:val="20"/>
+                <w:szCs w:val="20"/>
+              </w:rPr>
+              <w:t>พจนานุกรมข้อมูล</w:t>
+            </w:r>
+          </w:p>
+        </w:tc>
+        <w:tc>
+          <w:tcPr>
+            <w:tcW w:type="dxa" w:w="5396"/>
+            <w:shd w:val="clear" w:fill="FFFFFF"/>
+          </w:tcPr>
+          <w:p>
+            <w:pPr>
+              <w:spacing w:before="60" w:after="60" w:lineRule="auto" w:line="300"/>
+              <w:jc w:val="left"/>
+            </w:pPr>
+            <w:r/>
+            <w:r>
+              <w:rPr>
+                <w:rFonts w:ascii="Sarabun" w:hAnsi="Sarabun" w:cs="Sarabun" w:eastAsia="Sarabun"/>
+                <w:color w:val="1A1E33"/>
+                <w:sz w:val="20"/>
+                <w:szCs w:val="20"/>
+              </w:rPr>
+              <w:t>PDF, XLSX หรือ CSV ขนาดไม่เกิน 10 MB</w:t>
+            </w:r>
+          </w:p>
+        </w:tc>
+        <w:tc>
+          <w:tcPr>
+            <w:tcW w:type="dxa" w:w="2282"/>
             <w:shd w:val="clear" w:fill="FFFFFF"/>
           </w:tcPr>
           <w:p>
@@ -5033,79 +5195,8 @@
         </w:trPr>
         <w:tc>
           <w:tcPr>
-            <w:tcW w:type="dxa" w:w="2063"/>
+            <w:tcW w:type="dxa" w:w="1847"/>
             <w:shd w:val="clear" w:fill="F2F4F9"/>
-          </w:tcPr>
-          <w:p>
-            <w:pPr>
-              <w:spacing w:before="60" w:after="60" w:lineRule="auto" w:line="300"/>
-              <w:jc w:val="left"/>
-            </w:pPr>
-            <w:r/>
-            <w:r>
-              <w:rPr>
-                <w:rFonts w:ascii="Sarabun" w:hAnsi="Sarabun" w:cs="Sarabun" w:eastAsia="Sarabun"/>
-                <w:color w:val="1A1E33"/>
-                <w:sz w:val="20"/>
-                <w:szCs w:val="20"/>
-              </w:rPr>
-              <w:t>พจนานุกรมข้อมูล</w:t>
-            </w:r>
-          </w:p>
-        </w:tc>
-        <w:tc>
-          <w:tcPr>
-            <w:tcW w:type="dxa" w:w="5565"/>
-            <w:shd w:val="clear" w:fill="F2F4F9"/>
-          </w:tcPr>
-          <w:p>
-            <w:pPr>
-              <w:spacing w:before="60" w:after="60" w:lineRule="auto" w:line="300"/>
-              <w:jc w:val="left"/>
-            </w:pPr>
-            <w:r/>
-            <w:r>
-              <w:rPr>
-                <w:rFonts w:ascii="Sarabun" w:hAnsi="Sarabun" w:cs="Sarabun" w:eastAsia="Sarabun"/>
-                <w:color w:val="1A1E33"/>
-                <w:sz w:val="20"/>
-                <w:szCs w:val="20"/>
-              </w:rPr>
-              <w:t>PDF, XLSX หรือ CSV ขนาดไม่เกิน 10 MB</w:t>
-            </w:r>
-          </w:p>
-        </w:tc>
-        <w:tc>
-          <w:tcPr>
-            <w:tcW w:type="dxa" w:w="1896"/>
-            <w:shd w:val="clear" w:fill="F2F4F9"/>
-          </w:tcPr>
-          <w:p>
-            <w:pPr>
-              <w:spacing w:before="60" w:after="60" w:lineRule="auto" w:line="300"/>
-              <w:jc w:val="left"/>
-            </w:pPr>
-            <w:r/>
-            <w:r>
-              <w:rPr>
-                <w:rFonts w:ascii="Sarabun" w:hAnsi="Sarabun" w:cs="Sarabun" w:eastAsia="Sarabun"/>
-                <w:color w:val="1A1E33"/>
-                <w:sz w:val="20"/>
-                <w:szCs w:val="20"/>
-              </w:rPr>
-              <w:t>—</w:t>
-            </w:r>
-          </w:p>
-        </w:tc>
-      </w:tr>
-      <w:tr>
-        <w:trPr>
-          <w:cantSplit w:val="1"/>
-        </w:trPr>
-        <w:tc>
-          <w:tcPr>
-            <w:tcW w:type="dxa" w:w="2063"/>
-            <w:shd w:val="clear" w:fill="FFFFFF"/>
           </w:tcPr>
           <w:p>
             <w:pPr>
@@ -5126,8 +5217,8 @@
         </w:tc>
         <w:tc>
           <w:tcPr>
-            <w:tcW w:type="dxa" w:w="5565"/>
-            <w:shd w:val="clear" w:fill="FFFFFF"/>
+            <w:tcW w:type="dxa" w:w="5396"/>
+            <w:shd w:val="clear" w:fill="F2F4F9"/>
           </w:tcPr>
           <w:p>
             <w:pPr>
@@ -5148,8 +5239,8 @@
         </w:tc>
         <w:tc>
           <w:tcPr>
-            <w:tcW w:type="dxa" w:w="1896"/>
-            <w:shd w:val="clear" w:fill="FFFFFF"/>
+            <w:tcW w:type="dxa" w:w="2282"/>
+            <w:shd w:val="clear" w:fill="F2F4F9"/>
           </w:tcPr>
           <w:p>
             <w:pPr>

--- a/docs/manuals-docx/12-tester-manual-overview.docx
+++ b/docs/manuals-docx/12-tester-manual-overview.docx
@@ -1303,9 +1303,9 @@
         <w:tblW w:w="9525" w:type="dxa"/>
       </w:tblPr>
       <w:tblGrid>
-        <w:gridCol w:w="2646"/>
-        <w:gridCol w:w="5503"/>
-        <w:gridCol w:w="1375"/>
+        <w:gridCol w:w="2702"/>
+        <w:gridCol w:w="5458"/>
+        <w:gridCol w:w="1364"/>
       </w:tblGrid>
       <w:tr>
         <w:trPr>
@@ -1314,7 +1314,7 @@
         </w:trPr>
         <w:tc>
           <w:tcPr>
-            <w:tcW w:type="dxa" w:w="2646"/>
+            <w:tcW w:type="dxa" w:w="2702"/>
             <w:shd w:val="clear" w:fill="192768"/>
           </w:tcPr>
           <w:p>
@@ -1351,7 +1351,7 @@
         </w:tc>
         <w:tc>
           <w:tcPr>
-            <w:tcW w:type="dxa" w:w="5503"/>
+            <w:tcW w:type="dxa" w:w="5458"/>
             <w:shd w:val="clear" w:fill="192768"/>
           </w:tcPr>
           <w:p>
@@ -1388,7 +1388,7 @@
         </w:tc>
         <w:tc>
           <w:tcPr>
-            <w:tcW w:type="dxa" w:w="1376"/>
+            <w:tcW w:type="dxa" w:w="1364"/>
             <w:shd w:val="clear" w:fill="192768"/>
           </w:tcPr>
           <w:p>
@@ -1430,7 +1430,7 @@
         </w:trPr>
         <w:tc>
           <w:tcPr>
-            <w:tcW w:type="dxa" w:w="2646"/>
+            <w:tcW w:type="dxa" w:w="2702"/>
             <w:shd w:val="clear" w:fill="FFFFFF"/>
           </w:tcPr>
           <w:p>
@@ -1454,7 +1454,7 @@
         </w:tc>
         <w:tc>
           <w:tcPr>
-            <w:tcW w:type="dxa" w:w="5503"/>
+            <w:tcW w:type="dxa" w:w="5458"/>
             <w:shd w:val="clear" w:fill="FFFFFF"/>
           </w:tcPr>
           <w:p>
@@ -1476,7 +1476,7 @@
         </w:tc>
         <w:tc>
           <w:tcPr>
-            <w:tcW w:type="dxa" w:w="1376"/>
+            <w:tcW w:type="dxa" w:w="1364"/>
             <w:shd w:val="clear" w:fill="FFFFFF"/>
           </w:tcPr>
           <w:p>
@@ -1503,7 +1503,7 @@
         </w:trPr>
         <w:tc>
           <w:tcPr>
-            <w:tcW w:type="dxa" w:w="2646"/>
+            <w:tcW w:type="dxa" w:w="2702"/>
             <w:shd w:val="clear" w:fill="F2F4F9"/>
           </w:tcPr>
           <w:p>
@@ -1527,7 +1527,7 @@
         </w:tc>
         <w:tc>
           <w:tcPr>
-            <w:tcW w:type="dxa" w:w="5503"/>
+            <w:tcW w:type="dxa" w:w="5458"/>
             <w:shd w:val="clear" w:fill="F2F4F9"/>
           </w:tcPr>
           <w:p>
@@ -1549,7 +1549,7 @@
         </w:tc>
         <w:tc>
           <w:tcPr>
-            <w:tcW w:type="dxa" w:w="1376"/>
+            <w:tcW w:type="dxa" w:w="1364"/>
             <w:shd w:val="clear" w:fill="F2F4F9"/>
           </w:tcPr>
           <w:p>
@@ -1576,7 +1576,7 @@
         </w:trPr>
         <w:tc>
           <w:tcPr>
-            <w:tcW w:type="dxa" w:w="2646"/>
+            <w:tcW w:type="dxa" w:w="2702"/>
             <w:shd w:val="clear" w:fill="FFFFFF"/>
           </w:tcPr>
           <w:p>
@@ -1594,13 +1594,13 @@
                 <w:b w:val="1"/>
                 <w:bCs w:val="1"/>
               </w:rPr>
-              <w:t>เจ้าหน้าที่ BDI</w:t>
+              <w:t>ผู้ประสานงานของ BDI</w:t>
             </w:r>
           </w:p>
         </w:tc>
         <w:tc>
           <w:tcPr>
-            <w:tcW w:type="dxa" w:w="5503"/>
+            <w:tcW w:type="dxa" w:w="5458"/>
             <w:shd w:val="clear" w:fill="FFFFFF"/>
           </w:tcPr>
           <w:p>
@@ -1622,7 +1622,7 @@
         </w:tc>
         <w:tc>
           <w:tcPr>
-            <w:tcW w:type="dxa" w:w="1376"/>
+            <w:tcW w:type="dxa" w:w="1364"/>
             <w:shd w:val="clear" w:fill="FFFFFF"/>
           </w:tcPr>
           <w:p>
@@ -1649,7 +1649,7 @@
         </w:trPr>
         <w:tc>
           <w:tcPr>
-            <w:tcW w:type="dxa" w:w="2646"/>
+            <w:tcW w:type="dxa" w:w="2702"/>
             <w:shd w:val="clear" w:fill="F2F4F9"/>
           </w:tcPr>
           <w:p>
@@ -1673,7 +1673,7 @@
         </w:tc>
         <w:tc>
           <w:tcPr>
-            <w:tcW w:type="dxa" w:w="5503"/>
+            <w:tcW w:type="dxa" w:w="5458"/>
             <w:shd w:val="clear" w:fill="F2F4F9"/>
           </w:tcPr>
           <w:p>
@@ -1695,7 +1695,7 @@
         </w:tc>
         <w:tc>
           <w:tcPr>
-            <w:tcW w:type="dxa" w:w="1376"/>
+            <w:tcW w:type="dxa" w:w="1364"/>
             <w:shd w:val="clear" w:fill="F2F4F9"/>
           </w:tcPr>
           <w:p>
@@ -1722,7 +1722,7 @@
         </w:trPr>
         <w:tc>
           <w:tcPr>
-            <w:tcW w:type="dxa" w:w="2646"/>
+            <w:tcW w:type="dxa" w:w="2702"/>
             <w:shd w:val="clear" w:fill="FFFFFF"/>
           </w:tcPr>
           <w:p>
@@ -1746,7 +1746,7 @@
         </w:tc>
         <w:tc>
           <w:tcPr>
-            <w:tcW w:type="dxa" w:w="5503"/>
+            <w:tcW w:type="dxa" w:w="5458"/>
             <w:shd w:val="clear" w:fill="FFFFFF"/>
           </w:tcPr>
           <w:p>
@@ -1768,7 +1768,7 @@
         </w:tc>
         <w:tc>
           <w:tcPr>
-            <w:tcW w:type="dxa" w:w="1376"/>
+            <w:tcW w:type="dxa" w:w="1364"/>
             <w:shd w:val="clear" w:fill="FFFFFF"/>
           </w:tcPr>
           <w:p>
@@ -2309,8 +2309,8 @@
         <w:tblW w:w="9525" w:type="dxa"/>
       </w:tblPr>
       <w:tblGrid>
-        <w:gridCol w:w="3553"/>
-        <w:gridCol w:w="5971"/>
+        <w:gridCol w:w="3528"/>
+        <w:gridCol w:w="5997"/>
       </w:tblGrid>
       <w:tr>
         <w:trPr>
@@ -2319,7 +2319,7 @@
         </w:trPr>
         <w:tc>
           <w:tcPr>
-            <w:tcW w:type="dxa" w:w="3553"/>
+            <w:tcW w:type="dxa" w:w="3528"/>
             <w:shd w:val="clear" w:fill="192768"/>
           </w:tcPr>
           <w:p>
@@ -2356,7 +2356,7 @@
         </w:tc>
         <w:tc>
           <w:tcPr>
-            <w:tcW w:type="dxa" w:w="5971"/>
+            <w:tcW w:type="dxa" w:w="5996"/>
             <w:shd w:val="clear" w:fill="192768"/>
           </w:tcPr>
           <w:p>
@@ -2398,7 +2398,7 @@
         </w:trPr>
         <w:tc>
           <w:tcPr>
-            <w:tcW w:type="dxa" w:w="3553"/>
+            <w:tcW w:type="dxa" w:w="3528"/>
             <w:shd w:val="clear" w:fill="FFFFFF"/>
           </w:tcPr>
           <w:p>
@@ -2421,7 +2421,7 @@
         </w:tc>
         <w:tc>
           <w:tcPr>
-            <w:tcW w:type="dxa" w:w="5971"/>
+            <w:tcW w:type="dxa" w:w="5996"/>
             <w:shd w:val="clear" w:fill="FFFFFF"/>
           </w:tcPr>
           <w:p>
@@ -2437,7 +2437,7 @@
                 <w:sz w:val="20"/>
                 <w:szCs w:val="20"/>
               </w:rPr>
-              <w:t>เจ้าหน้าที่ BDI — เห็นและตรวจได้ทุกคำขอในระบบ</w:t>
+              <w:t>ผู้ประสานงานของ BDI — เห็นและตรวจได้ทุกคำขอในระบบ</w:t>
             </w:r>
           </w:p>
         </w:tc>
@@ -2448,7 +2448,7 @@
         </w:trPr>
         <w:tc>
           <w:tcPr>
-            <w:tcW w:type="dxa" w:w="3553"/>
+            <w:tcW w:type="dxa" w:w="3528"/>
             <w:shd w:val="clear" w:fill="F2F4F9"/>
           </w:tcPr>
           <w:p>
@@ -2471,7 +2471,7 @@
         </w:tc>
         <w:tc>
           <w:tcPr>
-            <w:tcW w:type="dxa" w:w="5971"/>
+            <w:tcW w:type="dxa" w:w="5996"/>
             <w:shd w:val="clear" w:fill="F2F4F9"/>
           </w:tcPr>
           <w:p>
@@ -2498,7 +2498,7 @@
         </w:trPr>
         <w:tc>
           <w:tcPr>
-            <w:tcW w:type="dxa" w:w="3553"/>
+            <w:tcW w:type="dxa" w:w="3528"/>
             <w:shd w:val="clear" w:fill="FFFFFF"/>
           </w:tcPr>
           <w:p>
@@ -2521,7 +2521,7 @@
         </w:tc>
         <w:tc>
           <w:tcPr>
-            <w:tcW w:type="dxa" w:w="5971"/>
+            <w:tcW w:type="dxa" w:w="5996"/>
             <w:shd w:val="clear" w:fill="FFFFFF"/>
           </w:tcPr>
           <w:p>
@@ -2548,7 +2548,7 @@
         </w:trPr>
         <w:tc>
           <w:tcPr>
-            <w:tcW w:type="dxa" w:w="3553"/>
+            <w:tcW w:type="dxa" w:w="3528"/>
             <w:shd w:val="clear" w:fill="F2F4F9"/>
           </w:tcPr>
           <w:p>
@@ -2571,7 +2571,7 @@
         </w:tc>
         <w:tc>
           <w:tcPr>
-            <w:tcW w:type="dxa" w:w="5971"/>
+            <w:tcW w:type="dxa" w:w="5996"/>
             <w:shd w:val="clear" w:fill="F2F4F9"/>
           </w:tcPr>
           <w:p>
@@ -2598,7 +2598,7 @@
         </w:trPr>
         <w:tc>
           <w:tcPr>
-            <w:tcW w:type="dxa" w:w="3553"/>
+            <w:tcW w:type="dxa" w:w="3528"/>
             <w:shd w:val="clear" w:fill="FFFFFF"/>
           </w:tcPr>
           <w:p>
@@ -2621,7 +2621,7 @@
         </w:tc>
         <w:tc>
           <w:tcPr>
-            <w:tcW w:type="dxa" w:w="5971"/>
+            <w:tcW w:type="dxa" w:w="5996"/>
             <w:shd w:val="clear" w:fill="FFFFFF"/>
           </w:tcPr>
           <w:p>
@@ -2648,7 +2648,7 @@
         </w:trPr>
         <w:tc>
           <w:tcPr>
-            <w:tcW w:type="dxa" w:w="3553"/>
+            <w:tcW w:type="dxa" w:w="3528"/>
             <w:shd w:val="clear" w:fill="F2F4F9"/>
           </w:tcPr>
           <w:p>
@@ -2671,7 +2671,7 @@
         </w:tc>
         <w:tc>
           <w:tcPr>
-            <w:tcW w:type="dxa" w:w="5971"/>
+            <w:tcW w:type="dxa" w:w="5996"/>
             <w:shd w:val="clear" w:fill="F2F4F9"/>
           </w:tcPr>
           <w:p>
@@ -4315,9 +4315,9 @@
         <w:tblW w:w="9525" w:type="dxa"/>
       </w:tblPr>
       <w:tblGrid>
-        <w:gridCol w:w="1847"/>
-        <w:gridCol w:w="5396"/>
-        <w:gridCol w:w="2281"/>
+        <w:gridCol w:w="1841"/>
+        <w:gridCol w:w="5408"/>
+        <w:gridCol w:w="2275"/>
       </w:tblGrid>
       <w:tr>
         <w:trPr>
@@ -4326,7 +4326,7 @@
         </w:trPr>
         <w:tc>
           <w:tcPr>
-            <w:tcW w:type="dxa" w:w="1847"/>
+            <w:tcW w:type="dxa" w:w="1842"/>
             <w:shd w:val="clear" w:fill="192768"/>
           </w:tcPr>
           <w:p>
@@ -4363,7 +4363,7 @@
         </w:tc>
         <w:tc>
           <w:tcPr>
-            <w:tcW w:type="dxa" w:w="5396"/>
+            <w:tcW w:type="dxa" w:w="5408"/>
             <w:shd w:val="clear" w:fill="192768"/>
           </w:tcPr>
           <w:p>
@@ -4400,7 +4400,7 @@
         </w:tc>
         <w:tc>
           <w:tcPr>
-            <w:tcW w:type="dxa" w:w="2282"/>
+            <w:tcW w:type="dxa" w:w="2275"/>
             <w:shd w:val="clear" w:fill="192768"/>
           </w:tcPr>
           <w:p>
@@ -4442,7 +4442,7 @@
         </w:trPr>
         <w:tc>
           <w:tcPr>
-            <w:tcW w:type="dxa" w:w="1847"/>
+            <w:tcW w:type="dxa" w:w="1842"/>
             <w:shd w:val="clear" w:fill="FFFFFF"/>
           </w:tcPr>
           <w:p>
@@ -4464,7 +4464,7 @@
         </w:tc>
         <w:tc>
           <w:tcPr>
-            <w:tcW w:type="dxa" w:w="5396"/>
+            <w:tcW w:type="dxa" w:w="5408"/>
             <w:shd w:val="clear" w:fill="FFFFFF"/>
           </w:tcPr>
           <w:p>
@@ -4486,7 +4486,7 @@
         </w:tc>
         <w:tc>
           <w:tcPr>
-            <w:tcW w:type="dxa" w:w="2282"/>
+            <w:tcW w:type="dxa" w:w="2275"/>
             <w:shd w:val="clear" w:fill="FFFFFF"/>
           </w:tcPr>
           <w:p>
@@ -4514,7 +4514,7 @@
         </w:trPr>
         <w:tc>
           <w:tcPr>
-            <w:tcW w:type="dxa" w:w="1847"/>
+            <w:tcW w:type="dxa" w:w="1842"/>
             <w:shd w:val="clear" w:fill="F2F4F9"/>
           </w:tcPr>
           <w:p>
@@ -4536,7 +4536,7 @@
         </w:tc>
         <w:tc>
           <w:tcPr>
-            <w:tcW w:type="dxa" w:w="5396"/>
+            <w:tcW w:type="dxa" w:w="5408"/>
             <w:shd w:val="clear" w:fill="F2F4F9"/>
           </w:tcPr>
           <w:p>
@@ -4616,7 +4616,7 @@
         </w:tc>
         <w:tc>
           <w:tcPr>
-            <w:tcW w:type="dxa" w:w="2282"/>
+            <w:tcW w:type="dxa" w:w="2275"/>
             <w:shd w:val="clear" w:fill="F2F4F9"/>
           </w:tcPr>
           <w:p>
@@ -4663,7 +4663,7 @@
         </w:trPr>
         <w:tc>
           <w:tcPr>
-            <w:tcW w:type="dxa" w:w="1847"/>
+            <w:tcW w:type="dxa" w:w="1842"/>
             <w:shd w:val="clear" w:fill="FFFFFF"/>
           </w:tcPr>
           <w:p>
@@ -4685,7 +4685,7 @@
         </w:tc>
         <w:tc>
           <w:tcPr>
-            <w:tcW w:type="dxa" w:w="5396"/>
+            <w:tcW w:type="dxa" w:w="5408"/>
             <w:shd w:val="clear" w:fill="FFFFFF"/>
           </w:tcPr>
           <w:p>
@@ -4707,7 +4707,7 @@
         </w:tc>
         <w:tc>
           <w:tcPr>
-            <w:tcW w:type="dxa" w:w="2282"/>
+            <w:tcW w:type="dxa" w:w="2275"/>
             <w:shd w:val="clear" w:fill="FFFFFF"/>
           </w:tcPr>
           <w:p>
@@ -4735,7 +4735,7 @@
         </w:trPr>
         <w:tc>
           <w:tcPr>
-            <w:tcW w:type="dxa" w:w="1847"/>
+            <w:tcW w:type="dxa" w:w="1842"/>
             <w:shd w:val="clear" w:fill="F2F4F9"/>
           </w:tcPr>
           <w:p>
@@ -4757,7 +4757,7 @@
         </w:tc>
         <w:tc>
           <w:tcPr>
-            <w:tcW w:type="dxa" w:w="5396"/>
+            <w:tcW w:type="dxa" w:w="5408"/>
             <w:shd w:val="clear" w:fill="F2F4F9"/>
           </w:tcPr>
           <w:p>
@@ -4779,7 +4779,7 @@
         </w:tc>
         <w:tc>
           <w:tcPr>
-            <w:tcW w:type="dxa" w:w="2282"/>
+            <w:tcW w:type="dxa" w:w="2275"/>
             <w:shd w:val="clear" w:fill="F2F4F9"/>
           </w:tcPr>
           <w:p>
@@ -4807,7 +4807,7 @@
         </w:trPr>
         <w:tc>
           <w:tcPr>
-            <w:tcW w:type="dxa" w:w="1847"/>
+            <w:tcW w:type="dxa" w:w="1842"/>
             <w:shd w:val="clear" w:fill="FFFFFF"/>
           </w:tcPr>
           <w:p>
@@ -4829,7 +4829,7 @@
         </w:tc>
         <w:tc>
           <w:tcPr>
-            <w:tcW w:type="dxa" w:w="5396"/>
+            <w:tcW w:type="dxa" w:w="5408"/>
             <w:shd w:val="clear" w:fill="FFFFFF"/>
           </w:tcPr>
           <w:p>
@@ -4851,7 +4851,7 @@
         </w:tc>
         <w:tc>
           <w:tcPr>
-            <w:tcW w:type="dxa" w:w="2282"/>
+            <w:tcW w:type="dxa" w:w="2275"/>
             <w:shd w:val="clear" w:fill="FFFFFF"/>
           </w:tcPr>
           <w:p>
@@ -4898,7 +4898,7 @@
         </w:trPr>
         <w:tc>
           <w:tcPr>
-            <w:tcW w:type="dxa" w:w="1847"/>
+            <w:tcW w:type="dxa" w:w="1842"/>
             <w:shd w:val="clear" w:fill="F2F4F9"/>
           </w:tcPr>
           <w:p>
@@ -4920,7 +4920,7 @@
         </w:tc>
         <w:tc>
           <w:tcPr>
-            <w:tcW w:type="dxa" w:w="5396"/>
+            <w:tcW w:type="dxa" w:w="5408"/>
             <w:shd w:val="clear" w:fill="F2F4F9"/>
           </w:tcPr>
           <w:p>
@@ -4942,7 +4942,7 @@
         </w:tc>
         <w:tc>
           <w:tcPr>
-            <w:tcW w:type="dxa" w:w="2282"/>
+            <w:tcW w:type="dxa" w:w="2275"/>
             <w:shd w:val="clear" w:fill="F2F4F9"/>
           </w:tcPr>
           <w:p>
@@ -4970,7 +4970,7 @@
         </w:trPr>
         <w:tc>
           <w:tcPr>
-            <w:tcW w:type="dxa" w:w="1847"/>
+            <w:tcW w:type="dxa" w:w="1842"/>
             <w:shd w:val="clear" w:fill="FFFFFF"/>
           </w:tcPr>
           <w:p>
@@ -4992,7 +4992,7 @@
         </w:tc>
         <w:tc>
           <w:tcPr>
-            <w:tcW w:type="dxa" w:w="5396"/>
+            <w:tcW w:type="dxa" w:w="5408"/>
             <w:shd w:val="clear" w:fill="FFFFFF"/>
           </w:tcPr>
           <w:p>
@@ -5019,13 +5019,13 @@
                 <w:sz w:val="20"/>
                 <w:szCs w:val="20"/>
               </w:rPr>
-              <w:t xml:space="preserve"> ระบบกำหนดให้ — ผิดต้องแจ้งเจ้าหน้าที่ BDI</w:t>
+              <w:t xml:space="preserve"> ระบบกำหนดให้ — ผิดต้องแจ้งผู้ประสานงานของ BDI</w:t>
             </w:r>
           </w:p>
         </w:tc>
         <w:tc>
           <w:tcPr>
-            <w:tcW w:type="dxa" w:w="2282"/>
+            <w:tcW w:type="dxa" w:w="2275"/>
             <w:shd w:val="clear" w:fill="FFFFFF"/>
           </w:tcPr>
           <w:p>
@@ -5053,7 +5053,7 @@
         </w:trPr>
         <w:tc>
           <w:tcPr>
-            <w:tcW w:type="dxa" w:w="1847"/>
+            <w:tcW w:type="dxa" w:w="1842"/>
             <w:shd w:val="clear" w:fill="F2F4F9"/>
           </w:tcPr>
           <w:p>
@@ -5075,7 +5075,7 @@
         </w:tc>
         <w:tc>
           <w:tcPr>
-            <w:tcW w:type="dxa" w:w="5396"/>
+            <w:tcW w:type="dxa" w:w="5408"/>
             <w:shd w:val="clear" w:fill="F2F4F9"/>
           </w:tcPr>
           <w:p>
@@ -5097,7 +5097,7 @@
         </w:tc>
         <w:tc>
           <w:tcPr>
-            <w:tcW w:type="dxa" w:w="2282"/>
+            <w:tcW w:type="dxa" w:w="2275"/>
             <w:shd w:val="clear" w:fill="F2F4F9"/>
           </w:tcPr>
           <w:p>
@@ -5124,7 +5124,7 @@
         </w:trPr>
         <w:tc>
           <w:tcPr>
-            <w:tcW w:type="dxa" w:w="1847"/>
+            <w:tcW w:type="dxa" w:w="1842"/>
             <w:shd w:val="clear" w:fill="FFFFFF"/>
           </w:tcPr>
           <w:p>
@@ -5146,7 +5146,7 @@
         </w:tc>
         <w:tc>
           <w:tcPr>
-            <w:tcW w:type="dxa" w:w="5396"/>
+            <w:tcW w:type="dxa" w:w="5408"/>
             <w:shd w:val="clear" w:fill="FFFFFF"/>
           </w:tcPr>
           <w:p>
@@ -5168,7 +5168,7 @@
         </w:tc>
         <w:tc>
           <w:tcPr>
-            <w:tcW w:type="dxa" w:w="2282"/>
+            <w:tcW w:type="dxa" w:w="2275"/>
             <w:shd w:val="clear" w:fill="FFFFFF"/>
           </w:tcPr>
           <w:p>
@@ -5195,7 +5195,7 @@
         </w:trPr>
         <w:tc>
           <w:tcPr>
-            <w:tcW w:type="dxa" w:w="1847"/>
+            <w:tcW w:type="dxa" w:w="1842"/>
             <w:shd w:val="clear" w:fill="F2F4F9"/>
           </w:tcPr>
           <w:p>
@@ -5217,7 +5217,7 @@
         </w:tc>
         <w:tc>
           <w:tcPr>
-            <w:tcW w:type="dxa" w:w="5396"/>
+            <w:tcW w:type="dxa" w:w="5408"/>
             <w:shd w:val="clear" w:fill="F2F4F9"/>
           </w:tcPr>
           <w:p>
@@ -5239,7 +5239,7 @@
         </w:tc>
         <w:tc>
           <w:tcPr>
-            <w:tcW w:type="dxa" w:w="2282"/>
+            <w:tcW w:type="dxa" w:w="2275"/>
             <w:shd w:val="clear" w:fill="F2F4F9"/>
           </w:tcPr>
           <w:p>
